--- a/docs/Informe_Lab04_Plataformas_Emergentes.docx
+++ b/docs/Informe_Lab04_Plataformas_Emergentes.docx
@@ -6252,7 +6252,7 @@
         <w:pStyle w:val="Cuerpo"/>
       </w:pPr>
       <w:r>
-        <w:t>Se incluyen los archivos principales sin comentarios ni líneas en blanco. Los archivos de las pantallas Horario, Notas y Enfoque, los widgets comunes y las pruebas están completos en el repositorio BastleyNait/FLUTTER-APP.</w:t>
+        <w:t>Se incluyen los archivos principales sin comentarios ni líneas en blanco. Los archivos de las pantallas Nueva tarea, Horario, Notas y Enfoque, los widgets comunes y las pruebas están completos en el repositorio BastleyNait/FLUTTER-APP.</w:t>
       </w:r>
     </w:p>
     <w:p/>

--- a/docs/Informe_Lab04_Plataformas_Emergentes.docx
+++ b/docs/Informe_Lab04_Plataformas_Emergentes.docx
@@ -788,9 +788,145 @@
         <w:rPr>
           <w:sz w:val="20"/>
         </w:rPr>
-        <w:t>4. Investigación: componentes para organizar la interfaz y el layout</w:t>
+        <w:t>4. Desarrollo de la aplicación</w:t>
         <w:tab/>
         <w:t>5</w:t>
+      </w:r>
+    </w:p>
+    <w:p>
+      <w:pPr>
+        <w:tabs>
+          <w:tab w:pos="9694" w:val="right" w:leader="dot"/>
+        </w:tabs>
+        <w:spacing w:after="0" w:line="240" w:lineRule="auto"/>
+        <w:ind w:left="680"/>
+      </w:pPr>
+      <w:r>
+        <w:rPr>
+          <w:sz w:val="20"/>
+        </w:rPr>
+        <w:t>4.1. Proyecto, estado y navegación</w:t>
+        <w:tab/>
+        <w:t>5</w:t>
+      </w:r>
+    </w:p>
+    <w:p>
+      <w:pPr>
+        <w:tabs>
+          <w:tab w:pos="9694" w:val="right" w:leader="dot"/>
+        </w:tabs>
+        <w:spacing w:after="0" w:line="240" w:lineRule="auto"/>
+        <w:ind w:left="680"/>
+      </w:pPr>
+      <w:r>
+        <w:rPr>
+          <w:sz w:val="20"/>
+        </w:rPr>
+        <w:t>4.2. Inicio</w:t>
+        <w:tab/>
+        <w:t>6</w:t>
+      </w:r>
+    </w:p>
+    <w:p>
+      <w:pPr>
+        <w:tabs>
+          <w:tab w:pos="9694" w:val="right" w:leader="dot"/>
+        </w:tabs>
+        <w:spacing w:after="0" w:line="240" w:lineRule="auto"/>
+        <w:ind w:left="680"/>
+      </w:pPr>
+      <w:r>
+        <w:rPr>
+          <w:sz w:val="20"/>
+        </w:rPr>
+        <w:t>4.3. Tareas</w:t>
+        <w:tab/>
+        <w:t>6</w:t>
+      </w:r>
+    </w:p>
+    <w:p>
+      <w:pPr>
+        <w:tabs>
+          <w:tab w:pos="9694" w:val="right" w:leader="dot"/>
+        </w:tabs>
+        <w:spacing w:after="0" w:line="240" w:lineRule="auto"/>
+        <w:ind w:left="680"/>
+      </w:pPr>
+      <w:r>
+        <w:rPr>
+          <w:sz w:val="20"/>
+        </w:rPr>
+        <w:t>4.4. Nueva tarea</w:t>
+        <w:tab/>
+        <w:t>7</w:t>
+      </w:r>
+    </w:p>
+    <w:p>
+      <w:pPr>
+        <w:tabs>
+          <w:tab w:pos="9694" w:val="right" w:leader="dot"/>
+        </w:tabs>
+        <w:spacing w:after="0" w:line="240" w:lineRule="auto"/>
+        <w:ind w:left="680"/>
+      </w:pPr>
+      <w:r>
+        <w:rPr>
+          <w:sz w:val="20"/>
+        </w:rPr>
+        <w:t>4.5. Horario</w:t>
+        <w:tab/>
+        <w:t>7</w:t>
+      </w:r>
+    </w:p>
+    <w:p>
+      <w:pPr>
+        <w:tabs>
+          <w:tab w:pos="9694" w:val="right" w:leader="dot"/>
+        </w:tabs>
+        <w:spacing w:after="0" w:line="240" w:lineRule="auto"/>
+        <w:ind w:left="680"/>
+      </w:pPr>
+      <w:r>
+        <w:rPr>
+          <w:sz w:val="20"/>
+        </w:rPr>
+        <w:t>4.6. Notas</w:t>
+        <w:tab/>
+        <w:t>8</w:t>
+      </w:r>
+    </w:p>
+    <w:p>
+      <w:pPr>
+        <w:tabs>
+          <w:tab w:pos="9694" w:val="right" w:leader="dot"/>
+        </w:tabs>
+        <w:spacing w:after="0" w:line="240" w:lineRule="auto"/>
+        <w:ind w:left="680"/>
+      </w:pPr>
+      <w:r>
+        <w:rPr>
+          <w:sz w:val="20"/>
+        </w:rPr>
+        <w:t>4.7. Enfoque (Pomodoro)</w:t>
+        <w:tab/>
+        <w:t>9</w:t>
+      </w:r>
+    </w:p>
+    <w:p>
+      <w:pPr>
+        <w:tabs>
+          <w:tab w:pos="9694" w:val="right" w:leader="dot"/>
+        </w:tabs>
+        <w:spacing w:after="0" w:line="240" w:lineRule="auto"/>
+        <w:ind w:left="680"/>
+      </w:pPr>
+      <w:r>
+        <w:rPr>
+          <w:sz w:val="20"/>
+        </w:rPr>
+        <w:t>4.8. Pruebas</w:t>
+        <w:tab/>
+        <w:t>9</w:t>
       </w:r>
     </w:p>
     <w:p>
@@ -805,92 +941,7 @@
         <w:rPr>
           <w:sz w:val="20"/>
         </w:rPr>
-        <w:t>5. Descripción del proceso de desarrollo</w:t>
-        <w:tab/>
-        <w:t>6</w:t>
-      </w:r>
-    </w:p>
-    <w:p>
-      <w:pPr>
-        <w:tabs>
-          <w:tab w:pos="9694" w:val="right" w:leader="dot"/>
-        </w:tabs>
-        <w:spacing w:after="0" w:line="240" w:lineRule="auto"/>
-        <w:ind w:left="680"/>
-      </w:pPr>
-      <w:r>
-        <w:rPr>
-          <w:sz w:val="20"/>
-        </w:rPr>
-        <w:t>5.1. Creación y estructura del proyecto</w:t>
-        <w:tab/>
-        <w:t>6</w:t>
-      </w:r>
-    </w:p>
-    <w:p>
-      <w:pPr>
-        <w:tabs>
-          <w:tab w:pos="9694" w:val="right" w:leader="dot"/>
-        </w:tabs>
-        <w:spacing w:after="0" w:line="240" w:lineRule="auto"/>
-        <w:ind w:left="680"/>
-      </w:pPr>
-      <w:r>
-        <w:rPr>
-          <w:sz w:val="20"/>
-        </w:rPr>
-        <w:t>5.2. Estado compartido</w:t>
-        <w:tab/>
-        <w:t>6</w:t>
-      </w:r>
-    </w:p>
-    <w:p>
-      <w:pPr>
-        <w:tabs>
-          <w:tab w:pos="9694" w:val="right" w:leader="dot"/>
-        </w:tabs>
-        <w:spacing w:after="0" w:line="240" w:lineRule="auto"/>
-        <w:ind w:left="680"/>
-      </w:pPr>
-      <w:r>
-        <w:rPr>
-          <w:sz w:val="20"/>
-        </w:rPr>
-        <w:t>5.3. Navegación adaptable</w:t>
-        <w:tab/>
-        <w:t>7</w:t>
-      </w:r>
-    </w:p>
-    <w:p>
-      <w:pPr>
-        <w:tabs>
-          <w:tab w:pos="9694" w:val="right" w:leader="dot"/>
-        </w:tabs>
-        <w:spacing w:after="0" w:line="240" w:lineRule="auto"/>
-        <w:ind w:left="680"/>
-      </w:pPr>
-      <w:r>
-        <w:rPr>
-          <w:sz w:val="20"/>
-        </w:rPr>
-        <w:t>5.4. Pantallas</w:t>
-        <w:tab/>
-        <w:t>7</w:t>
-      </w:r>
-    </w:p>
-    <w:p>
-      <w:pPr>
-        <w:tabs>
-          <w:tab w:pos="9694" w:val="right" w:leader="dot"/>
-        </w:tabs>
-        <w:spacing w:after="0" w:line="240" w:lineRule="auto"/>
-        <w:ind w:left="680"/>
-      </w:pPr>
-      <w:r>
-        <w:rPr>
-          <w:sz w:val="20"/>
-        </w:rPr>
-        <w:t>5.5. Pruebas</w:t>
+        <w:t>5. Componentes de Flutter para organizar la interfaz y el layout</w:t>
         <w:tab/>
         <w:t>9</w:t>
       </w:r>
@@ -910,7 +961,7 @@
         </w:rPr>
         <w:t>II. SOLUCIÓN DEL CUESTIONARIO</w:t>
         <w:tab/>
-        <w:t>9</w:t>
+        <w:t>10</w:t>
       </w:r>
     </w:p>
     <w:p>
@@ -927,41 +978,7 @@
         </w:rPr>
         <w:t>Apreciación de la herramienta (Flutter)</w:t>
         <w:tab/>
-        <w:t>9</w:t>
-      </w:r>
-    </w:p>
-    <w:p>
-      <w:pPr>
-        <w:tabs>
-          <w:tab w:pos="9694" w:val="right" w:leader="dot"/>
-        </w:tabs>
-        <w:spacing w:after="0" w:line="240" w:lineRule="auto"/>
-        <w:ind w:left="680"/>
-      </w:pPr>
-      <w:r>
-        <w:rPr>
-          <w:sz w:val="20"/>
-        </w:rPr>
-        <w:t>Características favorables</w:t>
-        <w:tab/>
-        <w:t>9</w:t>
-      </w:r>
-    </w:p>
-    <w:p>
-      <w:pPr>
-        <w:tabs>
-          <w:tab w:pos="9694" w:val="right" w:leader="dot"/>
-        </w:tabs>
-        <w:spacing w:after="0" w:line="240" w:lineRule="auto"/>
-        <w:ind w:left="680"/>
-      </w:pPr>
-      <w:r>
-        <w:rPr>
-          <w:sz w:val="20"/>
-        </w:rPr>
-        <w:t>Características desfavorables</w:t>
-        <w:tab/>
-        <w:t>9</w:t>
+        <w:t>10</w:t>
       </w:r>
     </w:p>
     <w:p>
@@ -979,7 +996,7 @@
         </w:rPr>
         <w:t>III. CONCLUSIONES</w:t>
         <w:tab/>
-        <w:t>9</w:t>
+        <w:t>10</w:t>
       </w:r>
     </w:p>
     <w:p>
@@ -997,7 +1014,7 @@
         </w:rPr>
         <w:t>REFERENCIAS Y BIBLIOGRAFÍA</w:t>
         <w:tab/>
-        <w:t>10</w:t>
+        <w:t>11</w:t>
       </w:r>
     </w:p>
     <w:p>
@@ -1015,7 +1032,7 @@
         </w:rPr>
         <w:t>ANEXOS</w:t>
         <w:tab/>
-        <w:t>11</w:t>
+        <w:t>12</w:t>
       </w:r>
     </w:p>
     <w:p>
@@ -1032,7 +1049,7 @@
         </w:rPr>
         <w:t>Anexo A. Código fuente principal</w:t>
         <w:tab/>
-        <w:t>11</w:t>
+        <w:t>12</w:t>
       </w:r>
       <w:r>
         <w:fldChar w:fldCharType="end"/>
@@ -1104,7 +1121,7 @@
         <w:rPr>
           <w:sz w:val="20"/>
         </w:rPr>
-        <w:t>Figura 3. Mockups de alta fidelidad: la aplicación en un teléfono.</w:t>
+        <w:t>Figura 3. Mockups de alta fidelidad: la aplicación terminada en un teléfono.</w:t>
         <w:tab/>
         <w:t>5</w:t>
       </w:r>
@@ -1121,9 +1138,9 @@
         <w:rPr>
           <w:sz w:val="20"/>
         </w:rPr>
-        <w:t>Figura 4. AppScope: comparte el estado con todo el árbol de widgets.</w:t>
+        <w:t>Figura 4. Cambio de navegación según el ancho disponible.</w:t>
         <w:tab/>
-        <w:t>6</w:t>
+        <w:t>5</w:t>
       </w:r>
     </w:p>
     <w:p>
@@ -1138,9 +1155,9 @@
         <w:rPr>
           <w:sz w:val="20"/>
         </w:rPr>
-        <w:t>Figura 5. Cambio de navegación según el ancho disponible.</w:t>
+        <w:t>Figura 5. Pantalla de Inicio.</w:t>
         <w:tab/>
-        <w:t>7</w:t>
+        <w:t>6</w:t>
       </w:r>
     </w:p>
     <w:p>
@@ -1155,9 +1172,9 @@
         <w:rPr>
           <w:sz w:val="20"/>
         </w:rPr>
-        <w:t>Figura 6. Escritorio: NavigationRail extendido y horario semanal con Table.</w:t>
+        <w:t>Figura 6. Lista de tareas.</w:t>
         <w:tab/>
-        <w:t>7</w:t>
+        <w:t>6</w:t>
       </w:r>
     </w:p>
     <w:p>
@@ -1172,9 +1189,77 @@
         <w:rPr>
           <w:sz w:val="20"/>
         </w:rPr>
-        <w:t>Figura 7. Formulario de nueva tarea (izq.) y pantalla de Notas (der.).</w:t>
+        <w:t>Figura 7. Formulario de nueva tarea.</w:t>
+        <w:tab/>
+        <w:t>7</w:t>
+      </w:r>
+    </w:p>
+    <w:p>
+      <w:pPr>
+        <w:tabs>
+          <w:tab w:pos="9694" w:val="right" w:leader="dot"/>
+        </w:tabs>
+        <w:spacing w:after="0" w:line="240" w:lineRule="auto"/>
+        <w:ind w:left="0"/>
+      </w:pPr>
+      <w:r>
+        <w:rPr>
+          <w:sz w:val="20"/>
+        </w:rPr>
+        <w:t>Figura 8. Horario en teléfono.</w:t>
+        <w:tab/>
+        <w:t>7</w:t>
+      </w:r>
+    </w:p>
+    <w:p>
+      <w:pPr>
+        <w:tabs>
+          <w:tab w:pos="9694" w:val="right" w:leader="dot"/>
+        </w:tabs>
+        <w:spacing w:after="0" w:line="240" w:lineRule="auto"/>
+        <w:ind w:left="0"/>
+      </w:pPr>
+      <w:r>
+        <w:rPr>
+          <w:sz w:val="20"/>
+        </w:rPr>
+        <w:t>Figura 9. Escritorio: NavigationRail extendido y horario semanal con Table.</w:t>
         <w:tab/>
         <w:t>8</w:t>
+      </w:r>
+    </w:p>
+    <w:p>
+      <w:pPr>
+        <w:tabs>
+          <w:tab w:pos="9694" w:val="right" w:leader="dot"/>
+        </w:tabs>
+        <w:spacing w:after="0" w:line="240" w:lineRule="auto"/>
+        <w:ind w:left="0"/>
+      </w:pPr>
+      <w:r>
+        <w:rPr>
+          <w:sz w:val="20"/>
+        </w:rPr>
+        <w:t>Figura 10. Pantalla de Notas.</w:t>
+        <w:tab/>
+        <w:t>8</w:t>
+      </w:r>
+    </w:p>
+    <w:p>
+      <w:pPr>
+        <w:tabs>
+          <w:tab w:pos="9694" w:val="right" w:leader="dot"/>
+        </w:tabs>
+        <w:spacing w:after="0" w:line="240" w:lineRule="auto"/>
+        <w:ind w:left="0"/>
+      </w:pPr>
+      <w:r>
+        <w:rPr>
+          <w:sz w:val="20"/>
+        </w:rPr>
+        <w:t>Figura 11. Modo enfoque.</w:t>
+        <w:tab/>
+        <w:t>9</w:t>
       </w:r>
       <w:r>
         <w:fldChar w:fldCharType="end"/>
@@ -1214,7 +1299,7 @@
         </w:rPr>
         <w:t>Tabla 1. Relación entre causas, funcionalidades, pantallas y widgets.</w:t>
         <w:tab/>
-        <w:t>4</w:t>
+        <w:t>3</w:t>
       </w:r>
     </w:p>
     <w:p>
@@ -1231,7 +1316,7 @@
         </w:rPr>
         <w:t>Tabla 2. Componentes de Flutter para la organización de la interfaz y el layout.</w:t>
         <w:tab/>
-        <w:t>5</w:t>
+        <w:t>9</w:t>
       </w:r>
       <w:r>
         <w:fldChar w:fldCharType="end"/>
@@ -1364,7 +1449,7 @@
         <w:t>AgendaU</w:t>
       </w:r>
       <w:r>
-        <w:t xml:space="preserve"> es una aplicación multiplataforma desarrollada con </w:t>
+        <w:t xml:space="preserve"> es una aplicación multiplataforma hecha con </w:t>
       </w:r>
       <w:r>
         <w:rPr>
@@ -1373,7 +1458,7 @@
         <w:t>Flutter 3.47.8</w:t>
       </w:r>
       <w:r>
-        <w:t xml:space="preserve"> (Dart 3.13.7) que ayuda a los estudiantes universitarios a organizar sus actividades académicas. Con un único código fuente se generan versiones para Android, iOS, Web y escritorio. La interfaz usa solo componentes propios del framework (Material 3 y widgets adaptativos que toman el estilo Cupertino en iOS), sin paquetes de terceros. Tiene cinco módulos accesibles desde una navegación que se adapta al tamaño de pantalla: </w:t>
+        <w:t xml:space="preserve"> (Dart 3.13.7) que ayuda a los estudiantes universitarios a organizar sus actividades académicas. Con un solo código fuente funciona en Android, iOS, Web y escritorio, y su interfaz usa solo componentes propios del framework (Material 3 y widgets adaptativos), sin paquetes de terceros. Tiene cinco módulos: </w:t>
       </w:r>
       <w:r>
         <w:rPr>
@@ -1382,7 +1467,7 @@
         <w:t>Inicio</w:t>
       </w:r>
       <w:r>
-        <w:t xml:space="preserve"> (resumen e indicadores), </w:t>
+        <w:t xml:space="preserve">, </w:t>
       </w:r>
       <w:r>
         <w:rPr>
@@ -1391,7 +1476,7 @@
         <w:t>Tareas</w:t>
       </w:r>
       <w:r>
-        <w:t xml:space="preserve"> (registro, filtros y prioridades), </w:t>
+        <w:t xml:space="preserve">, </w:t>
       </w:r>
       <w:r>
         <w:rPr>
@@ -1400,7 +1485,7 @@
         <w:t>Horario</w:t>
       </w:r>
       <w:r>
-        <w:t xml:space="preserve"> (clases de la semana), </w:t>
+        <w:t xml:space="preserve">, </w:t>
       </w:r>
       <w:r>
         <w:rPr>
@@ -1409,7 +1494,7 @@
         <w:t>Notas</w:t>
       </w:r>
       <w:r>
-        <w:t xml:space="preserve"> (promedio ponderado en escala 0-20) y </w:t>
+        <w:t xml:space="preserve"> y </w:t>
       </w:r>
       <w:r>
         <w:rPr>
@@ -1418,7 +1503,7 @@
         <w:t>Enfoque</w:t>
       </w:r>
       <w:r>
-        <w:t xml:space="preserve"> (temporizador Pomodoro). El código está en el repositorio </w:t>
+        <w:t xml:space="preserve">, a los que se accede con una navegación que se adapta al tamaño de la pantalla. Se usó una paleta azul generada desde una semilla y un color por curso que se repite en todas las pantallas. El código está en el repositorio </w:t>
       </w:r>
       <w:r>
         <w:rPr>
@@ -1452,7 +1537,7 @@
         <w:t>deficiente organización de las actividades académicas en estudiantes universitarios</w:t>
       </w:r>
       <w:r>
-        <w:t>. La Figura 1 muestra sus causas y efectos, y la Tabla 1 relaciona cada causa con la funcionalidad y pantalla que la atiende.</w:t>
+        <w:t xml:space="preserve"> (Figura 1). Cada causa se resolvió con una pantalla de la aplicación (Tabla 1).</w:t>
       </w:r>
     </w:p>
     <w:p>
@@ -1463,7 +1548,7 @@
       <w:r>
         <w:drawing>
           <wp:inline>
-            <wp:extent cx="5760000" cy="3015707"/>
+            <wp:extent cx="5580000" cy="2921466"/>
             <wp:docPr id="1" name="Picture 1"/>
             <wp:cNvGraphicFramePr>
               <a:graphicFrameLocks noChangeAspect="1"/>
@@ -1484,7 +1569,7 @@
                   <pic:spPr>
                     <a:xfrm>
                       <a:off x="0" y="0"/>
-                      <a:ext cx="5760000" cy="3015707"/>
+                      <a:ext cx="5580000" cy="2921466"/>
                     </a:xfrm>
                     <a:prstGeom prst="rect"/>
                   </pic:spPr>
@@ -1593,7 +1678,7 @@
         </w:tc>
         <w:tc>
           <w:tcPr>
-            <w:tcW w:type="dxa" w:w="2948"/>
+            <w:tcW w:type="dxa" w:w="2835"/>
             <w:shd w:val="clear" w:color="auto" w:fill="1F3A68"/>
           </w:tcPr>
           <w:p>
@@ -1606,7 +1691,7 @@
                 <w:color w:val="FFFFFF"/>
                 <w:sz w:val="19"/>
               </w:rPr>
-              <w:t>Funcionalidad / requerimiento</w:t>
+              <w:t>Funcionalidad</w:t>
             </w:r>
           </w:p>
         </w:tc>
@@ -1631,7 +1716,7 @@
         </w:tc>
         <w:tc>
           <w:tcPr>
-            <w:tcW w:type="dxa" w:w="3061"/>
+            <w:tcW w:type="dxa" w:w="3175"/>
             <w:shd w:val="clear" w:color="auto" w:fill="1F3A68"/>
           </w:tcPr>
           <w:p>
@@ -1668,7 +1753,7 @@
         </w:tc>
         <w:tc>
           <w:tcPr>
-            <w:tcW w:type="dxa" w:w="2948"/>
+            <w:tcW w:type="dxa" w:w="2835"/>
           </w:tcPr>
           <w:p>
             <w:pPr>
@@ -1678,7 +1763,7 @@
               <w:rPr>
                 <w:sz w:val="19"/>
               </w:rPr>
-              <w:t>Registrar, filtrar, completar y eliminar tareas con prioridad y fecha</w:t>
+              <w:t>Registrar, filtrar, completar y eliminar tareas</w:t>
             </w:r>
           </w:p>
         </w:tc>
@@ -1700,7 +1785,7 @@
         </w:tc>
         <w:tc>
           <w:tcPr>
-            <w:tcW w:type="dxa" w:w="3061"/>
+            <w:tcW w:type="dxa" w:w="3175"/>
           </w:tcPr>
           <w:p>
             <w:pPr>
@@ -1709,7 +1794,7 @@
             <w:r>
               <w:rPr>
                 <w:rFonts w:ascii="Consolas" w:hAnsi="Consolas"/>
-                <w:color w:val="6A1B9A"/>
+                <w:color w:val="1565C0"/>
                 <w:sz w:val="19"/>
               </w:rPr>
               <w:t>TabBar</w:t>
@@ -1723,7 +1808,7 @@
             <w:r>
               <w:rPr>
                 <w:rFonts w:ascii="Consolas" w:hAnsi="Consolas"/>
-                <w:color w:val="6A1B9A"/>
+                <w:color w:val="1565C0"/>
                 <w:sz w:val="19"/>
               </w:rPr>
               <w:t>ListView.builder</w:t>
@@ -1737,7 +1822,7 @@
             <w:r>
               <w:rPr>
                 <w:rFonts w:ascii="Consolas" w:hAnsi="Consolas"/>
-                <w:color w:val="6A1B9A"/>
+                <w:color w:val="1565C0"/>
                 <w:sz w:val="19"/>
               </w:rPr>
               <w:t>Dismissible</w:t>
@@ -1751,7 +1836,7 @@
             <w:r>
               <w:rPr>
                 <w:rFonts w:ascii="Consolas" w:hAnsi="Consolas"/>
-                <w:color w:val="6A1B9A"/>
+                <w:color w:val="1565C0"/>
                 <w:sz w:val="19"/>
               </w:rPr>
               <w:t>Form</w:t>
@@ -1779,7 +1864,7 @@
         </w:tc>
         <w:tc>
           <w:tcPr>
-            <w:tcW w:type="dxa" w:w="2948"/>
+            <w:tcW w:type="dxa" w:w="2835"/>
             <w:shd w:val="clear" w:color="auto" w:fill="EEF2F8"/>
           </w:tcPr>
           <w:p>
@@ -1790,7 +1875,7 @@
               <w:rPr>
                 <w:sz w:val="19"/>
               </w:rPr>
-              <w:t>Ver las clases por día o la semana completa</w:t>
+              <w:t>Ver las clases por día o por semana</w:t>
             </w:r>
           </w:p>
         </w:tc>
@@ -1813,7 +1898,7 @@
         </w:tc>
         <w:tc>
           <w:tcPr>
-            <w:tcW w:type="dxa" w:w="3061"/>
+            <w:tcW w:type="dxa" w:w="3175"/>
             <w:shd w:val="clear" w:color="auto" w:fill="EEF2F8"/>
           </w:tcPr>
           <w:p>
@@ -1823,7 +1908,7 @@
             <w:r>
               <w:rPr>
                 <w:rFonts w:ascii="Consolas" w:hAnsi="Consolas"/>
-                <w:color w:val="6A1B9A"/>
+                <w:color w:val="1565C0"/>
                 <w:sz w:val="19"/>
               </w:rPr>
               <w:t>TabBarView</w:t>
@@ -1837,7 +1922,7 @@
             <w:r>
               <w:rPr>
                 <w:rFonts w:ascii="Consolas" w:hAnsi="Consolas"/>
-                <w:color w:val="6A1B9A"/>
+                <w:color w:val="1565C0"/>
                 <w:sz w:val="19"/>
               </w:rPr>
               <w:t>Table</w:t>
@@ -1851,7 +1936,7 @@
             <w:r>
               <w:rPr>
                 <w:rFonts w:ascii="Consolas" w:hAnsi="Consolas"/>
-                <w:color w:val="6A1B9A"/>
+                <w:color w:val="1565C0"/>
                 <w:sz w:val="19"/>
               </w:rPr>
               <w:t>LayoutBuilder</w:t>
@@ -1878,7 +1963,7 @@
         </w:tc>
         <w:tc>
           <w:tcPr>
-            <w:tcW w:type="dxa" w:w="2948"/>
+            <w:tcW w:type="dxa" w:w="2835"/>
           </w:tcPr>
           <w:p>
             <w:pPr>
@@ -1910,7 +1995,7 @@
         </w:tc>
         <w:tc>
           <w:tcPr>
-            <w:tcW w:type="dxa" w:w="3061"/>
+            <w:tcW w:type="dxa" w:w="3175"/>
           </w:tcPr>
           <w:p>
             <w:pPr>
@@ -1919,7 +2004,7 @@
             <w:r>
               <w:rPr>
                 <w:rFonts w:ascii="Consolas" w:hAnsi="Consolas"/>
-                <w:color w:val="6A1B9A"/>
+                <w:color w:val="1565C0"/>
                 <w:sz w:val="19"/>
               </w:rPr>
               <w:t>ExpansionTile</w:t>
@@ -1933,7 +2018,7 @@
             <w:r>
               <w:rPr>
                 <w:rFonts w:ascii="Consolas" w:hAnsi="Consolas"/>
-                <w:color w:val="6A1B9A"/>
+                <w:color w:val="1565C0"/>
                 <w:sz w:val="19"/>
               </w:rPr>
               <w:t>DataTable</w:t>
@@ -1947,7 +2032,7 @@
             <w:r>
               <w:rPr>
                 <w:rFonts w:ascii="Consolas" w:hAnsi="Consolas"/>
-                <w:color w:val="6A1B9A"/>
+                <w:color w:val="1565C0"/>
                 <w:sz w:val="19"/>
               </w:rPr>
               <w:t>Stack</w:t>
@@ -1975,7 +2060,7 @@
         </w:tc>
         <w:tc>
           <w:tcPr>
-            <w:tcW w:type="dxa" w:w="2948"/>
+            <w:tcW w:type="dxa" w:w="2835"/>
             <w:shd w:val="clear" w:color="auto" w:fill="EEF2F8"/>
           </w:tcPr>
           <w:p>
@@ -2009,7 +2094,7 @@
         </w:tc>
         <w:tc>
           <w:tcPr>
-            <w:tcW w:type="dxa" w:w="3061"/>
+            <w:tcW w:type="dxa" w:w="3175"/>
             <w:shd w:val="clear" w:color="auto" w:fill="EEF2F8"/>
           </w:tcPr>
           <w:p>
@@ -2019,7 +2104,7 @@
             <w:r>
               <w:rPr>
                 <w:rFonts w:ascii="Consolas" w:hAnsi="Consolas"/>
-                <w:color w:val="6A1B9A"/>
+                <w:color w:val="1565C0"/>
                 <w:sz w:val="19"/>
               </w:rPr>
               <w:t>Stack</w:t>
@@ -2033,7 +2118,7 @@
             <w:r>
               <w:rPr>
                 <w:rFonts w:ascii="Consolas" w:hAnsi="Consolas"/>
-                <w:color w:val="6A1B9A"/>
+                <w:color w:val="1565C0"/>
                 <w:sz w:val="19"/>
               </w:rPr>
               <w:t>CircularProgressIndicator</w:t>
@@ -2060,7 +2145,7 @@
         </w:tc>
         <w:tc>
           <w:tcPr>
-            <w:tcW w:type="dxa" w:w="2948"/>
+            <w:tcW w:type="dxa" w:w="2835"/>
           </w:tcPr>
           <w:p>
             <w:pPr>
@@ -2092,7 +2177,7 @@
         </w:tc>
         <w:tc>
           <w:tcPr>
-            <w:tcW w:type="dxa" w:w="3061"/>
+            <w:tcW w:type="dxa" w:w="3175"/>
           </w:tcPr>
           <w:p>
             <w:pPr>
@@ -2101,7 +2186,7 @@
             <w:r>
               <w:rPr>
                 <w:rFonts w:ascii="Consolas" w:hAnsi="Consolas"/>
-                <w:color w:val="6A1B9A"/>
+                <w:color w:val="1565C0"/>
                 <w:sz w:val="19"/>
               </w:rPr>
               <w:t>CustomScrollView</w:t>
@@ -2115,7 +2200,7 @@
             <w:r>
               <w:rPr>
                 <w:rFonts w:ascii="Consolas" w:hAnsi="Consolas"/>
-                <w:color w:val="6A1B9A"/>
+                <w:color w:val="1565C0"/>
                 <w:sz w:val="19"/>
               </w:rPr>
               <w:t>SliverGrid</w:t>
@@ -2142,7 +2227,7 @@
         <w:pStyle w:val="Cuerpo"/>
       </w:pPr>
       <w:r>
-        <w:t>Primero se elaboraron wireframes (Figura 2) indicando en color el widget de layout previsto para cada zona; luego se implementaron con Material 3, un esquema de color generado desde una semilla y un color por curso que se repite en todas las pantallas (Figura 3).</w:t>
+        <w:t>Primero se dibujaron wireframes indicando el widget de layout de cada zona (Figura 2) y luego se implementaron en Flutter (Figura 3).</w:t>
       </w:r>
     </w:p>
     <w:p>
@@ -2274,7 +2359,7 @@
         <w:fldChar w:fldCharType="end"/>
       </w:r>
       <w:r>
-        <w:t>. Mockups de alta fidelidad: la aplicación en un teléfono.</w:t>
+        <w:t>. Mockups de alta fidelidad: la aplicación terminada en un teléfono.</w:t>
       </w:r>
     </w:p>
     <w:p>
@@ -2282,7 +2367,2392 @@
         <w:pStyle w:val="Heading3"/>
       </w:pPr>
       <w:r>
-        <w:t>4. Investigación: componentes para organizar la interfaz y el layout</w:t>
+        <w:t>4. Desarrollo de la aplicación</w:t>
+      </w:r>
+    </w:p>
+    <w:p>
+      <w:pPr>
+        <w:pStyle w:val="Heading4"/>
+      </w:pPr>
+      <w:r>
+        <w:t>4.1. Proyecto, estado y navegación</w:t>
+      </w:r>
+    </w:p>
+    <w:p>
+      <w:pPr>
+        <w:pStyle w:val="Cuerpo"/>
+      </w:pPr>
+      <w:r>
+        <w:t xml:space="preserve">El proyecto se creó con </w:t>
+      </w:r>
+      <w:r>
+        <w:rPr>
+          <w:rFonts w:ascii="Consolas" w:hAnsi="Consolas"/>
+          <w:color w:val="1565C0"/>
+          <w:sz w:val="20"/>
+        </w:rPr>
+        <w:t>flutter create --org pe.edu.unsa</w:t>
+      </w:r>
+      <w:r>
+        <w:t xml:space="preserve"> para Android, iOS, Web y escritorio, y se organizó en </w:t>
+      </w:r>
+      <w:r>
+        <w:rPr>
+          <w:rFonts w:ascii="Consolas" w:hAnsi="Consolas"/>
+          <w:color w:val="1565C0"/>
+          <w:sz w:val="20"/>
+        </w:rPr>
+        <w:t>lib/data</w:t>
+      </w:r>
+      <w:r>
+        <w:t xml:space="preserve"> (modelos y estado), </w:t>
+      </w:r>
+      <w:r>
+        <w:rPr>
+          <w:rFonts w:ascii="Consolas" w:hAnsi="Consolas"/>
+          <w:color w:val="1565C0"/>
+          <w:sz w:val="20"/>
+        </w:rPr>
+        <w:t>lib/screens</w:t>
+      </w:r>
+      <w:r>
+        <w:t xml:space="preserve"> (una clase por pantalla) y </w:t>
+      </w:r>
+      <w:r>
+        <w:rPr>
+          <w:rFonts w:ascii="Consolas" w:hAnsi="Consolas"/>
+          <w:color w:val="1565C0"/>
+          <w:sz w:val="20"/>
+        </w:rPr>
+        <w:t>lib/widgets</w:t>
+      </w:r>
+      <w:r>
+        <w:t xml:space="preserve"> (componentes reutilizables). El estado está en </w:t>
+      </w:r>
+      <w:r>
+        <w:rPr>
+          <w:rFonts w:ascii="Consolas" w:hAnsi="Consolas"/>
+          <w:color w:val="1565C0"/>
+          <w:sz w:val="20"/>
+        </w:rPr>
+        <w:t>EstadoApp</w:t>
+      </w:r>
+      <w:r>
+        <w:t xml:space="preserve"> (</w:t>
+      </w:r>
+      <w:r>
+        <w:rPr>
+          <w:rFonts w:ascii="Consolas" w:hAnsi="Consolas"/>
+          <w:color w:val="1565C0"/>
+          <w:sz w:val="20"/>
+        </w:rPr>
+        <w:t>ChangeNotifier</w:t>
+      </w:r>
+      <w:r>
+        <w:t xml:space="preserve">) y se comparte con </w:t>
+      </w:r>
+      <w:r>
+        <w:rPr>
+          <w:rFonts w:ascii="Consolas" w:hAnsi="Consolas"/>
+          <w:color w:val="1565C0"/>
+          <w:sz w:val="20"/>
+        </w:rPr>
+        <w:t>AppScope</w:t>
+      </w:r>
+      <w:r>
+        <w:t xml:space="preserve"> (</w:t>
+      </w:r>
+      <w:r>
+        <w:rPr>
+          <w:rFonts w:ascii="Consolas" w:hAnsi="Consolas"/>
+          <w:color w:val="1565C0"/>
+          <w:sz w:val="20"/>
+        </w:rPr>
+        <w:t>InheritedNotifier</w:t>
+      </w:r>
+      <w:r>
+        <w:t>): al completar una tarea se actualizan solos el contador de la pestaña y el indicador de Inicio.</w:t>
+      </w:r>
+    </w:p>
+    <w:p>
+      <w:pPr>
+        <w:pStyle w:val="Cuerpo"/>
+      </w:pPr>
+      <w:r>
+        <w:t xml:space="preserve">La navegación la decide un </w:t>
+      </w:r>
+      <w:r>
+        <w:rPr>
+          <w:rFonts w:ascii="Consolas" w:hAnsi="Consolas"/>
+          <w:color w:val="1565C0"/>
+          <w:sz w:val="20"/>
+        </w:rPr>
+        <w:t>LayoutBuilder</w:t>
+      </w:r>
+      <w:r>
+        <w:t xml:space="preserve">: con menos de 640 px usa un </w:t>
+      </w:r>
+      <w:r>
+        <w:rPr>
+          <w:rFonts w:ascii="Consolas" w:hAnsi="Consolas"/>
+          <w:color w:val="1565C0"/>
+          <w:sz w:val="20"/>
+        </w:rPr>
+        <w:t>NavigationBar</w:t>
+      </w:r>
+      <w:r>
+        <w:t xml:space="preserve"> inferior; con más, un </w:t>
+      </w:r>
+      <w:r>
+        <w:rPr>
+          <w:rFonts w:ascii="Consolas" w:hAnsi="Consolas"/>
+          <w:color w:val="1565C0"/>
+          <w:sz w:val="20"/>
+        </w:rPr>
+        <w:t>Row</w:t>
+      </w:r>
+      <w:r>
+        <w:t xml:space="preserve"> con </w:t>
+      </w:r>
+      <w:r>
+        <w:rPr>
+          <w:rFonts w:ascii="Consolas" w:hAnsi="Consolas"/>
+          <w:color w:val="1565C0"/>
+          <w:sz w:val="20"/>
+        </w:rPr>
+        <w:t>NavigationRail</w:t>
+      </w:r>
+      <w:r>
+        <w:t xml:space="preserve"> y el contenido en </w:t>
+      </w:r>
+      <w:r>
+        <w:rPr>
+          <w:rFonts w:ascii="Consolas" w:hAnsi="Consolas"/>
+          <w:color w:val="1565C0"/>
+          <w:sz w:val="20"/>
+        </w:rPr>
+        <w:t>Expanded</w:t>
+      </w:r>
+      <w:r>
+        <w:t xml:space="preserve">; desde 1000 px el riel se muestra extendido. Las pantallas están en un </w:t>
+      </w:r>
+      <w:r>
+        <w:rPr>
+          <w:rFonts w:ascii="Consolas" w:hAnsi="Consolas"/>
+          <w:color w:val="1565C0"/>
+          <w:sz w:val="20"/>
+        </w:rPr>
+        <w:t>IndexedStack</w:t>
+      </w:r>
+      <w:r>
+        <w:t>, por eso el Pomodoro sigue corriendo al cambiar de pestaña.</w:t>
+      </w:r>
+    </w:p>
+    <w:p>
+      <w:pPr>
+        <w:pStyle w:val="Codigo"/>
+        <w:pBdr>
+          <w:top w:val="single" w:sz="4" w:space="4" w:color="BFBFBF"/>
+          <w:left w:val="single" w:sz="4" w:space="4" w:color="BFBFBF"/>
+          <w:bottom w:val="single" w:sz="4" w:space="4" w:color="BFBFBF"/>
+          <w:right w:val="single" w:sz="4" w:space="4" w:color="BFBFBF"/>
+        </w:pBdr>
+        <w:shd w:val="clear" w:color="auto" w:fill="F5F5F5"/>
+        <w:ind w:left="113" w:right="113"/>
+      </w:pPr>
+      <w:r>
+        <w:t>return LayoutBuilder(</w:t>
+      </w:r>
+    </w:p>
+    <w:p>
+      <w:pPr>
+        <w:pStyle w:val="Codigo"/>
+        <w:pBdr>
+          <w:top w:val="single" w:sz="4" w:space="4" w:color="BFBFBF"/>
+          <w:left w:val="single" w:sz="4" w:space="4" w:color="BFBFBF"/>
+          <w:bottom w:val="single" w:sz="4" w:space="4" w:color="BFBFBF"/>
+          <w:right w:val="single" w:sz="4" w:space="4" w:color="BFBFBF"/>
+        </w:pBdr>
+        <w:shd w:val="clear" w:color="auto" w:fill="F5F5F5"/>
+        <w:ind w:left="113" w:right="113"/>
+      </w:pPr>
+      <w:r>
+        <w:t xml:space="preserve">  builder: (context, restricciones) {</w:t>
+      </w:r>
+    </w:p>
+    <w:p>
+      <w:pPr>
+        <w:pStyle w:val="Codigo"/>
+        <w:pBdr>
+          <w:top w:val="single" w:sz="4" w:space="4" w:color="BFBFBF"/>
+          <w:left w:val="single" w:sz="4" w:space="4" w:color="BFBFBF"/>
+          <w:bottom w:val="single" w:sz="4" w:space="4" w:color="BFBFBF"/>
+          <w:right w:val="single" w:sz="4" w:space="4" w:color="BFBFBF"/>
+        </w:pBdr>
+        <w:shd w:val="clear" w:color="auto" w:fill="F5F5F5"/>
+        <w:ind w:left="113" w:right="113"/>
+      </w:pPr>
+      <w:r>
+        <w:t xml:space="preserve">    if (restricciones.maxWidth &lt; anchoTablet) {</w:t>
+      </w:r>
+    </w:p>
+    <w:p>
+      <w:pPr>
+        <w:pStyle w:val="Codigo"/>
+        <w:pBdr>
+          <w:top w:val="single" w:sz="4" w:space="4" w:color="BFBFBF"/>
+          <w:left w:val="single" w:sz="4" w:space="4" w:color="BFBFBF"/>
+          <w:bottom w:val="single" w:sz="4" w:space="4" w:color="BFBFBF"/>
+          <w:right w:val="single" w:sz="4" w:space="4" w:color="BFBFBF"/>
+        </w:pBdr>
+        <w:shd w:val="clear" w:color="auto" w:fill="F5F5F5"/>
+        <w:ind w:left="113" w:right="113"/>
+      </w:pPr>
+      <w:r>
+        <w:t xml:space="preserve">      return Scaffold(</w:t>
+      </w:r>
+    </w:p>
+    <w:p>
+      <w:pPr>
+        <w:pStyle w:val="Codigo"/>
+        <w:pBdr>
+          <w:top w:val="single" w:sz="4" w:space="4" w:color="BFBFBF"/>
+          <w:left w:val="single" w:sz="4" w:space="4" w:color="BFBFBF"/>
+          <w:bottom w:val="single" w:sz="4" w:space="4" w:color="BFBFBF"/>
+          <w:right w:val="single" w:sz="4" w:space="4" w:color="BFBFBF"/>
+        </w:pBdr>
+        <w:shd w:val="clear" w:color="auto" w:fill="F5F5F5"/>
+        <w:ind w:left="113" w:right="113"/>
+      </w:pPr>
+      <w:r>
+        <w:t xml:space="preserve">        body: paginas,</w:t>
+      </w:r>
+    </w:p>
+    <w:p>
+      <w:pPr>
+        <w:pStyle w:val="Codigo"/>
+        <w:pBdr>
+          <w:top w:val="single" w:sz="4" w:space="4" w:color="BFBFBF"/>
+          <w:left w:val="single" w:sz="4" w:space="4" w:color="BFBFBF"/>
+          <w:bottom w:val="single" w:sz="4" w:space="4" w:color="BFBFBF"/>
+          <w:right w:val="single" w:sz="4" w:space="4" w:color="BFBFBF"/>
+        </w:pBdr>
+        <w:shd w:val="clear" w:color="auto" w:fill="F5F5F5"/>
+        <w:ind w:left="113" w:right="113"/>
+      </w:pPr>
+      <w:r>
+        <w:t xml:space="preserve">          // ... NavigationBar</w:t>
+      </w:r>
+    </w:p>
+    <w:p>
+      <w:pPr>
+        <w:pStyle w:val="Codigo"/>
+        <w:pBdr>
+          <w:top w:val="single" w:sz="4" w:space="4" w:color="BFBFBF"/>
+          <w:left w:val="single" w:sz="4" w:space="4" w:color="BFBFBF"/>
+          <w:bottom w:val="single" w:sz="4" w:space="4" w:color="BFBFBF"/>
+          <w:right w:val="single" w:sz="4" w:space="4" w:color="BFBFBF"/>
+        </w:pBdr>
+        <w:shd w:val="clear" w:color="auto" w:fill="F5F5F5"/>
+        <w:ind w:left="113" w:right="113"/>
+      </w:pPr>
+      <w:r>
+        <w:t xml:space="preserve">        }</w:t>
+      </w:r>
+    </w:p>
+    <w:p>
+      <w:pPr>
+        <w:pStyle w:val="Codigo"/>
+        <w:pBdr>
+          <w:top w:val="single" w:sz="4" w:space="4" w:color="BFBFBF"/>
+          <w:left w:val="single" w:sz="4" w:space="4" w:color="BFBFBF"/>
+          <w:bottom w:val="single" w:sz="4" w:space="4" w:color="BFBFBF"/>
+          <w:right w:val="single" w:sz="4" w:space="4" w:color="BFBFBF"/>
+        </w:pBdr>
+        <w:shd w:val="clear" w:color="auto" w:fill="F5F5F5"/>
+        <w:ind w:left="113" w:right="113"/>
+      </w:pPr>
+      <w:r>
+        <w:t xml:space="preserve">        final extendido = restricciones.maxWidth &gt;= 1000;</w:t>
+      </w:r>
+    </w:p>
+    <w:p>
+      <w:pPr>
+        <w:pStyle w:val="Codigo"/>
+        <w:pBdr>
+          <w:top w:val="single" w:sz="4" w:space="4" w:color="BFBFBF"/>
+          <w:left w:val="single" w:sz="4" w:space="4" w:color="BFBFBF"/>
+          <w:bottom w:val="single" w:sz="4" w:space="4" w:color="BFBFBF"/>
+          <w:right w:val="single" w:sz="4" w:space="4" w:color="BFBFBF"/>
+        </w:pBdr>
+        <w:shd w:val="clear" w:color="auto" w:fill="F5F5F5"/>
+        <w:ind w:left="113" w:right="113"/>
+      </w:pPr>
+      <w:r>
+        <w:t xml:space="preserve">        return Scaffold(</w:t>
+      </w:r>
+    </w:p>
+    <w:p>
+      <w:pPr>
+        <w:pStyle w:val="Codigo"/>
+        <w:pBdr>
+          <w:top w:val="single" w:sz="4" w:space="4" w:color="BFBFBF"/>
+          <w:left w:val="single" w:sz="4" w:space="4" w:color="BFBFBF"/>
+          <w:bottom w:val="single" w:sz="4" w:space="4" w:color="BFBFBF"/>
+          <w:right w:val="single" w:sz="4" w:space="4" w:color="BFBFBF"/>
+        </w:pBdr>
+        <w:shd w:val="clear" w:color="auto" w:fill="F5F5F5"/>
+        <w:ind w:left="113" w:right="113"/>
+      </w:pPr>
+      <w:r>
+        <w:t xml:space="preserve">          body: Row(children: [</w:t>
+      </w:r>
+    </w:p>
+    <w:p>
+      <w:pPr>
+        <w:pStyle w:val="Codigo"/>
+        <w:pBdr>
+          <w:top w:val="single" w:sz="4" w:space="4" w:color="BFBFBF"/>
+          <w:left w:val="single" w:sz="4" w:space="4" w:color="BFBFBF"/>
+          <w:bottom w:val="single" w:sz="4" w:space="4" w:color="BFBFBF"/>
+          <w:right w:val="single" w:sz="4" w:space="4" w:color="BFBFBF"/>
+        </w:pBdr>
+        <w:shd w:val="clear" w:color="auto" w:fill="F5F5F5"/>
+        <w:ind w:left="113" w:right="113"/>
+      </w:pPr>
+      <w:r>
+        <w:t xml:space="preserve">            NavigationRail(extended: extendido, /* ... */),</w:t>
+      </w:r>
+    </w:p>
+    <w:p>
+      <w:pPr>
+        <w:pStyle w:val="Codigo"/>
+        <w:pBdr>
+          <w:top w:val="single" w:sz="4" w:space="4" w:color="BFBFBF"/>
+          <w:left w:val="single" w:sz="4" w:space="4" w:color="BFBFBF"/>
+          <w:bottom w:val="single" w:sz="4" w:space="4" w:color="BFBFBF"/>
+          <w:right w:val="single" w:sz="4" w:space="4" w:color="BFBFBF"/>
+        </w:pBdr>
+        <w:shd w:val="clear" w:color="auto" w:fill="F5F5F5"/>
+        <w:ind w:left="113" w:right="113"/>
+      </w:pPr>
+      <w:r>
+        <w:t xml:space="preserve">            const VerticalDivider(width: 1),</w:t>
+      </w:r>
+    </w:p>
+    <w:p>
+      <w:pPr>
+        <w:pStyle w:val="Codigo"/>
+        <w:pBdr>
+          <w:top w:val="single" w:sz="4" w:space="4" w:color="BFBFBF"/>
+          <w:left w:val="single" w:sz="4" w:space="4" w:color="BFBFBF"/>
+          <w:bottom w:val="single" w:sz="4" w:space="4" w:color="BFBFBF"/>
+          <w:right w:val="single" w:sz="4" w:space="4" w:color="BFBFBF"/>
+        </w:pBdr>
+        <w:shd w:val="clear" w:color="auto" w:fill="F5F5F5"/>
+        <w:ind w:left="113" w:right="113"/>
+      </w:pPr>
+      <w:r>
+        <w:t xml:space="preserve">            Expanded(child: paginas),</w:t>
+      </w:r>
+    </w:p>
+    <w:p>
+      <w:pPr>
+        <w:pStyle w:val="Codigo"/>
+        <w:pBdr>
+          <w:top w:val="single" w:sz="4" w:space="4" w:color="BFBFBF"/>
+          <w:left w:val="single" w:sz="4" w:space="4" w:color="BFBFBF"/>
+          <w:bottom w:val="single" w:sz="4" w:space="4" w:color="BFBFBF"/>
+          <w:right w:val="single" w:sz="4" w:space="4" w:color="BFBFBF"/>
+        </w:pBdr>
+        <w:shd w:val="clear" w:color="auto" w:fill="F5F5F5"/>
+        <w:ind w:left="113" w:right="113"/>
+      </w:pPr>
+      <w:r>
+        <w:t xml:space="preserve">          ]),</w:t>
+      </w:r>
+    </w:p>
+    <w:p>
+      <w:pPr>
+        <w:pStyle w:val="Codigo"/>
+        <w:pBdr>
+          <w:top w:val="single" w:sz="4" w:space="4" w:color="BFBFBF"/>
+          <w:left w:val="single" w:sz="4" w:space="4" w:color="BFBFBF"/>
+          <w:bottom w:val="single" w:sz="4" w:space="4" w:color="BFBFBF"/>
+          <w:right w:val="single" w:sz="4" w:space="4" w:color="BFBFBF"/>
+        </w:pBdr>
+        <w:shd w:val="clear" w:color="auto" w:fill="F5F5F5"/>
+        <w:ind w:left="113" w:right="113"/>
+      </w:pPr>
+      <w:r>
+        <w:t xml:space="preserve">        );</w:t>
+      </w:r>
+    </w:p>
+    <w:p>
+      <w:pPr>
+        <w:pStyle w:val="Caption"/>
+      </w:pPr>
+      <w:r>
+        <w:t xml:space="preserve">Figura </w:t>
+      </w:r>
+      <w:r>
+        <w:fldChar w:fldCharType="begin"/>
+      </w:r>
+      <w:r>
+        <w:instrText xml:space="preserve"> SEQ Figura \* ARABIC </w:instrText>
+      </w:r>
+      <w:r>
+        <w:fldChar w:fldCharType="separate"/>
+      </w:r>
+      <w:r>
+        <w:t>4</w:t>
+      </w:r>
+      <w:r>
+        <w:fldChar w:fldCharType="end"/>
+      </w:r>
+      <w:r>
+        <w:t>. Cambio de navegación según el ancho disponible.</w:t>
+      </w:r>
+    </w:p>
+    <w:p>
+      <w:pPr>
+        <w:pStyle w:val="Heading4"/>
+      </w:pPr>
+      <w:r>
+        <w:t>4.2. Inicio</w:t>
+      </w:r>
+    </w:p>
+    <w:tbl>
+      <w:tblPr>
+        <w:tblW w:type="auto" w:w="0"/>
+        <w:jc w:val="center"/>
+        <w:tblLook w:firstColumn="1" w:firstRow="1" w:lastColumn="0" w:lastRow="0" w:noHBand="0" w:noVBand="1" w:val="04A0"/>
+      </w:tblPr>
+      <w:tblGrid>
+        <w:gridCol w:w="4873"/>
+        <w:gridCol w:w="4873"/>
+      </w:tblGrid>
+      <w:tr>
+        <w:trPr>
+          <w:cantSplit/>
+        </w:trPr>
+        <w:tc>
+          <w:tcPr>
+            <w:tcW w:type="dxa" w:w="2324"/>
+          </w:tcPr>
+          <w:p>
+            <w:pPr>
+              <w:jc w:val="center"/>
+            </w:pPr>
+            <w:r>
+              <w:drawing>
+                <wp:inline>
+                  <wp:extent cx="1332000" cy="2882585"/>
+                  <wp:docPr id="4" name="Picture 4"/>
+                  <wp:cNvGraphicFramePr>
+                    <a:graphicFrameLocks noChangeAspect="1"/>
+                  </wp:cNvGraphicFramePr>
+                  <a:graphic>
+                    <a:graphicData uri="http://schemas.openxmlformats.org/drawingml/2006/picture">
+                      <pic:pic>
+                        <pic:nvPicPr>
+                          <pic:cNvPr id="0" name="01_inicio.png"/>
+                          <pic:cNvPicPr/>
+                        </pic:nvPicPr>
+                        <pic:blipFill>
+                          <a:blip r:embed="rId10"/>
+                          <a:stretch>
+                            <a:fillRect/>
+                          </a:stretch>
+                        </pic:blipFill>
+                        <pic:spPr>
+                          <a:xfrm>
+                            <a:off x="0" y="0"/>
+                            <a:ext cx="1332000" cy="2882585"/>
+                          </a:xfrm>
+                          <a:prstGeom prst="rect"/>
+                        </pic:spPr>
+                      </pic:pic>
+                    </a:graphicData>
+                  </a:graphic>
+                </wp:inline>
+              </w:drawing>
+            </w:r>
+          </w:p>
+          <w:p>
+            <w:pPr>
+              <w:pStyle w:val="Caption"/>
+            </w:pPr>
+            <w:r>
+              <w:t xml:space="preserve">Figura </w:t>
+            </w:r>
+            <w:r>
+              <w:fldChar w:fldCharType="begin"/>
+            </w:r>
+            <w:r>
+              <w:instrText xml:space="preserve"> SEQ Figura \* ARABIC </w:instrText>
+            </w:r>
+            <w:r>
+              <w:fldChar w:fldCharType="separate"/>
+            </w:r>
+            <w:r>
+              <w:t>5</w:t>
+            </w:r>
+            <w:r>
+              <w:fldChar w:fldCharType="end"/>
+            </w:r>
+            <w:r>
+              <w:t>. Pantalla de Inicio.</w:t>
+            </w:r>
+          </w:p>
+        </w:tc>
+        <w:tc>
+          <w:tcPr>
+            <w:tcW w:type="dxa" w:w="7313"/>
+          </w:tcPr>
+          <w:p>
+            <w:pPr>
+              <w:pStyle w:val="Cuerpo"/>
+              <w:spacing w:after="60" w:line="252" w:lineRule="auto"/>
+              <w:jc w:val="left"/>
+            </w:pPr>
+            <w:r>
+              <w:rPr>
+                <w:b/>
+                <w:sz w:val="20"/>
+              </w:rPr>
+              <w:t>Qué hace:</w:t>
+            </w:r>
+            <w:r>
+              <w:rPr>
+                <w:sz w:val="20"/>
+              </w:rPr>
+              <w:t xml:space="preserve"> resume el estado del estudiante con cuatro indicadores (tareas pendientes, entregas de la semana, promedio general y minutos de estudio), las clases del día y las próximas entregas.</w:t>
+            </w:r>
+          </w:p>
+          <w:p>
+            <w:pPr>
+              <w:pStyle w:val="Cuerpo"/>
+              <w:spacing w:after="60" w:line="252" w:lineRule="auto"/>
+              <w:jc w:val="left"/>
+            </w:pPr>
+            <w:r>
+              <w:rPr>
+                <w:b/>
+                <w:sz w:val="20"/>
+              </w:rPr>
+              <w:t>Cómo está hecha:</w:t>
+            </w:r>
+            <w:r>
+              <w:rPr>
+                <w:sz w:val="20"/>
+              </w:rPr>
+              <w:t xml:space="preserve"> un </w:t>
+            </w:r>
+            <w:r>
+              <w:rPr>
+                <w:rFonts w:ascii="Consolas" w:hAnsi="Consolas"/>
+                <w:color w:val="1565C0"/>
+                <w:sz w:val="20"/>
+              </w:rPr>
+              <w:t>CustomScrollView</w:t>
+            </w:r>
+            <w:r>
+              <w:rPr>
+                <w:sz w:val="20"/>
+              </w:rPr>
+              <w:t xml:space="preserve"> combina varios slivers en un solo desplazamiento. La cabecera es un </w:t>
+            </w:r>
+            <w:r>
+              <w:rPr>
+                <w:rFonts w:ascii="Consolas" w:hAnsi="Consolas"/>
+                <w:color w:val="1565C0"/>
+                <w:sz w:val="20"/>
+              </w:rPr>
+              <w:t>SliverAppBar</w:t>
+            </w:r>
+            <w:r>
+              <w:rPr>
+                <w:sz w:val="20"/>
+              </w:rPr>
+              <w:t xml:space="preserve"> que se contrae al bajar; su fondo es un </w:t>
+            </w:r>
+            <w:r>
+              <w:rPr>
+                <w:rFonts w:ascii="Consolas" w:hAnsi="Consolas"/>
+                <w:color w:val="1565C0"/>
+                <w:sz w:val="20"/>
+              </w:rPr>
+              <w:t>Stack</w:t>
+            </w:r>
+            <w:r>
+              <w:rPr>
+                <w:sz w:val="20"/>
+              </w:rPr>
+              <w:t xml:space="preserve"> con un degradado azul, un ícono decorativo (</w:t>
+            </w:r>
+            <w:r>
+              <w:rPr>
+                <w:rFonts w:ascii="Consolas" w:hAnsi="Consolas"/>
+                <w:color w:val="1565C0"/>
+                <w:sz w:val="20"/>
+              </w:rPr>
+              <w:t>Positioned</w:t>
+            </w:r>
+            <w:r>
+              <w:rPr>
+                <w:sz w:val="20"/>
+              </w:rPr>
+              <w:t>) y el saludo.</w:t>
+            </w:r>
+          </w:p>
+          <w:p>
+            <w:pPr>
+              <w:pStyle w:val="Cuerpo"/>
+              <w:spacing w:after="60" w:line="252" w:lineRule="auto"/>
+              <w:jc w:val="left"/>
+            </w:pPr>
+            <w:r>
+              <w:rPr>
+                <w:sz w:val="20"/>
+              </w:rPr>
+              <w:t xml:space="preserve">Los indicadores usan </w:t>
+            </w:r>
+            <w:r>
+              <w:rPr>
+                <w:rFonts w:ascii="Consolas" w:hAnsi="Consolas"/>
+                <w:color w:val="1565C0"/>
+                <w:sz w:val="20"/>
+              </w:rPr>
+              <w:t>SliverGrid.extent(maxCrossAxisExtent: 220)</w:t>
+            </w:r>
+            <w:r>
+              <w:rPr>
+                <w:sz w:val="20"/>
+              </w:rPr>
+              <w:t xml:space="preserve">, que calcula las columnas según el ancho: 2 en teléfono y 4 en escritorio. Cada tarjeta es un </w:t>
+            </w:r>
+            <w:r>
+              <w:rPr>
+                <w:rFonts w:ascii="Consolas" w:hAnsi="Consolas"/>
+                <w:color w:val="1565C0"/>
+                <w:sz w:val="20"/>
+              </w:rPr>
+              <w:t>Card</w:t>
+            </w:r>
+            <w:r>
+              <w:rPr>
+                <w:sz w:val="20"/>
+              </w:rPr>
+              <w:t xml:space="preserve"> con un </w:t>
+            </w:r>
+            <w:r>
+              <w:rPr>
+                <w:rFonts w:ascii="Consolas" w:hAnsi="Consolas"/>
+                <w:color w:val="1565C0"/>
+                <w:sz w:val="20"/>
+              </w:rPr>
+              <w:t>Column</w:t>
+            </w:r>
+            <w:r>
+              <w:rPr>
+                <w:sz w:val="20"/>
+              </w:rPr>
+              <w:t xml:space="preserve"> y el valor en un </w:t>
+            </w:r>
+            <w:r>
+              <w:rPr>
+                <w:rFonts w:ascii="Consolas" w:hAnsi="Consolas"/>
+                <w:color w:val="1565C0"/>
+                <w:sz w:val="20"/>
+              </w:rPr>
+              <w:t>FittedBox</w:t>
+            </w:r>
+            <w:r>
+              <w:rPr>
+                <w:sz w:val="20"/>
+              </w:rPr>
+              <w:t xml:space="preserve"> para que no desborde.</w:t>
+            </w:r>
+          </w:p>
+          <w:p>
+            <w:pPr>
+              <w:pStyle w:val="Cuerpo"/>
+              <w:spacing w:after="60" w:line="252" w:lineRule="auto"/>
+              <w:jc w:val="left"/>
+            </w:pPr>
+            <w:r>
+              <w:rPr>
+                <w:sz w:val="20"/>
+              </w:rPr>
+              <w:t xml:space="preserve">Las clases van en un </w:t>
+            </w:r>
+            <w:r>
+              <w:rPr>
+                <w:rFonts w:ascii="Consolas" w:hAnsi="Consolas"/>
+                <w:color w:val="1565C0"/>
+                <w:sz w:val="20"/>
+              </w:rPr>
+              <w:t>ListView</w:t>
+            </w:r>
+            <w:r>
+              <w:rPr>
+                <w:sz w:val="20"/>
+              </w:rPr>
+              <w:t xml:space="preserve"> horizontal dentro de un </w:t>
+            </w:r>
+            <w:r>
+              <w:rPr>
+                <w:rFonts w:ascii="Consolas" w:hAnsi="Consolas"/>
+                <w:color w:val="1565C0"/>
+                <w:sz w:val="20"/>
+              </w:rPr>
+              <w:t>SizedBox</w:t>
+            </w:r>
+            <w:r>
+              <w:rPr>
+                <w:sz w:val="20"/>
+              </w:rPr>
+              <w:t xml:space="preserve"> de alto fijo, ya que una lista horizontal necesita una altura acotada.</w:t>
+            </w:r>
+          </w:p>
+        </w:tc>
+      </w:tr>
+    </w:tbl>
+    <w:p>
+      <w:pPr>
+        <w:spacing w:after="0"/>
+      </w:pPr>
+    </w:p>
+    <w:p>
+      <w:pPr>
+        <w:pStyle w:val="Heading4"/>
+      </w:pPr>
+      <w:r>
+        <w:t>4.3. Tareas</w:t>
+      </w:r>
+    </w:p>
+    <w:tbl>
+      <w:tblPr>
+        <w:tblW w:type="auto" w:w="0"/>
+        <w:jc w:val="center"/>
+        <w:tblLook w:firstColumn="1" w:firstRow="1" w:lastColumn="0" w:lastRow="0" w:noHBand="0" w:noVBand="1" w:val="04A0"/>
+      </w:tblPr>
+      <w:tblGrid>
+        <w:gridCol w:w="4873"/>
+        <w:gridCol w:w="4873"/>
+      </w:tblGrid>
+      <w:tr>
+        <w:trPr>
+          <w:cantSplit/>
+        </w:trPr>
+        <w:tc>
+          <w:tcPr>
+            <w:tcW w:type="dxa" w:w="2324"/>
+          </w:tcPr>
+          <w:p>
+            <w:pPr>
+              <w:jc w:val="center"/>
+            </w:pPr>
+            <w:r>
+              <w:drawing>
+                <wp:inline>
+                  <wp:extent cx="1332000" cy="2882585"/>
+                  <wp:docPr id="5" name="Picture 5"/>
+                  <wp:cNvGraphicFramePr>
+                    <a:graphicFrameLocks noChangeAspect="1"/>
+                  </wp:cNvGraphicFramePr>
+                  <a:graphic>
+                    <a:graphicData uri="http://schemas.openxmlformats.org/drawingml/2006/picture">
+                      <pic:pic>
+                        <pic:nvPicPr>
+                          <pic:cNvPr id="0" name="03_tareas.png"/>
+                          <pic:cNvPicPr/>
+                        </pic:nvPicPr>
+                        <pic:blipFill>
+                          <a:blip r:embed="rId11"/>
+                          <a:stretch>
+                            <a:fillRect/>
+                          </a:stretch>
+                        </pic:blipFill>
+                        <pic:spPr>
+                          <a:xfrm>
+                            <a:off x="0" y="0"/>
+                            <a:ext cx="1332000" cy="2882585"/>
+                          </a:xfrm>
+                          <a:prstGeom prst="rect"/>
+                        </pic:spPr>
+                      </pic:pic>
+                    </a:graphicData>
+                  </a:graphic>
+                </wp:inline>
+              </w:drawing>
+            </w:r>
+          </w:p>
+          <w:p>
+            <w:pPr>
+              <w:pStyle w:val="Caption"/>
+            </w:pPr>
+            <w:r>
+              <w:t xml:space="preserve">Figura </w:t>
+            </w:r>
+            <w:r>
+              <w:fldChar w:fldCharType="begin"/>
+            </w:r>
+            <w:r>
+              <w:instrText xml:space="preserve"> SEQ Figura \* ARABIC </w:instrText>
+            </w:r>
+            <w:r>
+              <w:fldChar w:fldCharType="separate"/>
+            </w:r>
+            <w:r>
+              <w:t>6</w:t>
+            </w:r>
+            <w:r>
+              <w:fldChar w:fldCharType="end"/>
+            </w:r>
+            <w:r>
+              <w:t>. Lista de tareas.</w:t>
+            </w:r>
+          </w:p>
+        </w:tc>
+        <w:tc>
+          <w:tcPr>
+            <w:tcW w:type="dxa" w:w="7313"/>
+          </w:tcPr>
+          <w:p>
+            <w:pPr>
+              <w:pStyle w:val="Cuerpo"/>
+              <w:spacing w:after="60" w:line="252" w:lineRule="auto"/>
+              <w:jc w:val="left"/>
+            </w:pPr>
+            <w:r>
+              <w:rPr>
+                <w:b/>
+                <w:sz w:val="20"/>
+              </w:rPr>
+              <w:t>Qué hace:</w:t>
+            </w:r>
+            <w:r>
+              <w:rPr>
+                <w:sz w:val="20"/>
+              </w:rPr>
+              <w:t xml:space="preserve"> reúne en un solo lugar todas las tareas con su curso, fecha y prioridad. Permite filtrar por curso, ver pendientes o completadas, marcar una tarea como hecha y eliminarla deslizando (con opción de deshacer).</w:t>
+            </w:r>
+          </w:p>
+          <w:p>
+            <w:pPr>
+              <w:pStyle w:val="Cuerpo"/>
+              <w:spacing w:after="60" w:line="252" w:lineRule="auto"/>
+              <w:jc w:val="left"/>
+            </w:pPr>
+            <w:r>
+              <w:rPr>
+                <w:b/>
+                <w:sz w:val="20"/>
+              </w:rPr>
+              <w:t>Cómo está hecha:</w:t>
+            </w:r>
+            <w:r>
+              <w:rPr>
+                <w:sz w:val="20"/>
+              </w:rPr>
+              <w:t xml:space="preserve"> un </w:t>
+            </w:r>
+            <w:r>
+              <w:rPr>
+                <w:rFonts w:ascii="Consolas" w:hAnsi="Consolas"/>
+                <w:color w:val="1565C0"/>
+                <w:sz w:val="20"/>
+              </w:rPr>
+              <w:t>DefaultTabController</w:t>
+            </w:r>
+            <w:r>
+              <w:rPr>
+                <w:sz w:val="20"/>
+              </w:rPr>
+              <w:t xml:space="preserve"> con un </w:t>
+            </w:r>
+            <w:r>
+              <w:rPr>
+                <w:rFonts w:ascii="Consolas" w:hAnsi="Consolas"/>
+                <w:color w:val="1565C0"/>
+                <w:sz w:val="20"/>
+              </w:rPr>
+              <w:t>TabBar</w:t>
+            </w:r>
+            <w:r>
+              <w:rPr>
+                <w:sz w:val="20"/>
+              </w:rPr>
+              <w:t xml:space="preserve"> en el </w:t>
+            </w:r>
+            <w:r>
+              <w:rPr>
+                <w:rFonts w:ascii="Consolas" w:hAnsi="Consolas"/>
+                <w:color w:val="1565C0"/>
+                <w:sz w:val="20"/>
+              </w:rPr>
+              <w:t>AppBar</w:t>
+            </w:r>
+            <w:r>
+              <w:rPr>
+                <w:sz w:val="20"/>
+              </w:rPr>
+              <w:t xml:space="preserve">. El cuerpo es un </w:t>
+            </w:r>
+            <w:r>
+              <w:rPr>
+                <w:rFonts w:ascii="Consolas" w:hAnsi="Consolas"/>
+                <w:color w:val="1565C0"/>
+                <w:sz w:val="20"/>
+              </w:rPr>
+              <w:t>Column</w:t>
+            </w:r>
+            <w:r>
+              <w:rPr>
+                <w:sz w:val="20"/>
+              </w:rPr>
+              <w:t xml:space="preserve"> con una fila de </w:t>
+            </w:r>
+            <w:r>
+              <w:rPr>
+                <w:rFonts w:ascii="Consolas" w:hAnsi="Consolas"/>
+                <w:color w:val="1565C0"/>
+                <w:sz w:val="20"/>
+              </w:rPr>
+              <w:t>ChoiceChip</w:t>
+            </w:r>
+            <w:r>
+              <w:rPr>
+                <w:sz w:val="20"/>
+              </w:rPr>
+              <w:t xml:space="preserve"> desplazable y un </w:t>
+            </w:r>
+            <w:r>
+              <w:rPr>
+                <w:rFonts w:ascii="Consolas" w:hAnsi="Consolas"/>
+                <w:color w:val="1565C0"/>
+                <w:sz w:val="20"/>
+              </w:rPr>
+              <w:t>Expanded</w:t>
+            </w:r>
+            <w:r>
+              <w:rPr>
+                <w:sz w:val="20"/>
+              </w:rPr>
+              <w:t xml:space="preserve"> que contiene el </w:t>
+            </w:r>
+            <w:r>
+              <w:rPr>
+                <w:rFonts w:ascii="Consolas" w:hAnsi="Consolas"/>
+                <w:color w:val="1565C0"/>
+                <w:sz w:val="20"/>
+              </w:rPr>
+              <w:t>TabBarView</w:t>
+            </w:r>
+            <w:r>
+              <w:rPr>
+                <w:sz w:val="20"/>
+              </w:rPr>
+              <w:t xml:space="preserve">; sin el </w:t>
+            </w:r>
+            <w:r>
+              <w:rPr>
+                <w:rFonts w:ascii="Consolas" w:hAnsi="Consolas"/>
+                <w:color w:val="1565C0"/>
+                <w:sz w:val="20"/>
+              </w:rPr>
+              <w:t>Expanded</w:t>
+            </w:r>
+            <w:r>
+              <w:rPr>
+                <w:sz w:val="20"/>
+              </w:rPr>
+              <w:t xml:space="preserve"> el </w:t>
+            </w:r>
+            <w:r>
+              <w:rPr>
+                <w:rFonts w:ascii="Consolas" w:hAnsi="Consolas"/>
+                <w:color w:val="1565C0"/>
+                <w:sz w:val="20"/>
+              </w:rPr>
+              <w:t>TabBarView</w:t>
+            </w:r>
+            <w:r>
+              <w:rPr>
+                <w:sz w:val="20"/>
+              </w:rPr>
+              <w:t xml:space="preserve"> recibiría altura infinita y fallaría.</w:t>
+            </w:r>
+          </w:p>
+          <w:p>
+            <w:pPr>
+              <w:pStyle w:val="Cuerpo"/>
+              <w:spacing w:after="60" w:line="252" w:lineRule="auto"/>
+              <w:jc w:val="left"/>
+            </w:pPr>
+            <w:r>
+              <w:rPr>
+                <w:sz w:val="20"/>
+              </w:rPr>
+              <w:t xml:space="preserve">La lista usa </w:t>
+            </w:r>
+            <w:r>
+              <w:rPr>
+                <w:rFonts w:ascii="Consolas" w:hAnsi="Consolas"/>
+                <w:color w:val="1565C0"/>
+                <w:sz w:val="20"/>
+              </w:rPr>
+              <w:t>ListView.builder</w:t>
+            </w:r>
+            <w:r>
+              <w:rPr>
+                <w:sz w:val="20"/>
+              </w:rPr>
+              <w:t xml:space="preserve">, que solo construye los elementos visibles. Cada tarea es un </w:t>
+            </w:r>
+            <w:r>
+              <w:rPr>
+                <w:rFonts w:ascii="Consolas" w:hAnsi="Consolas"/>
+                <w:color w:val="1565C0"/>
+                <w:sz w:val="20"/>
+              </w:rPr>
+              <w:t>Dismissible</w:t>
+            </w:r>
+            <w:r>
+              <w:rPr>
+                <w:sz w:val="20"/>
+              </w:rPr>
+              <w:t xml:space="preserve"> con una </w:t>
+            </w:r>
+            <w:r>
+              <w:rPr>
+                <w:rFonts w:ascii="Consolas" w:hAnsi="Consolas"/>
+                <w:color w:val="1565C0"/>
+                <w:sz w:val="20"/>
+              </w:rPr>
+              <w:t>Card</w:t>
+            </w:r>
+            <w:r>
+              <w:rPr>
+                <w:sz w:val="20"/>
+              </w:rPr>
+              <w:t xml:space="preserve">: un </w:t>
+            </w:r>
+            <w:r>
+              <w:rPr>
+                <w:rFonts w:ascii="Consolas" w:hAnsi="Consolas"/>
+                <w:color w:val="1565C0"/>
+                <w:sz w:val="20"/>
+              </w:rPr>
+              <w:t>DecoratedBox</w:t>
+            </w:r>
+            <w:r>
+              <w:rPr>
+                <w:sz w:val="20"/>
+              </w:rPr>
+              <w:t xml:space="preserve"> dibuja la franja del color del curso y un </w:t>
+            </w:r>
+            <w:r>
+              <w:rPr>
+                <w:rFonts w:ascii="Consolas" w:hAnsi="Consolas"/>
+                <w:color w:val="1565C0"/>
+                <w:sz w:val="20"/>
+              </w:rPr>
+              <w:t>ListTile</w:t>
+            </w:r>
+            <w:r>
+              <w:rPr>
+                <w:sz w:val="20"/>
+              </w:rPr>
+              <w:t xml:space="preserve"> muestra el </w:t>
+            </w:r>
+            <w:r>
+              <w:rPr>
+                <w:rFonts w:ascii="Consolas" w:hAnsi="Consolas"/>
+                <w:color w:val="1565C0"/>
+                <w:sz w:val="20"/>
+              </w:rPr>
+              <w:t>Checkbox</w:t>
+            </w:r>
+            <w:r>
+              <w:rPr>
+                <w:sz w:val="20"/>
+              </w:rPr>
+              <w:t>, el título, la fecha y la prioridad.</w:t>
+            </w:r>
+          </w:p>
+        </w:tc>
+      </w:tr>
+    </w:tbl>
+    <w:p>
+      <w:pPr>
+        <w:spacing w:after="0"/>
+      </w:pPr>
+    </w:p>
+    <w:p>
+      <w:pPr>
+        <w:pStyle w:val="Heading4"/>
+      </w:pPr>
+      <w:r>
+        <w:t>4.4. Nueva tarea</w:t>
+      </w:r>
+    </w:p>
+    <w:tbl>
+      <w:tblPr>
+        <w:tblW w:type="auto" w:w="0"/>
+        <w:jc w:val="center"/>
+        <w:tblLook w:firstColumn="1" w:firstRow="1" w:lastColumn="0" w:lastRow="0" w:noHBand="0" w:noVBand="1" w:val="04A0"/>
+      </w:tblPr>
+      <w:tblGrid>
+        <w:gridCol w:w="4873"/>
+        <w:gridCol w:w="4873"/>
+      </w:tblGrid>
+      <w:tr>
+        <w:trPr>
+          <w:cantSplit/>
+        </w:trPr>
+        <w:tc>
+          <w:tcPr>
+            <w:tcW w:type="dxa" w:w="2324"/>
+          </w:tcPr>
+          <w:p>
+            <w:pPr>
+              <w:jc w:val="center"/>
+            </w:pPr>
+            <w:r>
+              <w:drawing>
+                <wp:inline>
+                  <wp:extent cx="1332000" cy="2882585"/>
+                  <wp:docPr id="6" name="Picture 6"/>
+                  <wp:cNvGraphicFramePr>
+                    <a:graphicFrameLocks noChangeAspect="1"/>
+                  </wp:cNvGraphicFramePr>
+                  <a:graphic>
+                    <a:graphicData uri="http://schemas.openxmlformats.org/drawingml/2006/picture">
+                      <pic:pic>
+                        <pic:nvPicPr>
+                          <pic:cNvPr id="0" name="04_nueva_tarea.png"/>
+                          <pic:cNvPicPr/>
+                        </pic:nvPicPr>
+                        <pic:blipFill>
+                          <a:blip r:embed="rId12"/>
+                          <a:stretch>
+                            <a:fillRect/>
+                          </a:stretch>
+                        </pic:blipFill>
+                        <pic:spPr>
+                          <a:xfrm>
+                            <a:off x="0" y="0"/>
+                            <a:ext cx="1332000" cy="2882585"/>
+                          </a:xfrm>
+                          <a:prstGeom prst="rect"/>
+                        </pic:spPr>
+                      </pic:pic>
+                    </a:graphicData>
+                  </a:graphic>
+                </wp:inline>
+              </w:drawing>
+            </w:r>
+          </w:p>
+          <w:p>
+            <w:pPr>
+              <w:pStyle w:val="Caption"/>
+            </w:pPr>
+            <w:r>
+              <w:t xml:space="preserve">Figura </w:t>
+            </w:r>
+            <w:r>
+              <w:fldChar w:fldCharType="begin"/>
+            </w:r>
+            <w:r>
+              <w:instrText xml:space="preserve"> SEQ Figura \* ARABIC </w:instrText>
+            </w:r>
+            <w:r>
+              <w:fldChar w:fldCharType="separate"/>
+            </w:r>
+            <w:r>
+              <w:t>7</w:t>
+            </w:r>
+            <w:r>
+              <w:fldChar w:fldCharType="end"/>
+            </w:r>
+            <w:r>
+              <w:t>. Formulario de nueva tarea.</w:t>
+            </w:r>
+          </w:p>
+        </w:tc>
+        <w:tc>
+          <w:tcPr>
+            <w:tcW w:type="dxa" w:w="7313"/>
+          </w:tcPr>
+          <w:p>
+            <w:pPr>
+              <w:pStyle w:val="Cuerpo"/>
+              <w:spacing w:after="60" w:line="252" w:lineRule="auto"/>
+              <w:jc w:val="left"/>
+            </w:pPr>
+            <w:r>
+              <w:rPr>
+                <w:b/>
+                <w:sz w:val="20"/>
+              </w:rPr>
+              <w:t>Qué hace:</w:t>
+            </w:r>
+            <w:r>
+              <w:rPr>
+                <w:sz w:val="20"/>
+              </w:rPr>
+              <w:t xml:space="preserve"> registra una tarea validando que tenga título y curso.</w:t>
+            </w:r>
+          </w:p>
+          <w:p>
+            <w:pPr>
+              <w:pStyle w:val="Cuerpo"/>
+              <w:spacing w:after="60" w:line="252" w:lineRule="auto"/>
+              <w:jc w:val="left"/>
+            </w:pPr>
+            <w:r>
+              <w:rPr>
+                <w:b/>
+                <w:sz w:val="20"/>
+              </w:rPr>
+              <w:t>Cómo está hecha:</w:t>
+            </w:r>
+            <w:r>
+              <w:rPr>
+                <w:sz w:val="20"/>
+              </w:rPr>
+              <w:t xml:space="preserve"> se abre con </w:t>
+            </w:r>
+            <w:r>
+              <w:rPr>
+                <w:rFonts w:ascii="Consolas" w:hAnsi="Consolas"/>
+                <w:color w:val="1565C0"/>
+                <w:sz w:val="20"/>
+              </w:rPr>
+              <w:t>Navigator.push</w:t>
+            </w:r>
+            <w:r>
+              <w:rPr>
+                <w:sz w:val="20"/>
+              </w:rPr>
+              <w:t xml:space="preserve"> como </w:t>
+            </w:r>
+            <w:r>
+              <w:rPr>
+                <w:rFonts w:ascii="Consolas" w:hAnsi="Consolas"/>
+                <w:color w:val="1565C0"/>
+                <w:sz w:val="20"/>
+              </w:rPr>
+              <w:t>fullscreenDialog</w:t>
+            </w:r>
+            <w:r>
+              <w:rPr>
+                <w:sz w:val="20"/>
+              </w:rPr>
+              <w:t xml:space="preserve"> y devuelve la tarea con </w:t>
+            </w:r>
+            <w:r>
+              <w:rPr>
+                <w:rFonts w:ascii="Consolas" w:hAnsi="Consolas"/>
+                <w:color w:val="1565C0"/>
+                <w:sz w:val="20"/>
+              </w:rPr>
+              <w:t>Navigator.pop</w:t>
+            </w:r>
+            <w:r>
+              <w:rPr>
+                <w:sz w:val="20"/>
+              </w:rPr>
+              <w:t xml:space="preserve">. Un </w:t>
+            </w:r>
+            <w:r>
+              <w:rPr>
+                <w:rFonts w:ascii="Consolas" w:hAnsi="Consolas"/>
+                <w:color w:val="1565C0"/>
+                <w:sz w:val="20"/>
+              </w:rPr>
+              <w:t>Form</w:t>
+            </w:r>
+            <w:r>
+              <w:rPr>
+                <w:sz w:val="20"/>
+              </w:rPr>
+              <w:t xml:space="preserve"> agrupa los campos: </w:t>
+            </w:r>
+            <w:r>
+              <w:rPr>
+                <w:rFonts w:ascii="Consolas" w:hAnsi="Consolas"/>
+                <w:color w:val="1565C0"/>
+                <w:sz w:val="20"/>
+              </w:rPr>
+              <w:t>TextFormField</w:t>
+            </w:r>
+            <w:r>
+              <w:rPr>
+                <w:sz w:val="20"/>
+              </w:rPr>
+              <w:t xml:space="preserve"> con </w:t>
+            </w:r>
+            <w:r>
+              <w:rPr>
+                <w:rFonts w:ascii="Consolas" w:hAnsi="Consolas"/>
+                <w:color w:val="1565C0"/>
+                <w:sz w:val="20"/>
+              </w:rPr>
+              <w:t>validator</w:t>
+            </w:r>
+            <w:r>
+              <w:rPr>
+                <w:sz w:val="20"/>
+              </w:rPr>
+              <w:t xml:space="preserve">, </w:t>
+            </w:r>
+            <w:r>
+              <w:rPr>
+                <w:rFonts w:ascii="Consolas" w:hAnsi="Consolas"/>
+                <w:color w:val="1565C0"/>
+                <w:sz w:val="20"/>
+              </w:rPr>
+              <w:t>DropdownButtonFormField</w:t>
+            </w:r>
+            <w:r>
+              <w:rPr>
+                <w:sz w:val="20"/>
+              </w:rPr>
+              <w:t xml:space="preserve"> para el curso, </w:t>
+            </w:r>
+            <w:r>
+              <w:rPr>
+                <w:rFonts w:ascii="Consolas" w:hAnsi="Consolas"/>
+                <w:color w:val="1565C0"/>
+                <w:sz w:val="20"/>
+              </w:rPr>
+              <w:t>showDatePicker</w:t>
+            </w:r>
+            <w:r>
+              <w:rPr>
+                <w:sz w:val="20"/>
+              </w:rPr>
+              <w:t xml:space="preserve"> para la fecha y </w:t>
+            </w:r>
+            <w:r>
+              <w:rPr>
+                <w:rFonts w:ascii="Consolas" w:hAnsi="Consolas"/>
+                <w:color w:val="1565C0"/>
+                <w:sz w:val="20"/>
+              </w:rPr>
+              <w:t>SegmentedButton</w:t>
+            </w:r>
+            <w:r>
+              <w:rPr>
+                <w:sz w:val="20"/>
+              </w:rPr>
+              <w:t xml:space="preserve"> para la prioridad.</w:t>
+            </w:r>
+          </w:p>
+          <w:p>
+            <w:pPr>
+              <w:pStyle w:val="Cuerpo"/>
+              <w:spacing w:after="60" w:line="252" w:lineRule="auto"/>
+              <w:jc w:val="left"/>
+            </w:pPr>
+            <w:r>
+              <w:rPr>
+                <w:sz w:val="20"/>
+              </w:rPr>
+              <w:t xml:space="preserve">El contenido va en un </w:t>
+            </w:r>
+            <w:r>
+              <w:rPr>
+                <w:rFonts w:ascii="Consolas" w:hAnsi="Consolas"/>
+                <w:color w:val="1565C0"/>
+                <w:sz w:val="20"/>
+              </w:rPr>
+              <w:t>ListView</w:t>
+            </w:r>
+            <w:r>
+              <w:rPr>
+                <w:sz w:val="20"/>
+              </w:rPr>
+              <w:t xml:space="preserve"> para poder desplazarse cuando aparece el teclado, y </w:t>
+            </w:r>
+            <w:r>
+              <w:rPr>
+                <w:rFonts w:ascii="Consolas" w:hAnsi="Consolas"/>
+                <w:color w:val="1565C0"/>
+                <w:sz w:val="20"/>
+              </w:rPr>
+              <w:t>Center</w:t>
+            </w:r>
+            <w:r>
+              <w:rPr>
+                <w:sz w:val="20"/>
+              </w:rPr>
+              <w:t xml:space="preserve"> + </w:t>
+            </w:r>
+            <w:r>
+              <w:rPr>
+                <w:rFonts w:ascii="Consolas" w:hAnsi="Consolas"/>
+                <w:color w:val="1565C0"/>
+                <w:sz w:val="20"/>
+              </w:rPr>
+              <w:t>ConstrainedBox(maxWidth: 560)</w:t>
+            </w:r>
+            <w:r>
+              <w:rPr>
+                <w:sz w:val="20"/>
+              </w:rPr>
+              <w:t xml:space="preserve"> evitan que los campos se estiren en pantallas grandes.</w:t>
+            </w:r>
+          </w:p>
+        </w:tc>
+      </w:tr>
+    </w:tbl>
+    <w:p>
+      <w:pPr>
+        <w:spacing w:after="0"/>
+      </w:pPr>
+    </w:p>
+    <w:p>
+      <w:pPr>
+        <w:pStyle w:val="Heading4"/>
+      </w:pPr>
+      <w:r>
+        <w:t>4.5. Horario</w:t>
+      </w:r>
+    </w:p>
+    <w:tbl>
+      <w:tblPr>
+        <w:tblW w:type="auto" w:w="0"/>
+        <w:jc w:val="center"/>
+        <w:tblLook w:firstColumn="1" w:firstRow="1" w:lastColumn="0" w:lastRow="0" w:noHBand="0" w:noVBand="1" w:val="04A0"/>
+      </w:tblPr>
+      <w:tblGrid>
+        <w:gridCol w:w="4873"/>
+        <w:gridCol w:w="4873"/>
+      </w:tblGrid>
+      <w:tr>
+        <w:trPr>
+          <w:cantSplit/>
+        </w:trPr>
+        <w:tc>
+          <w:tcPr>
+            <w:tcW w:type="dxa" w:w="2324"/>
+          </w:tcPr>
+          <w:p>
+            <w:pPr>
+              <w:jc w:val="center"/>
+            </w:pPr>
+            <w:r>
+              <w:drawing>
+                <wp:inline>
+                  <wp:extent cx="1332000" cy="2882585"/>
+                  <wp:docPr id="7" name="Picture 7"/>
+                  <wp:cNvGraphicFramePr>
+                    <a:graphicFrameLocks noChangeAspect="1"/>
+                  </wp:cNvGraphicFramePr>
+                  <a:graphic>
+                    <a:graphicData uri="http://schemas.openxmlformats.org/drawingml/2006/picture">
+                      <pic:pic>
+                        <pic:nvPicPr>
+                          <pic:cNvPr id="0" name="05_horario.png"/>
+                          <pic:cNvPicPr/>
+                        </pic:nvPicPr>
+                        <pic:blipFill>
+                          <a:blip r:embed="rId13"/>
+                          <a:stretch>
+                            <a:fillRect/>
+                          </a:stretch>
+                        </pic:blipFill>
+                        <pic:spPr>
+                          <a:xfrm>
+                            <a:off x="0" y="0"/>
+                            <a:ext cx="1332000" cy="2882585"/>
+                          </a:xfrm>
+                          <a:prstGeom prst="rect"/>
+                        </pic:spPr>
+                      </pic:pic>
+                    </a:graphicData>
+                  </a:graphic>
+                </wp:inline>
+              </w:drawing>
+            </w:r>
+          </w:p>
+          <w:p>
+            <w:pPr>
+              <w:pStyle w:val="Caption"/>
+            </w:pPr>
+            <w:r>
+              <w:t xml:space="preserve">Figura </w:t>
+            </w:r>
+            <w:r>
+              <w:fldChar w:fldCharType="begin"/>
+            </w:r>
+            <w:r>
+              <w:instrText xml:space="preserve"> SEQ Figura \* ARABIC </w:instrText>
+            </w:r>
+            <w:r>
+              <w:fldChar w:fldCharType="separate"/>
+            </w:r>
+            <w:r>
+              <w:t>8</w:t>
+            </w:r>
+            <w:r>
+              <w:fldChar w:fldCharType="end"/>
+            </w:r>
+            <w:r>
+              <w:t>. Horario en teléfono.</w:t>
+            </w:r>
+          </w:p>
+        </w:tc>
+        <w:tc>
+          <w:tcPr>
+            <w:tcW w:type="dxa" w:w="7313"/>
+          </w:tcPr>
+          <w:p>
+            <w:pPr>
+              <w:pStyle w:val="Cuerpo"/>
+              <w:spacing w:after="60" w:line="252" w:lineRule="auto"/>
+              <w:jc w:val="left"/>
+            </w:pPr>
+            <w:r>
+              <w:rPr>
+                <w:b/>
+                <w:sz w:val="20"/>
+              </w:rPr>
+              <w:t>Qué hace:</w:t>
+            </w:r>
+            <w:r>
+              <w:rPr>
+                <w:sz w:val="20"/>
+              </w:rPr>
+              <w:t xml:space="preserve"> muestra las clases de la semana con hora, aula y docente.</w:t>
+            </w:r>
+          </w:p>
+          <w:p>
+            <w:pPr>
+              <w:pStyle w:val="Cuerpo"/>
+              <w:spacing w:after="60" w:line="252" w:lineRule="auto"/>
+              <w:jc w:val="left"/>
+            </w:pPr>
+            <w:r>
+              <w:rPr>
+                <w:b/>
+                <w:sz w:val="20"/>
+              </w:rPr>
+              <w:t>Cómo está hecha:</w:t>
+            </w:r>
+            <w:r>
+              <w:rPr>
+                <w:sz w:val="20"/>
+              </w:rPr>
+              <w:t xml:space="preserve"> un </w:t>
+            </w:r>
+            <w:r>
+              <w:rPr>
+                <w:rFonts w:ascii="Consolas" w:hAnsi="Consolas"/>
+                <w:color w:val="1565C0"/>
+                <w:sz w:val="20"/>
+              </w:rPr>
+              <w:t>LayoutBuilder</w:t>
+            </w:r>
+            <w:r>
+              <w:rPr>
+                <w:sz w:val="20"/>
+              </w:rPr>
+              <w:t xml:space="preserve"> elige entre dos diseños. En teléfono, un </w:t>
+            </w:r>
+            <w:r>
+              <w:rPr>
+                <w:rFonts w:ascii="Consolas" w:hAnsi="Consolas"/>
+                <w:color w:val="1565C0"/>
+                <w:sz w:val="20"/>
+              </w:rPr>
+              <w:t>TabBar</w:t>
+            </w:r>
+            <w:r>
+              <w:rPr>
+                <w:sz w:val="20"/>
+              </w:rPr>
+              <w:t xml:space="preserve"> con los días y, para cada día, una línea de tiempo hecha con </w:t>
+            </w:r>
+            <w:r>
+              <w:rPr>
+                <w:rFonts w:ascii="Consolas" w:hAnsi="Consolas"/>
+                <w:color w:val="1565C0"/>
+                <w:sz w:val="20"/>
+              </w:rPr>
+              <w:t>IntrinsicHeight</w:t>
+            </w:r>
+            <w:r>
+              <w:rPr>
+                <w:sz w:val="20"/>
+              </w:rPr>
+              <w:t xml:space="preserve"> y </w:t>
+            </w:r>
+            <w:r>
+              <w:rPr>
+                <w:rFonts w:ascii="Consolas" w:hAnsi="Consolas"/>
+                <w:color w:val="1565C0"/>
+                <w:sz w:val="20"/>
+              </w:rPr>
+              <w:t>Row</w:t>
+            </w:r>
+            <w:r>
+              <w:rPr>
+                <w:sz w:val="20"/>
+              </w:rPr>
+              <w:t xml:space="preserve">: a la izquierda las horas en un </w:t>
+            </w:r>
+            <w:r>
+              <w:rPr>
+                <w:rFonts w:ascii="Consolas" w:hAnsi="Consolas"/>
+                <w:color w:val="1565C0"/>
+                <w:sz w:val="20"/>
+              </w:rPr>
+              <w:t>SizedBox</w:t>
+            </w:r>
+            <w:r>
+              <w:rPr>
+                <w:sz w:val="20"/>
+              </w:rPr>
+              <w:t xml:space="preserve"> de 56 px y a la derecha el bloque de la clase en </w:t>
+            </w:r>
+            <w:r>
+              <w:rPr>
+                <w:rFonts w:ascii="Consolas" w:hAnsi="Consolas"/>
+                <w:color w:val="1565C0"/>
+                <w:sz w:val="20"/>
+              </w:rPr>
+              <w:t>Expanded</w:t>
+            </w:r>
+            <w:r>
+              <w:rPr>
+                <w:sz w:val="20"/>
+              </w:rPr>
+              <w:t>.</w:t>
+            </w:r>
+          </w:p>
+          <w:p>
+            <w:pPr>
+              <w:pStyle w:val="Cuerpo"/>
+              <w:spacing w:after="60" w:line="252" w:lineRule="auto"/>
+              <w:jc w:val="left"/>
+            </w:pPr>
+            <w:r>
+              <w:rPr>
+                <w:sz w:val="20"/>
+              </w:rPr>
+              <w:t xml:space="preserve">En tablet o escritorio se muestra toda la semana en una </w:t>
+            </w:r>
+            <w:r>
+              <w:rPr>
+                <w:rFonts w:ascii="Consolas" w:hAnsi="Consolas"/>
+                <w:color w:val="1565C0"/>
+                <w:sz w:val="20"/>
+              </w:rPr>
+              <w:t>Table</w:t>
+            </w:r>
+            <w:r>
+              <w:rPr>
+                <w:sz w:val="20"/>
+              </w:rPr>
+              <w:t>, con la primera columna fija (</w:t>
+            </w:r>
+            <w:r>
+              <w:rPr>
+                <w:rFonts w:ascii="Consolas" w:hAnsi="Consolas"/>
+                <w:color w:val="1565C0"/>
+                <w:sz w:val="20"/>
+              </w:rPr>
+              <w:t>FixedColumnWidth</w:t>
+            </w:r>
+            <w:r>
+              <w:rPr>
+                <w:sz w:val="20"/>
+              </w:rPr>
+              <w:t>) y el resto flexible (Figura 9).</w:t>
+            </w:r>
+          </w:p>
+        </w:tc>
+      </w:tr>
+    </w:tbl>
+    <w:p>
+      <w:pPr>
+        <w:spacing w:after="0"/>
+      </w:pPr>
+    </w:p>
+    <w:p>
+      <w:pPr>
+        <w:keepNext/>
+        <w:jc w:val="center"/>
+      </w:pPr>
+      <w:r>
+        <w:drawing>
+          <wp:inline>
+            <wp:extent cx="4320000" cy="2700000"/>
+            <wp:docPr id="8" name="Picture 8"/>
+            <wp:cNvGraphicFramePr>
+              <a:graphicFrameLocks noChangeAspect="1"/>
+            </wp:cNvGraphicFramePr>
+            <a:graphic>
+              <a:graphicData uri="http://schemas.openxmlformats.org/drawingml/2006/picture">
+                <pic:pic>
+                  <pic:nvPicPr>
+                    <pic:cNvPr id="0" name="09_escritorio_horario.png"/>
+                    <pic:cNvPicPr/>
+                  </pic:nvPicPr>
+                  <pic:blipFill>
+                    <a:blip r:embed="rId14"/>
+                    <a:stretch>
+                      <a:fillRect/>
+                    </a:stretch>
+                  </pic:blipFill>
+                  <pic:spPr>
+                    <a:xfrm>
+                      <a:off x="0" y="0"/>
+                      <a:ext cx="4320000" cy="2700000"/>
+                    </a:xfrm>
+                    <a:prstGeom prst="rect"/>
+                  </pic:spPr>
+                </pic:pic>
+              </a:graphicData>
+            </a:graphic>
+          </wp:inline>
+        </w:drawing>
+      </w:r>
+    </w:p>
+    <w:p>
+      <w:pPr>
+        <w:pStyle w:val="Caption"/>
+      </w:pPr>
+      <w:r>
+        <w:t xml:space="preserve">Figura </w:t>
+      </w:r>
+      <w:r>
+        <w:fldChar w:fldCharType="begin"/>
+      </w:r>
+      <w:r>
+        <w:instrText xml:space="preserve"> SEQ Figura \* ARABIC </w:instrText>
+      </w:r>
+      <w:r>
+        <w:fldChar w:fldCharType="separate"/>
+      </w:r>
+      <w:r>
+        <w:t>9</w:t>
+      </w:r>
+      <w:r>
+        <w:fldChar w:fldCharType="end"/>
+      </w:r>
+      <w:r>
+        <w:t>. Escritorio: NavigationRail extendido y horario semanal con Table.</w:t>
+      </w:r>
+    </w:p>
+    <w:p>
+      <w:pPr>
+        <w:pStyle w:val="Heading4"/>
+      </w:pPr>
+      <w:r>
+        <w:t>4.6. Notas</w:t>
+      </w:r>
+    </w:p>
+    <w:tbl>
+      <w:tblPr>
+        <w:tblW w:type="auto" w:w="0"/>
+        <w:jc w:val="center"/>
+        <w:tblLook w:firstColumn="1" w:firstRow="1" w:lastColumn="0" w:lastRow="0" w:noHBand="0" w:noVBand="1" w:val="04A0"/>
+      </w:tblPr>
+      <w:tblGrid>
+        <w:gridCol w:w="4873"/>
+        <w:gridCol w:w="4873"/>
+      </w:tblGrid>
+      <w:tr>
+        <w:trPr>
+          <w:cantSplit/>
+        </w:trPr>
+        <w:tc>
+          <w:tcPr>
+            <w:tcW w:type="dxa" w:w="2324"/>
+          </w:tcPr>
+          <w:p>
+            <w:pPr>
+              <w:jc w:val="center"/>
+            </w:pPr>
+            <w:r>
+              <w:drawing>
+                <wp:inline>
+                  <wp:extent cx="1332000" cy="2882585"/>
+                  <wp:docPr id="9" name="Picture 9"/>
+                  <wp:cNvGraphicFramePr>
+                    <a:graphicFrameLocks noChangeAspect="1"/>
+                  </wp:cNvGraphicFramePr>
+                  <a:graphic>
+                    <a:graphicData uri="http://schemas.openxmlformats.org/drawingml/2006/picture">
+                      <pic:pic>
+                        <pic:nvPicPr>
+                          <pic:cNvPr id="0" name="06_notas.png"/>
+                          <pic:cNvPicPr/>
+                        </pic:nvPicPr>
+                        <pic:blipFill>
+                          <a:blip r:embed="rId15"/>
+                          <a:stretch>
+                            <a:fillRect/>
+                          </a:stretch>
+                        </pic:blipFill>
+                        <pic:spPr>
+                          <a:xfrm>
+                            <a:off x="0" y="0"/>
+                            <a:ext cx="1332000" cy="2882585"/>
+                          </a:xfrm>
+                          <a:prstGeom prst="rect"/>
+                        </pic:spPr>
+                      </pic:pic>
+                    </a:graphicData>
+                  </a:graphic>
+                </wp:inline>
+              </w:drawing>
+            </w:r>
+          </w:p>
+          <w:p>
+            <w:pPr>
+              <w:pStyle w:val="Caption"/>
+            </w:pPr>
+            <w:r>
+              <w:t xml:space="preserve">Figura </w:t>
+            </w:r>
+            <w:r>
+              <w:fldChar w:fldCharType="begin"/>
+            </w:r>
+            <w:r>
+              <w:instrText xml:space="preserve"> SEQ Figura \* ARABIC </w:instrText>
+            </w:r>
+            <w:r>
+              <w:fldChar w:fldCharType="separate"/>
+            </w:r>
+            <w:r>
+              <w:t>10</w:t>
+            </w:r>
+            <w:r>
+              <w:fldChar w:fldCharType="end"/>
+            </w:r>
+            <w:r>
+              <w:t>. Pantalla de Notas.</w:t>
+            </w:r>
+          </w:p>
+        </w:tc>
+        <w:tc>
+          <w:tcPr>
+            <w:tcW w:type="dxa" w:w="7313"/>
+          </w:tcPr>
+          <w:p>
+            <w:pPr>
+              <w:pStyle w:val="Cuerpo"/>
+              <w:spacing w:after="60" w:line="252" w:lineRule="auto"/>
+              <w:jc w:val="left"/>
+            </w:pPr>
+            <w:r>
+              <w:rPr>
+                <w:b/>
+                <w:sz w:val="20"/>
+              </w:rPr>
+              <w:t>Qué hace:</w:t>
+            </w:r>
+            <w:r>
+              <w:rPr>
+                <w:sz w:val="20"/>
+              </w:rPr>
+              <w:t xml:space="preserve"> registra las notas de cada curso en escala de 0 a 20 y calcula el promedio ponderado del curso y el general, junto con el porcentaje ya evaluado.</w:t>
+            </w:r>
+          </w:p>
+          <w:p>
+            <w:pPr>
+              <w:pStyle w:val="Cuerpo"/>
+              <w:spacing w:after="60" w:line="252" w:lineRule="auto"/>
+              <w:jc w:val="left"/>
+            </w:pPr>
+            <w:r>
+              <w:rPr>
+                <w:b/>
+                <w:sz w:val="20"/>
+              </w:rPr>
+              <w:t>Cómo está hecha:</w:t>
+            </w:r>
+            <w:r>
+              <w:rPr>
+                <w:sz w:val="20"/>
+              </w:rPr>
+              <w:t xml:space="preserve"> el promedio general es un </w:t>
+            </w:r>
+            <w:r>
+              <w:rPr>
+                <w:rFonts w:ascii="Consolas" w:hAnsi="Consolas"/>
+                <w:color w:val="1565C0"/>
+                <w:sz w:val="20"/>
+              </w:rPr>
+              <w:t>Stack</w:t>
+            </w:r>
+            <w:r>
+              <w:rPr>
+                <w:sz w:val="20"/>
+              </w:rPr>
+              <w:t xml:space="preserve"> que pone el número encima de un </w:t>
+            </w:r>
+            <w:r>
+              <w:rPr>
+                <w:rFonts w:ascii="Consolas" w:hAnsi="Consolas"/>
+                <w:color w:val="1565C0"/>
+                <w:sz w:val="20"/>
+              </w:rPr>
+              <w:t>CircularProgressIndicator</w:t>
+            </w:r>
+            <w:r>
+              <w:rPr>
+                <w:sz w:val="20"/>
+              </w:rPr>
+              <w:t xml:space="preserve">, con un </w:t>
+            </w:r>
+            <w:r>
+              <w:rPr>
+                <w:rFonts w:ascii="Consolas" w:hAnsi="Consolas"/>
+                <w:color w:val="1565C0"/>
+                <w:sz w:val="20"/>
+              </w:rPr>
+              <w:t>Chip</w:t>
+            </w:r>
+            <w:r>
+              <w:rPr>
+                <w:sz w:val="20"/>
+              </w:rPr>
+              <w:t xml:space="preserve"> que indica si el estudiante está aprobando.</w:t>
+            </w:r>
+          </w:p>
+          <w:p>
+            <w:pPr>
+              <w:pStyle w:val="Cuerpo"/>
+              <w:spacing w:after="60" w:line="252" w:lineRule="auto"/>
+              <w:jc w:val="left"/>
+            </w:pPr>
+            <w:r>
+              <w:rPr>
+                <w:sz w:val="20"/>
+              </w:rPr>
+              <w:t xml:space="preserve">Cada curso es un </w:t>
+            </w:r>
+            <w:r>
+              <w:rPr>
+                <w:rFonts w:ascii="Consolas" w:hAnsi="Consolas"/>
+                <w:color w:val="1565C0"/>
+                <w:sz w:val="20"/>
+              </w:rPr>
+              <w:t>ExpansionTile</w:t>
+            </w:r>
+            <w:r>
+              <w:rPr>
+                <w:sz w:val="20"/>
+              </w:rPr>
+              <w:t xml:space="preserve"> con un </w:t>
+            </w:r>
+            <w:r>
+              <w:rPr>
+                <w:rFonts w:ascii="Consolas" w:hAnsi="Consolas"/>
+                <w:color w:val="1565C0"/>
+                <w:sz w:val="20"/>
+              </w:rPr>
+              <w:t>LinearProgressIndicator</w:t>
+            </w:r>
+            <w:r>
+              <w:rPr>
+                <w:sz w:val="20"/>
+              </w:rPr>
+              <w:t xml:space="preserve">. Al abrirlo muestra una </w:t>
+            </w:r>
+            <w:r>
+              <w:rPr>
+                <w:rFonts w:ascii="Consolas" w:hAnsi="Consolas"/>
+                <w:color w:val="1565C0"/>
+                <w:sz w:val="20"/>
+              </w:rPr>
+              <w:t>DataTable</w:t>
+            </w:r>
+            <w:r>
+              <w:rPr>
+                <w:sz w:val="20"/>
+              </w:rPr>
+              <w:t xml:space="preserve"> dentro de un </w:t>
+            </w:r>
+            <w:r>
+              <w:rPr>
+                <w:rFonts w:ascii="Consolas" w:hAnsi="Consolas"/>
+                <w:color w:val="1565C0"/>
+                <w:sz w:val="20"/>
+              </w:rPr>
+              <w:t>SingleChildScrollView</w:t>
+            </w:r>
+            <w:r>
+              <w:rPr>
+                <w:sz w:val="20"/>
+              </w:rPr>
+              <w:t xml:space="preserve"> horizontal; al tocar una nota se abre un </w:t>
+            </w:r>
+            <w:r>
+              <w:rPr>
+                <w:rFonts w:ascii="Consolas" w:hAnsi="Consolas"/>
+                <w:color w:val="1565C0"/>
+                <w:sz w:val="20"/>
+              </w:rPr>
+              <w:t>AlertDialog</w:t>
+            </w:r>
+            <w:r>
+              <w:rPr>
+                <w:sz w:val="20"/>
+              </w:rPr>
+              <w:t xml:space="preserve"> y el promedio se recalcula al instante.</w:t>
+            </w:r>
+          </w:p>
+        </w:tc>
+      </w:tr>
+    </w:tbl>
+    <w:p>
+      <w:pPr>
+        <w:spacing w:after="0"/>
+      </w:pPr>
+    </w:p>
+    <w:p>
+      <w:pPr>
+        <w:pStyle w:val="Heading4"/>
+      </w:pPr>
+      <w:r>
+        <w:t>4.7. Enfoque (Pomodoro)</w:t>
+      </w:r>
+    </w:p>
+    <w:tbl>
+      <w:tblPr>
+        <w:tblW w:type="auto" w:w="0"/>
+        <w:jc w:val="center"/>
+        <w:tblLook w:firstColumn="1" w:firstRow="1" w:lastColumn="0" w:lastRow="0" w:noHBand="0" w:noVBand="1" w:val="04A0"/>
+      </w:tblPr>
+      <w:tblGrid>
+        <w:gridCol w:w="4873"/>
+        <w:gridCol w:w="4873"/>
+      </w:tblGrid>
+      <w:tr>
+        <w:trPr>
+          <w:cantSplit/>
+        </w:trPr>
+        <w:tc>
+          <w:tcPr>
+            <w:tcW w:type="dxa" w:w="2324"/>
+          </w:tcPr>
+          <w:p>
+            <w:pPr>
+              <w:jc w:val="center"/>
+            </w:pPr>
+            <w:r>
+              <w:drawing>
+                <wp:inline>
+                  <wp:extent cx="1332000" cy="2882585"/>
+                  <wp:docPr id="10" name="Picture 10"/>
+                  <wp:cNvGraphicFramePr>
+                    <a:graphicFrameLocks noChangeAspect="1"/>
+                  </wp:cNvGraphicFramePr>
+                  <a:graphic>
+                    <a:graphicData uri="http://schemas.openxmlformats.org/drawingml/2006/picture">
+                      <pic:pic>
+                        <pic:nvPicPr>
+                          <pic:cNvPr id="0" name="07_enfoque.png"/>
+                          <pic:cNvPicPr/>
+                        </pic:nvPicPr>
+                        <pic:blipFill>
+                          <a:blip r:embed="rId16"/>
+                          <a:stretch>
+                            <a:fillRect/>
+                          </a:stretch>
+                        </pic:blipFill>
+                        <pic:spPr>
+                          <a:xfrm>
+                            <a:off x="0" y="0"/>
+                            <a:ext cx="1332000" cy="2882585"/>
+                          </a:xfrm>
+                          <a:prstGeom prst="rect"/>
+                        </pic:spPr>
+                      </pic:pic>
+                    </a:graphicData>
+                  </a:graphic>
+                </wp:inline>
+              </w:drawing>
+            </w:r>
+          </w:p>
+          <w:p>
+            <w:pPr>
+              <w:pStyle w:val="Caption"/>
+            </w:pPr>
+            <w:r>
+              <w:t xml:space="preserve">Figura </w:t>
+            </w:r>
+            <w:r>
+              <w:fldChar w:fldCharType="begin"/>
+            </w:r>
+            <w:r>
+              <w:instrText xml:space="preserve"> SEQ Figura \* ARABIC </w:instrText>
+            </w:r>
+            <w:r>
+              <w:fldChar w:fldCharType="separate"/>
+            </w:r>
+            <w:r>
+              <w:t>11</w:t>
+            </w:r>
+            <w:r>
+              <w:fldChar w:fldCharType="end"/>
+            </w:r>
+            <w:r>
+              <w:t>. Modo enfoque.</w:t>
+            </w:r>
+          </w:p>
+        </w:tc>
+        <w:tc>
+          <w:tcPr>
+            <w:tcW w:type="dxa" w:w="7313"/>
+          </w:tcPr>
+          <w:p>
+            <w:pPr>
+              <w:pStyle w:val="Cuerpo"/>
+              <w:spacing w:after="60" w:line="252" w:lineRule="auto"/>
+              <w:jc w:val="left"/>
+            </w:pPr>
+            <w:r>
+              <w:rPr>
+                <w:b/>
+                <w:sz w:val="20"/>
+              </w:rPr>
+              <w:t>Qué hace:</w:t>
+            </w:r>
+            <w:r>
+              <w:rPr>
+                <w:sz w:val="20"/>
+              </w:rPr>
+              <w:t xml:space="preserve"> temporizador de 25 minutos de estudio y 5 de descanso. Cada sesión completada suma minutos al indicador de Inicio.</w:t>
+            </w:r>
+          </w:p>
+          <w:p>
+            <w:pPr>
+              <w:pStyle w:val="Cuerpo"/>
+              <w:spacing w:after="60" w:line="252" w:lineRule="auto"/>
+              <w:jc w:val="left"/>
+            </w:pPr>
+            <w:r>
+              <w:rPr>
+                <w:b/>
+                <w:sz w:val="20"/>
+              </w:rPr>
+              <w:t>Cómo está hecha:</w:t>
+            </w:r>
+            <w:r>
+              <w:rPr>
+                <w:sz w:val="20"/>
+              </w:rPr>
+              <w:t xml:space="preserve"> </w:t>
+            </w:r>
+            <w:r>
+              <w:rPr>
+                <w:rFonts w:ascii="Consolas" w:hAnsi="Consolas"/>
+                <w:color w:val="1565C0"/>
+                <w:sz w:val="20"/>
+              </w:rPr>
+              <w:t>Timer.periodic</w:t>
+            </w:r>
+            <w:r>
+              <w:rPr>
+                <w:sz w:val="20"/>
+              </w:rPr>
+              <w:t xml:space="preserve"> descuenta un segundo a la vez y se cancela en </w:t>
+            </w:r>
+            <w:r>
+              <w:rPr>
+                <w:rFonts w:ascii="Consolas" w:hAnsi="Consolas"/>
+                <w:color w:val="1565C0"/>
+                <w:sz w:val="20"/>
+              </w:rPr>
+              <w:t>dispose()</w:t>
+            </w:r>
+            <w:r>
+              <w:rPr>
+                <w:sz w:val="20"/>
+              </w:rPr>
+              <w:t xml:space="preserve">. El reloj es un </w:t>
+            </w:r>
+            <w:r>
+              <w:rPr>
+                <w:rFonts w:ascii="Consolas" w:hAnsi="Consolas"/>
+                <w:color w:val="1565C0"/>
+                <w:sz w:val="20"/>
+              </w:rPr>
+              <w:t>Stack</w:t>
+            </w:r>
+            <w:r>
+              <w:rPr>
+                <w:sz w:val="20"/>
+              </w:rPr>
+              <w:t xml:space="preserve"> dentro de un </w:t>
+            </w:r>
+            <w:r>
+              <w:rPr>
+                <w:rFonts w:ascii="Consolas" w:hAnsi="Consolas"/>
+                <w:color w:val="1565C0"/>
+                <w:sz w:val="20"/>
+              </w:rPr>
+              <w:t>SizedBox.square(240)</w:t>
+            </w:r>
+            <w:r>
+              <w:rPr>
+                <w:sz w:val="20"/>
+              </w:rPr>
+              <w:t xml:space="preserve"> con el indicador circular y el tiempo centrado.</w:t>
+            </w:r>
+          </w:p>
+          <w:p>
+            <w:pPr>
+              <w:pStyle w:val="Cuerpo"/>
+              <w:spacing w:after="60" w:line="252" w:lineRule="auto"/>
+              <w:jc w:val="left"/>
+            </w:pPr>
+            <w:r>
+              <w:rPr>
+                <w:sz w:val="20"/>
+              </w:rPr>
+              <w:t xml:space="preserve">Los controles son un </w:t>
+            </w:r>
+            <w:r>
+              <w:rPr>
+                <w:rFonts w:ascii="Consolas" w:hAnsi="Consolas"/>
+                <w:color w:val="1565C0"/>
+                <w:sz w:val="20"/>
+              </w:rPr>
+              <w:t>Row</w:t>
+            </w:r>
+            <w:r>
+              <w:rPr>
+                <w:sz w:val="20"/>
+              </w:rPr>
+              <w:t xml:space="preserve"> centrado con dos </w:t>
+            </w:r>
+            <w:r>
+              <w:rPr>
+                <w:rFonts w:ascii="Consolas" w:hAnsi="Consolas"/>
+                <w:color w:val="1565C0"/>
+                <w:sz w:val="20"/>
+              </w:rPr>
+              <w:t>IconButton.filledTonal</w:t>
+            </w:r>
+            <w:r>
+              <w:rPr>
+                <w:sz w:val="20"/>
+              </w:rPr>
+              <w:t xml:space="preserve"> y un </w:t>
+            </w:r>
+            <w:r>
+              <w:rPr>
+                <w:rFonts w:ascii="Consolas" w:hAnsi="Consolas"/>
+                <w:color w:val="1565C0"/>
+                <w:sz w:val="20"/>
+              </w:rPr>
+              <w:t>FloatingActionButton.large</w:t>
+            </w:r>
+            <w:r>
+              <w:rPr>
+                <w:sz w:val="20"/>
+              </w:rPr>
+              <w:t xml:space="preserve">. El aviso usa </w:t>
+            </w:r>
+            <w:r>
+              <w:rPr>
+                <w:rFonts w:ascii="Consolas" w:hAnsi="Consolas"/>
+                <w:color w:val="1565C0"/>
+                <w:sz w:val="20"/>
+              </w:rPr>
+              <w:t>SwitchListTile.adaptive</w:t>
+            </w:r>
+            <w:r>
+              <w:rPr>
+                <w:sz w:val="20"/>
+              </w:rPr>
+              <w:t>, que toma el estilo de iOS o Android según la plataforma.</w:t>
+            </w:r>
+          </w:p>
+        </w:tc>
+      </w:tr>
+    </w:tbl>
+    <w:p>
+      <w:pPr>
+        <w:spacing w:after="0"/>
+      </w:pPr>
+    </w:p>
+    <w:p>
+      <w:pPr>
+        <w:pStyle w:val="Heading4"/>
+      </w:pPr>
+      <w:r>
+        <w:t>4.8. Pruebas</w:t>
+      </w:r>
+    </w:p>
+    <w:p>
+      <w:pPr>
+        <w:pStyle w:val="Cuerpo"/>
+      </w:pPr>
+      <w:r>
+        <w:t xml:space="preserve">Se escribieron 4 pruebas automáticas: la navegación cambia según el tamaño de pantalla, al marcar una tarea baja el contador de pendientes y el promedio ponderado es correcto. </w:t>
+      </w:r>
+      <w:r>
+        <w:rPr>
+          <w:rFonts w:ascii="Consolas" w:hAnsi="Consolas"/>
+          <w:color w:val="1565C0"/>
+          <w:sz w:val="20"/>
+        </w:rPr>
+        <w:t>flutter analyze</w:t>
+      </w:r>
+      <w:r>
+        <w:t xml:space="preserve"> no dio observaciones y </w:t>
+      </w:r>
+      <w:r>
+        <w:rPr>
+          <w:rFonts w:ascii="Consolas" w:hAnsi="Consolas"/>
+          <w:color w:val="1565C0"/>
+          <w:sz w:val="20"/>
+        </w:rPr>
+        <w:t>flutter test</w:t>
+      </w:r>
+      <w:r>
+        <w:t xml:space="preserve"> terminó con </w:t>
+      </w:r>
+      <w:r>
+        <w:rPr>
+          <w:b/>
+        </w:rPr>
+        <w:t>All tests passed!</w:t>
+      </w:r>
+      <w:r>
+        <w:t xml:space="preserve">. Las pruebas encontraron dos desbordamientos en pantallas estrechas, que se corrigieron con </w:t>
+      </w:r>
+      <w:r>
+        <w:rPr>
+          <w:rFonts w:ascii="Consolas" w:hAnsi="Consolas"/>
+          <w:color w:val="1565C0"/>
+          <w:sz w:val="20"/>
+        </w:rPr>
+        <w:t>Flexible</w:t>
+      </w:r>
+      <w:r>
+        <w:t>.</w:t>
+      </w:r>
+    </w:p>
+    <w:p>
+      <w:pPr>
+        <w:pStyle w:val="Heading3"/>
+      </w:pPr>
+      <w:r>
+        <w:t>5. Componentes de Flutter para organizar la interfaz y el layout</w:t>
       </w:r>
     </w:p>
     <w:p>
@@ -2299,7 +4769,7 @@
         <w:t>todo es un widget</w:t>
       </w:r>
       <w:r>
-        <w:t xml:space="preserve"> y la interfaz se describe como un árbol. El layout sigue una única regla: </w:t>
+        <w:t xml:space="preserve"> y el layout sigue una regla: </w:t>
       </w:r>
       <w:r>
         <w:rPr>
@@ -2308,18 +4778,7 @@
         <w:t>"las restricciones bajan, los tamaños suben y el padre define la posición"</w:t>
       </w:r>
       <w:r>
-        <w:t xml:space="preserve">. Cada widget recibe del padre un ancho y alto mínimo y máximo, elige su tamaño dentro de ese rango y el padre lo ubica. Esta regla explica errores típicos como *RenderFlex overflowed* o la altura infinita dentro de un </w:t>
-      </w:r>
-      <w:r>
-        <w:rPr>
-          <w:rFonts w:ascii="Consolas" w:hAnsi="Consolas"/>
-          <w:color w:val="6A1B9A"/>
-          <w:sz w:val="20"/>
-        </w:rPr>
-        <w:t>ListView</w:t>
-      </w:r>
-      <w:r>
-        <w:t>. La Tabla 2 resume los componentes investigados y dónde se usaron.</w:t>
+        <w:t>. La Tabla 2 resume los componentes investigados y dónde se usaron en AgendaU.</w:t>
       </w:r>
     </w:p>
     <w:p>
@@ -2375,7 +4834,7 @@
         </w:trPr>
         <w:tc>
           <w:tcPr>
-            <w:tcW w:type="dxa" w:w="1304"/>
+            <w:tcW w:type="dxa" w:w="1361"/>
             <w:shd w:val="clear" w:color="auto" w:fill="1F3A68"/>
           </w:tcPr>
           <w:p>
@@ -2394,7 +4853,7 @@
         </w:tc>
         <w:tc>
           <w:tcPr>
-            <w:tcW w:type="dxa" w:w="2494"/>
+            <w:tcW w:type="dxa" w:w="2835"/>
             <w:shd w:val="clear" w:color="auto" w:fill="1F3A68"/>
           </w:tcPr>
           <w:p>
@@ -2413,7 +4872,7 @@
         </w:tc>
         <w:tc>
           <w:tcPr>
-            <w:tcW w:type="dxa" w:w="3175"/>
+            <w:tcW w:type="dxa" w:w="2948"/>
             <w:shd w:val="clear" w:color="auto" w:fill="1F3A68"/>
           </w:tcPr>
           <w:p>
@@ -2432,7 +4891,7 @@
         </w:tc>
         <w:tc>
           <w:tcPr>
-            <w:tcW w:type="dxa" w:w="2098"/>
+            <w:tcW w:type="dxa" w:w="1928"/>
             <w:shd w:val="clear" w:color="auto" w:fill="1F3A68"/>
           </w:tcPr>
           <w:p>
@@ -2453,7 +4912,7 @@
       <w:tr>
         <w:tc>
           <w:tcPr>
-            <w:tcW w:type="dxa" w:w="1304"/>
+            <w:tcW w:type="dxa" w:w="1361"/>
           </w:tcPr>
           <w:p>
             <w:pPr>
@@ -2469,7 +4928,7 @@
         </w:tc>
         <w:tc>
           <w:tcPr>
-            <w:tcW w:type="dxa" w:w="2494"/>
+            <w:tcW w:type="dxa" w:w="2835"/>
           </w:tcPr>
           <w:p>
             <w:pPr>
@@ -2478,10 +4937,10 @@
             <w:r>
               <w:rPr>
                 <w:rFonts w:ascii="Consolas" w:hAnsi="Consolas"/>
-                <w:color w:val="6A1B9A"/>
+                <w:color w:val="1565C0"/>
                 <w:sz w:val="18"/>
               </w:rPr>
-              <w:t>MaterialApp</w:t>
+              <w:t>Scaffold</w:t>
             </w:r>
             <w:r>
               <w:rPr>
@@ -2492,16 +4951,30 @@
             <w:r>
               <w:rPr>
                 <w:rFonts w:ascii="Consolas" w:hAnsi="Consolas"/>
-                <w:color w:val="6A1B9A"/>
+                <w:color w:val="1565C0"/>
                 <w:sz w:val="18"/>
               </w:rPr>
-              <w:t>Scaffold</w:t>
+              <w:t>AppBar</w:t>
+            </w:r>
+            <w:r>
+              <w:rPr>
+                <w:sz w:val="18"/>
+              </w:rPr>
+              <w:t xml:space="preserve">, </w:t>
+            </w:r>
+            <w:r>
+              <w:rPr>
+                <w:rFonts w:ascii="Consolas" w:hAnsi="Consolas"/>
+                <w:color w:val="1565C0"/>
+                <w:sz w:val="18"/>
+              </w:rPr>
+              <w:t>SliverAppBar</w:t>
             </w:r>
           </w:p>
         </w:tc>
         <w:tc>
           <w:tcPr>
-            <w:tcW w:type="dxa" w:w="3175"/>
+            <w:tcW w:type="dxa" w:w="2948"/>
           </w:tcPr>
           <w:p>
             <w:pPr>
@@ -2511,13 +4984,13 @@
               <w:rPr>
                 <w:sz w:val="18"/>
               </w:rPr>
-              <w:t>Raíz con tema y rutas; esqueleto de cada pantalla.</w:t>
+              <w:t>Esqueleto de cada pantalla y barra superior.</w:t>
             </w:r>
           </w:p>
         </w:tc>
         <w:tc>
           <w:tcPr>
-            <w:tcW w:type="dxa" w:w="2098"/>
+            <w:tcW w:type="dxa" w:w="1928"/>
           </w:tcPr>
           <w:p>
             <w:pPr>
@@ -2535,7 +5008,7 @@
       <w:tr>
         <w:tc>
           <w:tcPr>
-            <w:tcW w:type="dxa" w:w="1304"/>
+            <w:tcW w:type="dxa" w:w="1361"/>
             <w:shd w:val="clear" w:color="auto" w:fill="EEF2F8"/>
           </w:tcPr>
           <w:p>
@@ -2546,7 +5019,7 @@
         </w:tc>
         <w:tc>
           <w:tcPr>
-            <w:tcW w:type="dxa" w:w="2494"/>
+            <w:tcW w:type="dxa" w:w="2835"/>
             <w:shd w:val="clear" w:color="auto" w:fill="EEF2F8"/>
           </w:tcPr>
           <w:p>
@@ -2556,10 +5029,10 @@
             <w:r>
               <w:rPr>
                 <w:rFonts w:ascii="Consolas" w:hAnsi="Consolas"/>
-                <w:color w:val="6A1B9A"/>
+                <w:color w:val="1565C0"/>
                 <w:sz w:val="18"/>
               </w:rPr>
-              <w:t>AppBar</w:t>
+              <w:t>NavigationBar</w:t>
             </w:r>
             <w:r>
               <w:rPr>
@@ -2570,16 +5043,16 @@
             <w:r>
               <w:rPr>
                 <w:rFonts w:ascii="Consolas" w:hAnsi="Consolas"/>
-                <w:color w:val="6A1B9A"/>
+                <w:color w:val="1565C0"/>
                 <w:sz w:val="18"/>
               </w:rPr>
-              <w:t>SliverAppBar</w:t>
+              <w:t>NavigationRail</w:t>
             </w:r>
           </w:p>
         </w:tc>
         <w:tc>
           <w:tcPr>
-            <w:tcW w:type="dxa" w:w="3175"/>
+            <w:tcW w:type="dxa" w:w="2948"/>
             <w:shd w:val="clear" w:color="auto" w:fill="EEF2F8"/>
           </w:tcPr>
           <w:p>
@@ -2590,13 +5063,13 @@
               <w:rPr>
                 <w:sz w:val="18"/>
               </w:rPr>
-              <w:t>Barra superior; la versión sliver se contrae al desplazar.</w:t>
+              <w:t>Navegación inferior o lateral.</w:t>
             </w:r>
           </w:p>
         </w:tc>
         <w:tc>
           <w:tcPr>
-            <w:tcW w:type="dxa" w:w="2098"/>
+            <w:tcW w:type="dxa" w:w="1928"/>
             <w:shd w:val="clear" w:color="auto" w:fill="EEF2F8"/>
           </w:tcPr>
           <w:p>
@@ -2607,7 +5080,7 @@
               <w:rPr>
                 <w:sz w:val="18"/>
               </w:rPr>
-              <w:t>Cabecera de Inicio.</w:t>
+              <w:t>Navegación principal.</w:t>
             </w:r>
           </w:p>
         </w:tc>
@@ -2615,7 +5088,7 @@
       <w:tr>
         <w:tc>
           <w:tcPr>
-            <w:tcW w:type="dxa" w:w="1304"/>
+            <w:tcW w:type="dxa" w:w="1361"/>
           </w:tcPr>
           <w:p>
             <w:pPr>
@@ -2625,7 +5098,7 @@
         </w:tc>
         <w:tc>
           <w:tcPr>
-            <w:tcW w:type="dxa" w:w="2494"/>
+            <w:tcW w:type="dxa" w:w="2835"/>
           </w:tcPr>
           <w:p>
             <w:pPr>
@@ -2634,10 +5107,10 @@
             <w:r>
               <w:rPr>
                 <w:rFonts w:ascii="Consolas" w:hAnsi="Consolas"/>
-                <w:color w:val="6A1B9A"/>
+                <w:color w:val="1565C0"/>
                 <w:sz w:val="18"/>
               </w:rPr>
-              <w:t>NavigationBar</w:t>
+              <w:t>TabBar</w:t>
             </w:r>
             <w:r>
               <w:rPr>
@@ -2648,16 +5121,16 @@
             <w:r>
               <w:rPr>
                 <w:rFonts w:ascii="Consolas" w:hAnsi="Consolas"/>
-                <w:color w:val="6A1B9A"/>
+                <w:color w:val="1565C0"/>
                 <w:sz w:val="18"/>
               </w:rPr>
-              <w:t>NavigationRail</w:t>
+              <w:t>TabBarView</w:t>
             </w:r>
           </w:p>
         </w:tc>
         <w:tc>
           <w:tcPr>
-            <w:tcW w:type="dxa" w:w="3175"/>
+            <w:tcW w:type="dxa" w:w="2948"/>
           </w:tcPr>
           <w:p>
             <w:pPr>
@@ -2667,13 +5140,13 @@
               <w:rPr>
                 <w:sz w:val="18"/>
               </w:rPr>
-              <w:t>Navegación inferior (compacta) o lateral (pantallas anchas).</w:t>
+              <w:t>Pestañas sincronizadas con páginas.</w:t>
             </w:r>
           </w:p>
         </w:tc>
         <w:tc>
           <w:tcPr>
-            <w:tcW w:type="dxa" w:w="2098"/>
+            <w:tcW w:type="dxa" w:w="1928"/>
           </w:tcPr>
           <w:p>
             <w:pPr>
@@ -2683,7 +5156,7 @@
               <w:rPr>
                 <w:sz w:val="18"/>
               </w:rPr>
-              <w:t>Navegación principal.</w:t>
+              <w:t>Tareas y Horario.</w:t>
             </w:r>
           </w:p>
         </w:tc>
@@ -2691,7 +5164,183 @@
       <w:tr>
         <w:tc>
           <w:tcPr>
-            <w:tcW w:type="dxa" w:w="1304"/>
+            <w:tcW w:type="dxa" w:w="1361"/>
+            <w:shd w:val="clear" w:color="auto" w:fill="EEF2F8"/>
+          </w:tcPr>
+          <w:p>
+            <w:pPr>
+              <w:spacing w:after="0"/>
+            </w:pPr>
+            <w:r>
+              <w:rPr>
+                <w:sz w:val="18"/>
+              </w:rPr>
+              <w:t>Un hijo</w:t>
+            </w:r>
+          </w:p>
+        </w:tc>
+        <w:tc>
+          <w:tcPr>
+            <w:tcW w:type="dxa" w:w="2835"/>
+            <w:shd w:val="clear" w:color="auto" w:fill="EEF2F8"/>
+          </w:tcPr>
+          <w:p>
+            <w:pPr>
+              <w:spacing w:after="0"/>
+            </w:pPr>
+            <w:r>
+              <w:rPr>
+                <w:rFonts w:ascii="Consolas" w:hAnsi="Consolas"/>
+                <w:color w:val="1565C0"/>
+                <w:sz w:val="18"/>
+              </w:rPr>
+              <w:t>Padding</w:t>
+            </w:r>
+            <w:r>
+              <w:rPr>
+                <w:sz w:val="18"/>
+              </w:rPr>
+              <w:t xml:space="preserve">, </w:t>
+            </w:r>
+            <w:r>
+              <w:rPr>
+                <w:rFonts w:ascii="Consolas" w:hAnsi="Consolas"/>
+                <w:color w:val="1565C0"/>
+                <w:sz w:val="18"/>
+              </w:rPr>
+              <w:t>Center</w:t>
+            </w:r>
+            <w:r>
+              <w:rPr>
+                <w:sz w:val="18"/>
+              </w:rPr>
+              <w:t xml:space="preserve">, </w:t>
+            </w:r>
+            <w:r>
+              <w:rPr>
+                <w:rFonts w:ascii="Consolas" w:hAnsi="Consolas"/>
+                <w:color w:val="1565C0"/>
+                <w:sz w:val="18"/>
+              </w:rPr>
+              <w:t>SizedBox</w:t>
+            </w:r>
+          </w:p>
+        </w:tc>
+        <w:tc>
+          <w:tcPr>
+            <w:tcW w:type="dxa" w:w="2948"/>
+            <w:shd w:val="clear" w:color="auto" w:fill="EEF2F8"/>
+          </w:tcPr>
+          <w:p>
+            <w:pPr>
+              <w:spacing w:after="0"/>
+            </w:pPr>
+            <w:r>
+              <w:rPr>
+                <w:sz w:val="18"/>
+              </w:rPr>
+              <w:t>Espaciado, centrado y tamaño fijo.</w:t>
+            </w:r>
+          </w:p>
+        </w:tc>
+        <w:tc>
+          <w:tcPr>
+            <w:tcW w:type="dxa" w:w="1928"/>
+            <w:shd w:val="clear" w:color="auto" w:fill="EEF2F8"/>
+          </w:tcPr>
+          <w:p>
+            <w:pPr>
+              <w:spacing w:after="0"/>
+            </w:pPr>
+            <w:r>
+              <w:rPr>
+                <w:sz w:val="18"/>
+              </w:rPr>
+              <w:t>Todo el proyecto.</w:t>
+            </w:r>
+          </w:p>
+        </w:tc>
+      </w:tr>
+      <w:tr>
+        <w:tc>
+          <w:tcPr>
+            <w:tcW w:type="dxa" w:w="1361"/>
+          </w:tcPr>
+          <w:p>
+            <w:pPr>
+              <w:spacing w:after="0"/>
+            </w:pPr>
+          </w:p>
+        </w:tc>
+        <w:tc>
+          <w:tcPr>
+            <w:tcW w:type="dxa" w:w="2835"/>
+          </w:tcPr>
+          <w:p>
+            <w:pPr>
+              <w:spacing w:after="0"/>
+            </w:pPr>
+            <w:r>
+              <w:rPr>
+                <w:rFonts w:ascii="Consolas" w:hAnsi="Consolas"/>
+                <w:color w:val="1565C0"/>
+                <w:sz w:val="18"/>
+              </w:rPr>
+              <w:t>Container</w:t>
+            </w:r>
+            <w:r>
+              <w:rPr>
+                <w:sz w:val="18"/>
+              </w:rPr>
+              <w:t xml:space="preserve">, </w:t>
+            </w:r>
+            <w:r>
+              <w:rPr>
+                <w:rFonts w:ascii="Consolas" w:hAnsi="Consolas"/>
+                <w:color w:val="1565C0"/>
+                <w:sz w:val="18"/>
+              </w:rPr>
+              <w:t>DecoratedBox</w:t>
+            </w:r>
+          </w:p>
+        </w:tc>
+        <w:tc>
+          <w:tcPr>
+            <w:tcW w:type="dxa" w:w="2948"/>
+          </w:tcPr>
+          <w:p>
+            <w:pPr>
+              <w:spacing w:after="0"/>
+            </w:pPr>
+            <w:r>
+              <w:rPr>
+                <w:sz w:val="18"/>
+              </w:rPr>
+              <w:t>Color, borde y degradado.</w:t>
+            </w:r>
+          </w:p>
+        </w:tc>
+        <w:tc>
+          <w:tcPr>
+            <w:tcW w:type="dxa" w:w="1928"/>
+          </w:tcPr>
+          <w:p>
+            <w:pPr>
+              <w:spacing w:after="0"/>
+            </w:pPr>
+            <w:r>
+              <w:rPr>
+                <w:sz w:val="18"/>
+              </w:rPr>
+              <w:t>Franja de color, cabecera.</w:t>
+            </w:r>
+          </w:p>
+        </w:tc>
+      </w:tr>
+      <w:tr>
+        <w:tc>
+          <w:tcPr>
+            <w:tcW w:type="dxa" w:w="1361"/>
             <w:shd w:val="clear" w:color="auto" w:fill="EEF2F8"/>
           </w:tcPr>
           <w:p>
@@ -2702,7 +5351,7 @@
         </w:tc>
         <w:tc>
           <w:tcPr>
-            <w:tcW w:type="dxa" w:w="2494"/>
+            <w:tcW w:type="dxa" w:w="2835"/>
             <w:shd w:val="clear" w:color="auto" w:fill="EEF2F8"/>
           </w:tcPr>
           <w:p>
@@ -2712,10 +5361,10 @@
             <w:r>
               <w:rPr>
                 <w:rFonts w:ascii="Consolas" w:hAnsi="Consolas"/>
-                <w:color w:val="6A1B9A"/>
+                <w:color w:val="1565C0"/>
                 <w:sz w:val="18"/>
               </w:rPr>
-              <w:t>TabBar</w:t>
+              <w:t>ConstrainedBox</w:t>
             </w:r>
             <w:r>
               <w:rPr>
@@ -2726,16 +5375,16 @@
             <w:r>
               <w:rPr>
                 <w:rFonts w:ascii="Consolas" w:hAnsi="Consolas"/>
-                <w:color w:val="6A1B9A"/>
+                <w:color w:val="1565C0"/>
                 <w:sz w:val="18"/>
               </w:rPr>
-              <w:t>TabBarView</w:t>
+              <w:t>FittedBox</w:t>
             </w:r>
           </w:p>
         </w:tc>
         <w:tc>
           <w:tcPr>
-            <w:tcW w:type="dxa" w:w="3175"/>
+            <w:tcW w:type="dxa" w:w="2948"/>
             <w:shd w:val="clear" w:color="auto" w:fill="EEF2F8"/>
           </w:tcPr>
           <w:p>
@@ -2746,13 +5395,13 @@
               <w:rPr>
                 <w:sz w:val="18"/>
               </w:rPr>
-              <w:t>Pestañas sincronizadas con páginas.</w:t>
+              <w:t>Limitar el tamaño; escalar para que quepa.</w:t>
             </w:r>
           </w:p>
         </w:tc>
         <w:tc>
           <w:tcPr>
-            <w:tcW w:type="dxa" w:w="2098"/>
+            <w:tcW w:type="dxa" w:w="1928"/>
             <w:shd w:val="clear" w:color="auto" w:fill="EEF2F8"/>
           </w:tcPr>
           <w:p>
@@ -2763,7 +5412,7 @@
               <w:rPr>
                 <w:sz w:val="18"/>
               </w:rPr>
-              <w:t>Tareas y Horario.</w:t>
+              <w:t>Formulario, indicadores.</w:t>
             </w:r>
           </w:p>
         </w:tc>
@@ -2771,17 +5420,23 @@
       <w:tr>
         <w:tc>
           <w:tcPr>
-            <w:tcW w:type="dxa" w:w="1304"/>
+            <w:tcW w:type="dxa" w:w="1361"/>
           </w:tcPr>
           <w:p>
             <w:pPr>
               <w:spacing w:after="0"/>
             </w:pPr>
+            <w:r>
+              <w:rPr>
+                <w:sz w:val="18"/>
+              </w:rPr>
+              <w:t>Varios hijos</w:t>
+            </w:r>
           </w:p>
         </w:tc>
         <w:tc>
           <w:tcPr>
-            <w:tcW w:type="dxa" w:w="2494"/>
+            <w:tcW w:type="dxa" w:w="2835"/>
           </w:tcPr>
           <w:p>
             <w:pPr>
@@ -2790,16 +5445,30 @@
             <w:r>
               <w:rPr>
                 <w:rFonts w:ascii="Consolas" w:hAnsi="Consolas"/>
-                <w:color w:val="6A1B9A"/>
+                <w:color w:val="1565C0"/>
                 <w:sz w:val="18"/>
               </w:rPr>
-              <w:t>Switch.adaptive</w:t>
+              <w:t>Row</w:t>
+            </w:r>
+            <w:r>
+              <w:rPr>
+                <w:sz w:val="18"/>
+              </w:rPr>
+              <w:t xml:space="preserve">, </w:t>
+            </w:r>
+            <w:r>
+              <w:rPr>
+                <w:rFonts w:ascii="Consolas" w:hAnsi="Consolas"/>
+                <w:color w:val="1565C0"/>
+                <w:sz w:val="18"/>
+              </w:rPr>
+              <w:t>Column</w:t>
             </w:r>
           </w:p>
         </w:tc>
         <w:tc>
           <w:tcPr>
-            <w:tcW w:type="dxa" w:w="3175"/>
+            <w:tcW w:type="dxa" w:w="2948"/>
           </w:tcPr>
           <w:p>
             <w:pPr>
@@ -2809,13 +5478,13 @@
               <w:rPr>
                 <w:sz w:val="18"/>
               </w:rPr>
-              <w:t>Estilo Cupertino en iOS y Material en Android.</w:t>
+              <w:t>Disposición horizontal o vertical.</w:t>
             </w:r>
           </w:p>
         </w:tc>
         <w:tc>
           <w:tcPr>
-            <w:tcW w:type="dxa" w:w="2098"/>
+            <w:tcW w:type="dxa" w:w="1928"/>
           </w:tcPr>
           <w:p>
             <w:pPr>
@@ -2825,7 +5494,7 @@
               <w:rPr>
                 <w:sz w:val="18"/>
               </w:rPr>
-              <w:t>Enfoque.</w:t>
+              <w:t>Todo el proyecto.</w:t>
             </w:r>
           </w:p>
         </w:tc>
@@ -2833,197 +5502,7 @@
       <w:tr>
         <w:tc>
           <w:tcPr>
-            <w:tcW w:type="dxa" w:w="1304"/>
-            <w:shd w:val="clear" w:color="auto" w:fill="EEF2F8"/>
-          </w:tcPr>
-          <w:p>
-            <w:pPr>
-              <w:spacing w:after="0"/>
-            </w:pPr>
-            <w:r>
-              <w:rPr>
-                <w:sz w:val="18"/>
-              </w:rPr>
-              <w:t>Un hijo</w:t>
-            </w:r>
-          </w:p>
-        </w:tc>
-        <w:tc>
-          <w:tcPr>
-            <w:tcW w:type="dxa" w:w="2494"/>
-            <w:shd w:val="clear" w:color="auto" w:fill="EEF2F8"/>
-          </w:tcPr>
-          <w:p>
-            <w:pPr>
-              <w:spacing w:after="0"/>
-            </w:pPr>
-            <w:r>
-              <w:rPr>
-                <w:rFonts w:ascii="Consolas" w:hAnsi="Consolas"/>
-                <w:color w:val="6A1B9A"/>
-                <w:sz w:val="18"/>
-              </w:rPr>
-              <w:t>Padding</w:t>
-            </w:r>
-            <w:r>
-              <w:rPr>
-                <w:sz w:val="18"/>
-              </w:rPr>
-              <w:t xml:space="preserve">, </w:t>
-            </w:r>
-            <w:r>
-              <w:rPr>
-                <w:rFonts w:ascii="Consolas" w:hAnsi="Consolas"/>
-                <w:color w:val="6A1B9A"/>
-                <w:sz w:val="18"/>
-              </w:rPr>
-              <w:t>Center</w:t>
-            </w:r>
-            <w:r>
-              <w:rPr>
-                <w:sz w:val="18"/>
-              </w:rPr>
-              <w:t xml:space="preserve">, </w:t>
-            </w:r>
-            <w:r>
-              <w:rPr>
-                <w:rFonts w:ascii="Consolas" w:hAnsi="Consolas"/>
-                <w:color w:val="6A1B9A"/>
-                <w:sz w:val="18"/>
-              </w:rPr>
-              <w:t>Align</w:t>
-            </w:r>
-            <w:r>
-              <w:rPr>
-                <w:sz w:val="18"/>
-              </w:rPr>
-              <w:t xml:space="preserve">, </w:t>
-            </w:r>
-            <w:r>
-              <w:rPr>
-                <w:rFonts w:ascii="Consolas" w:hAnsi="Consolas"/>
-                <w:color w:val="6A1B9A"/>
-                <w:sz w:val="18"/>
-              </w:rPr>
-              <w:t>SizedBox</w:t>
-            </w:r>
-          </w:p>
-        </w:tc>
-        <w:tc>
-          <w:tcPr>
-            <w:tcW w:type="dxa" w:w="3175"/>
-            <w:shd w:val="clear" w:color="auto" w:fill="EEF2F8"/>
-          </w:tcPr>
-          <w:p>
-            <w:pPr>
-              <w:spacing w:after="0"/>
-            </w:pPr>
-            <w:r>
-              <w:rPr>
-                <w:sz w:val="18"/>
-              </w:rPr>
-              <w:t>Espaciado, centrado, alineación y tamaño fijo.</w:t>
-            </w:r>
-          </w:p>
-        </w:tc>
-        <w:tc>
-          <w:tcPr>
-            <w:tcW w:type="dxa" w:w="2098"/>
-            <w:shd w:val="clear" w:color="auto" w:fill="EEF2F8"/>
-          </w:tcPr>
-          <w:p>
-            <w:pPr>
-              <w:spacing w:after="0"/>
-            </w:pPr>
-            <w:r>
-              <w:rPr>
-                <w:sz w:val="18"/>
-              </w:rPr>
-              <w:t>Todo el proyecto.</w:t>
-            </w:r>
-          </w:p>
-        </w:tc>
-      </w:tr>
-      <w:tr>
-        <w:tc>
-          <w:tcPr>
-            <w:tcW w:type="dxa" w:w="1304"/>
-          </w:tcPr>
-          <w:p>
-            <w:pPr>
-              <w:spacing w:after="0"/>
-            </w:pPr>
-          </w:p>
-        </w:tc>
-        <w:tc>
-          <w:tcPr>
-            <w:tcW w:type="dxa" w:w="2494"/>
-          </w:tcPr>
-          <w:p>
-            <w:pPr>
-              <w:spacing w:after="0"/>
-            </w:pPr>
-            <w:r>
-              <w:rPr>
-                <w:rFonts w:ascii="Consolas" w:hAnsi="Consolas"/>
-                <w:color w:val="6A1B9A"/>
-                <w:sz w:val="18"/>
-              </w:rPr>
-              <w:t>Container</w:t>
-            </w:r>
-            <w:r>
-              <w:rPr>
-                <w:sz w:val="18"/>
-              </w:rPr>
-              <w:t xml:space="preserve">, </w:t>
-            </w:r>
-            <w:r>
-              <w:rPr>
-                <w:rFonts w:ascii="Consolas" w:hAnsi="Consolas"/>
-                <w:color w:val="6A1B9A"/>
-                <w:sz w:val="18"/>
-              </w:rPr>
-              <w:t>DecoratedBox</w:t>
-            </w:r>
-          </w:p>
-        </w:tc>
-        <w:tc>
-          <w:tcPr>
-            <w:tcW w:type="dxa" w:w="3175"/>
-          </w:tcPr>
-          <w:p>
-            <w:pPr>
-              <w:spacing w:after="0"/>
-            </w:pPr>
-            <w:r>
-              <w:rPr>
-                <w:sz w:val="18"/>
-              </w:rPr>
-              <w:t>Color, borde, degradado y decoración.</w:t>
-            </w:r>
-          </w:p>
-        </w:tc>
-        <w:tc>
-          <w:tcPr>
-            <w:tcW w:type="dxa" w:w="2098"/>
-          </w:tcPr>
-          <w:p>
-            <w:pPr>
-              <w:spacing w:after="0"/>
-            </w:pPr>
-            <w:r>
-              <w:rPr>
-                <w:sz w:val="18"/>
-              </w:rPr>
-              <w:t>Franja de color, cabecera.</w:t>
-            </w:r>
-          </w:p>
-        </w:tc>
-      </w:tr>
-      <w:tr>
-        <w:tc>
-          <w:tcPr>
-            <w:tcW w:type="dxa" w:w="1304"/>
+            <w:tcW w:type="dxa" w:w="1361"/>
             <w:shd w:val="clear" w:color="auto" w:fill="EEF2F8"/>
           </w:tcPr>
           <w:p>
@@ -3034,7 +5513,7 @@
         </w:tc>
         <w:tc>
           <w:tcPr>
-            <w:tcW w:type="dxa" w:w="2494"/>
+            <w:tcW w:type="dxa" w:w="2835"/>
             <w:shd w:val="clear" w:color="auto" w:fill="EEF2F8"/>
           </w:tcPr>
           <w:p>
@@ -3044,10 +5523,10 @@
             <w:r>
               <w:rPr>
                 <w:rFonts w:ascii="Consolas" w:hAnsi="Consolas"/>
-                <w:color w:val="6A1B9A"/>
+                <w:color w:val="1565C0"/>
                 <w:sz w:val="18"/>
               </w:rPr>
-              <w:t>ConstrainedBox</w:t>
+              <w:t>Expanded</w:t>
             </w:r>
             <w:r>
               <w:rPr>
@@ -3058,16 +5537,16 @@
             <w:r>
               <w:rPr>
                 <w:rFonts w:ascii="Consolas" w:hAnsi="Consolas"/>
-                <w:color w:val="6A1B9A"/>
+                <w:color w:val="1565C0"/>
                 <w:sz w:val="18"/>
               </w:rPr>
-              <w:t>FittedBox</w:t>
+              <w:t>Flexible</w:t>
             </w:r>
           </w:p>
         </w:tc>
         <w:tc>
           <w:tcPr>
-            <w:tcW w:type="dxa" w:w="3175"/>
+            <w:tcW w:type="dxa" w:w="2948"/>
             <w:shd w:val="clear" w:color="auto" w:fill="EEF2F8"/>
           </w:tcPr>
           <w:p>
@@ -3078,13 +5557,13 @@
               <w:rPr>
                 <w:sz w:val="18"/>
               </w:rPr>
-              <w:t>Limitar tamaño máximo; escalar para que quepa.</w:t>
+              <w:t>Reparten el espacio sobrante.</w:t>
             </w:r>
           </w:p>
         </w:tc>
         <w:tc>
           <w:tcPr>
-            <w:tcW w:type="dxa" w:w="2098"/>
+            <w:tcW w:type="dxa" w:w="1928"/>
             <w:shd w:val="clear" w:color="auto" w:fill="EEF2F8"/>
           </w:tcPr>
           <w:p>
@@ -3095,7 +5574,7 @@
               <w:rPr>
                 <w:sz w:val="18"/>
               </w:rPr>
-              <w:t>Formulario (máx. 560 px), indicadores.</w:t>
+              <w:t>Listas, contenido junto al riel.</w:t>
             </w:r>
           </w:p>
         </w:tc>
@@ -3103,23 +5582,17 @@
       <w:tr>
         <w:tc>
           <w:tcPr>
-            <w:tcW w:type="dxa" w:w="1304"/>
+            <w:tcW w:type="dxa" w:w="1361"/>
           </w:tcPr>
           <w:p>
             <w:pPr>
               <w:spacing w:after="0"/>
             </w:pPr>
-            <w:r>
-              <w:rPr>
-                <w:sz w:val="18"/>
-              </w:rPr>
-              <w:t>Varios hijos</w:t>
-            </w:r>
           </w:p>
         </w:tc>
         <w:tc>
           <w:tcPr>
-            <w:tcW w:type="dxa" w:w="2494"/>
+            <w:tcW w:type="dxa" w:w="2835"/>
           </w:tcPr>
           <w:p>
             <w:pPr>
@@ -3128,10 +5601,10 @@
             <w:r>
               <w:rPr>
                 <w:rFonts w:ascii="Consolas" w:hAnsi="Consolas"/>
-                <w:color w:val="6A1B9A"/>
+                <w:color w:val="1565C0"/>
                 <w:sz w:val="18"/>
               </w:rPr>
-              <w:t>Row</w:t>
+              <w:t>Stack</w:t>
             </w:r>
             <w:r>
               <w:rPr>
@@ -3142,16 +5615,16 @@
             <w:r>
               <w:rPr>
                 <w:rFonts w:ascii="Consolas" w:hAnsi="Consolas"/>
-                <w:color w:val="6A1B9A"/>
+                <w:color w:val="1565C0"/>
                 <w:sz w:val="18"/>
               </w:rPr>
-              <w:t>Column</w:t>
+              <w:t>Positioned</w:t>
             </w:r>
           </w:p>
         </w:tc>
         <w:tc>
           <w:tcPr>
-            <w:tcW w:type="dxa" w:w="3175"/>
+            <w:tcW w:type="dxa" w:w="2948"/>
           </w:tcPr>
           <w:p>
             <w:pPr>
@@ -3161,41 +5634,13 @@
               <w:rPr>
                 <w:sz w:val="18"/>
               </w:rPr>
-              <w:t>Disposición horizontal o vertical (</w:t>
-            </w:r>
-            <w:r>
-              <w:rPr>
-                <w:rFonts w:ascii="Consolas" w:hAnsi="Consolas"/>
-                <w:color w:val="6A1B9A"/>
-                <w:sz w:val="18"/>
-              </w:rPr>
-              <w:t>mainAxisAlignment</w:t>
-            </w:r>
-            <w:r>
-              <w:rPr>
-                <w:sz w:val="18"/>
-              </w:rPr>
-              <w:t xml:space="preserve">, </w:t>
-            </w:r>
-            <w:r>
-              <w:rPr>
-                <w:rFonts w:ascii="Consolas" w:hAnsi="Consolas"/>
-                <w:color w:val="6A1B9A"/>
-                <w:sz w:val="18"/>
-              </w:rPr>
-              <w:t>crossAxisAlignment</w:t>
-            </w:r>
-            <w:r>
-              <w:rPr>
-                <w:sz w:val="18"/>
-              </w:rPr>
-              <w:t>).</w:t>
+              <w:t>Superponen widgets en capas.</w:t>
             </w:r>
           </w:p>
         </w:tc>
         <w:tc>
           <w:tcPr>
-            <w:tcW w:type="dxa" w:w="2098"/>
+            <w:tcW w:type="dxa" w:w="1928"/>
           </w:tcPr>
           <w:p>
             <w:pPr>
@@ -3205,7 +5650,7 @@
               <w:rPr>
                 <w:sz w:val="18"/>
               </w:rPr>
-              <w:t>Todo el proyecto.</w:t>
+              <w:t>Cabecera, promedio, reloj.</w:t>
             </w:r>
           </w:p>
         </w:tc>
@@ -3213,7 +5658,7 @@
       <w:tr>
         <w:tc>
           <w:tcPr>
-            <w:tcW w:type="dxa" w:w="1304"/>
+            <w:tcW w:type="dxa" w:w="1361"/>
             <w:shd w:val="clear" w:color="auto" w:fill="EEF2F8"/>
           </w:tcPr>
           <w:p>
@@ -3224,7 +5669,7 @@
         </w:tc>
         <w:tc>
           <w:tcPr>
-            <w:tcW w:type="dxa" w:w="2494"/>
+            <w:tcW w:type="dxa" w:w="2835"/>
             <w:shd w:val="clear" w:color="auto" w:fill="EEF2F8"/>
           </w:tcPr>
           <w:p>
@@ -3234,10 +5679,10 @@
             <w:r>
               <w:rPr>
                 <w:rFonts w:ascii="Consolas" w:hAnsi="Consolas"/>
-                <w:color w:val="6A1B9A"/>
+                <w:color w:val="1565C0"/>
                 <w:sz w:val="18"/>
               </w:rPr>
-              <w:t>Expanded</w:t>
+              <w:t>Wrap</w:t>
             </w:r>
             <w:r>
               <w:rPr>
@@ -3248,16 +5693,30 @@
             <w:r>
               <w:rPr>
                 <w:rFonts w:ascii="Consolas" w:hAnsi="Consolas"/>
-                <w:color w:val="6A1B9A"/>
+                <w:color w:val="1565C0"/>
                 <w:sz w:val="18"/>
               </w:rPr>
-              <w:t>Flexible</w:t>
+              <w:t>Table</w:t>
+            </w:r>
+            <w:r>
+              <w:rPr>
+                <w:sz w:val="18"/>
+              </w:rPr>
+              <w:t xml:space="preserve">, </w:t>
+            </w:r>
+            <w:r>
+              <w:rPr>
+                <w:rFonts w:ascii="Consolas" w:hAnsi="Consolas"/>
+                <w:color w:val="1565C0"/>
+                <w:sz w:val="18"/>
+              </w:rPr>
+              <w:t>IndexedStack</w:t>
             </w:r>
           </w:p>
         </w:tc>
         <w:tc>
           <w:tcPr>
-            <w:tcW w:type="dxa" w:w="3175"/>
+            <w:tcW w:type="dxa" w:w="2948"/>
             <w:shd w:val="clear" w:color="auto" w:fill="EEF2F8"/>
           </w:tcPr>
           <w:p>
@@ -3268,41 +5727,13 @@
               <w:rPr>
                 <w:sz w:val="18"/>
               </w:rPr>
-              <w:t xml:space="preserve">Reparten el espacio sobrante de un </w:t>
-            </w:r>
-            <w:r>
-              <w:rPr>
-                <w:rFonts w:ascii="Consolas" w:hAnsi="Consolas"/>
-                <w:color w:val="6A1B9A"/>
-                <w:sz w:val="18"/>
-              </w:rPr>
-              <w:t>Row</w:t>
-            </w:r>
-            <w:r>
-              <w:rPr>
-                <w:sz w:val="18"/>
-              </w:rPr>
-              <w:t>/</w:t>
-            </w:r>
-            <w:r>
-              <w:rPr>
-                <w:rFonts w:ascii="Consolas" w:hAnsi="Consolas"/>
-                <w:color w:val="6A1B9A"/>
-                <w:sz w:val="18"/>
-              </w:rPr>
-              <w:t>Column</w:t>
-            </w:r>
-            <w:r>
-              <w:rPr>
-                <w:sz w:val="18"/>
-              </w:rPr>
-              <w:t>.</w:t>
+              <w:t>Fila con salto de línea; cuadrícula; una página visible.</w:t>
             </w:r>
           </w:p>
         </w:tc>
         <w:tc>
           <w:tcPr>
-            <w:tcW w:type="dxa" w:w="2098"/>
+            <w:tcW w:type="dxa" w:w="1928"/>
             <w:shd w:val="clear" w:color="auto" w:fill="EEF2F8"/>
           </w:tcPr>
           <w:p>
@@ -3313,7 +5744,7 @@
               <w:rPr>
                 <w:sz w:val="18"/>
               </w:rPr>
-              <w:t>Contenido junto al riel, listas.</w:t>
+              <w:t>Subtítulos, horario, pantallas.</w:t>
             </w:r>
           </w:p>
         </w:tc>
@@ -3321,17 +5752,23 @@
       <w:tr>
         <w:tc>
           <w:tcPr>
-            <w:tcW w:type="dxa" w:w="1304"/>
+            <w:tcW w:type="dxa" w:w="1361"/>
           </w:tcPr>
           <w:p>
             <w:pPr>
               <w:spacing w:after="0"/>
             </w:pPr>
+            <w:r>
+              <w:rPr>
+                <w:sz w:val="18"/>
+              </w:rPr>
+              <w:t>Desplazamiento</w:t>
+            </w:r>
           </w:p>
         </w:tc>
         <w:tc>
           <w:tcPr>
-            <w:tcW w:type="dxa" w:w="2494"/>
+            <w:tcW w:type="dxa" w:w="2835"/>
           </w:tcPr>
           <w:p>
             <w:pPr>
@@ -3340,10 +5777,10 @@
             <w:r>
               <w:rPr>
                 <w:rFonts w:ascii="Consolas" w:hAnsi="Consolas"/>
-                <w:color w:val="6A1B9A"/>
+                <w:color w:val="1565C0"/>
                 <w:sz w:val="18"/>
               </w:rPr>
-              <w:t>Stack</w:t>
+              <w:t>ListView</w:t>
             </w:r>
             <w:r>
               <w:rPr>
@@ -3354,16 +5791,30 @@
             <w:r>
               <w:rPr>
                 <w:rFonts w:ascii="Consolas" w:hAnsi="Consolas"/>
-                <w:color w:val="6A1B9A"/>
+                <w:color w:val="1565C0"/>
                 <w:sz w:val="18"/>
               </w:rPr>
-              <w:t>Positioned</w:t>
+              <w:t>GridView</w:t>
+            </w:r>
+            <w:r>
+              <w:rPr>
+                <w:sz w:val="18"/>
+              </w:rPr>
+              <w:t xml:space="preserve">, </w:t>
+            </w:r>
+            <w:r>
+              <w:rPr>
+                <w:rFonts w:ascii="Consolas" w:hAnsi="Consolas"/>
+                <w:color w:val="1565C0"/>
+                <w:sz w:val="18"/>
+              </w:rPr>
+              <w:t>CustomScrollView</w:t>
             </w:r>
           </w:p>
         </w:tc>
         <w:tc>
           <w:tcPr>
-            <w:tcW w:type="dxa" w:w="3175"/>
+            <w:tcW w:type="dxa" w:w="2948"/>
           </w:tcPr>
           <w:p>
             <w:pPr>
@@ -3373,13 +5824,13 @@
               <w:rPr>
                 <w:sz w:val="18"/>
               </w:rPr>
-              <w:t>Superponen widgets en capas.</w:t>
+              <w:t>Listas, cuadrículas y slivers desplazables.</w:t>
             </w:r>
           </w:p>
         </w:tc>
         <w:tc>
           <w:tcPr>
-            <w:tcW w:type="dxa" w:w="2098"/>
+            <w:tcW w:type="dxa" w:w="1928"/>
           </w:tcPr>
           <w:p>
             <w:pPr>
@@ -3389,7 +5840,7 @@
               <w:rPr>
                 <w:sz w:val="18"/>
               </w:rPr>
-              <w:t>Cabecera, promedio y reloj circular.</w:t>
+              <w:t>Tareas, Inicio.</w:t>
             </w:r>
           </w:p>
         </w:tc>
@@ -3397,18 +5848,24 @@
       <w:tr>
         <w:tc>
           <w:tcPr>
-            <w:tcW w:type="dxa" w:w="1304"/>
+            <w:tcW w:type="dxa" w:w="1361"/>
             <w:shd w:val="clear" w:color="auto" w:fill="EEF2F8"/>
           </w:tcPr>
           <w:p>
             <w:pPr>
               <w:spacing w:after="0"/>
             </w:pPr>
+            <w:r>
+              <w:rPr>
+                <w:sz w:val="18"/>
+              </w:rPr>
+              <w:t>Adaptable</w:t>
+            </w:r>
           </w:p>
         </w:tc>
         <w:tc>
           <w:tcPr>
-            <w:tcW w:type="dxa" w:w="2494"/>
+            <w:tcW w:type="dxa" w:w="2835"/>
             <w:shd w:val="clear" w:color="auto" w:fill="EEF2F8"/>
           </w:tcPr>
           <w:p>
@@ -3418,10 +5875,10 @@
             <w:r>
               <w:rPr>
                 <w:rFonts w:ascii="Consolas" w:hAnsi="Consolas"/>
-                <w:color w:val="6A1B9A"/>
+                <w:color w:val="1565C0"/>
                 <w:sz w:val="18"/>
               </w:rPr>
-              <w:t>Wrap</w:t>
+              <w:t>LayoutBuilder</w:t>
             </w:r>
             <w:r>
               <w:rPr>
@@ -3432,16 +5889,30 @@
             <w:r>
               <w:rPr>
                 <w:rFonts w:ascii="Consolas" w:hAnsi="Consolas"/>
-                <w:color w:val="6A1B9A"/>
+                <w:color w:val="1565C0"/>
                 <w:sz w:val="18"/>
               </w:rPr>
-              <w:t>Table</w:t>
+              <w:t>MediaQuery</w:t>
+            </w:r>
+            <w:r>
+              <w:rPr>
+                <w:sz w:val="18"/>
+              </w:rPr>
+              <w:t xml:space="preserve">, </w:t>
+            </w:r>
+            <w:r>
+              <w:rPr>
+                <w:rFonts w:ascii="Consolas" w:hAnsi="Consolas"/>
+                <w:color w:val="1565C0"/>
+                <w:sz w:val="18"/>
+              </w:rPr>
+              <w:t>SafeArea</w:t>
             </w:r>
           </w:p>
         </w:tc>
         <w:tc>
           <w:tcPr>
-            <w:tcW w:type="dxa" w:w="3175"/>
+            <w:tcW w:type="dxa" w:w="2948"/>
             <w:shd w:val="clear" w:color="auto" w:fill="EEF2F8"/>
           </w:tcPr>
           <w:p>
@@ -3452,13 +5923,13 @@
               <w:rPr>
                 <w:sz w:val="18"/>
               </w:rPr>
-              <w:t>Fila que salta de línea; cuadrícula de filas y columnas.</w:t>
+              <w:t>Diseño según el espacio y el dispositivo.</w:t>
             </w:r>
           </w:p>
         </w:tc>
         <w:tc>
           <w:tcPr>
-            <w:tcW w:type="dxa" w:w="2098"/>
+            <w:tcW w:type="dxa" w:w="1928"/>
             <w:shd w:val="clear" w:color="auto" w:fill="EEF2F8"/>
           </w:tcPr>
           <w:p>
@@ -3469,399 +5940,7 @@
               <w:rPr>
                 <w:sz w:val="18"/>
               </w:rPr>
-              <w:t>Subtítulos; horario semanal.</w:t>
-            </w:r>
-          </w:p>
-        </w:tc>
-      </w:tr>
-      <w:tr>
-        <w:tc>
-          <w:tcPr>
-            <w:tcW w:type="dxa" w:w="1304"/>
-          </w:tcPr>
-          <w:p>
-            <w:pPr>
-              <w:spacing w:after="0"/>
-            </w:pPr>
-          </w:p>
-        </w:tc>
-        <w:tc>
-          <w:tcPr>
-            <w:tcW w:type="dxa" w:w="2494"/>
-          </w:tcPr>
-          <w:p>
-            <w:pPr>
-              <w:spacing w:after="0"/>
-            </w:pPr>
-            <w:r>
-              <w:rPr>
-                <w:rFonts w:ascii="Consolas" w:hAnsi="Consolas"/>
-                <w:color w:val="6A1B9A"/>
-                <w:sz w:val="18"/>
-              </w:rPr>
-              <w:t>IndexedStack</w:t>
-            </w:r>
-          </w:p>
-        </w:tc>
-        <w:tc>
-          <w:tcPr>
-            <w:tcW w:type="dxa" w:w="3175"/>
-          </w:tcPr>
-          <w:p>
-            <w:pPr>
-              <w:spacing w:after="0"/>
-            </w:pPr>
-            <w:r>
-              <w:rPr>
-                <w:sz w:val="18"/>
-              </w:rPr>
-              <w:t>Muestra un hijo y conserva el estado de los demás.</w:t>
-            </w:r>
-          </w:p>
-        </w:tc>
-        <w:tc>
-          <w:tcPr>
-            <w:tcW w:type="dxa" w:w="2098"/>
-          </w:tcPr>
-          <w:p>
-            <w:pPr>
-              <w:spacing w:after="0"/>
-            </w:pPr>
-            <w:r>
-              <w:rPr>
-                <w:sz w:val="18"/>
-              </w:rPr>
-              <w:t>Las 5 pantallas principales.</w:t>
-            </w:r>
-          </w:p>
-        </w:tc>
-      </w:tr>
-      <w:tr>
-        <w:tc>
-          <w:tcPr>
-            <w:tcW w:type="dxa" w:w="1304"/>
-            <w:shd w:val="clear" w:color="auto" w:fill="EEF2F8"/>
-          </w:tcPr>
-          <w:p>
-            <w:pPr>
-              <w:spacing w:after="0"/>
-            </w:pPr>
-            <w:r>
-              <w:rPr>
-                <w:sz w:val="18"/>
-              </w:rPr>
-              <w:t>Desplazamiento</w:t>
-            </w:r>
-          </w:p>
-        </w:tc>
-        <w:tc>
-          <w:tcPr>
-            <w:tcW w:type="dxa" w:w="2494"/>
-            <w:shd w:val="clear" w:color="auto" w:fill="EEF2F8"/>
-          </w:tcPr>
-          <w:p>
-            <w:pPr>
-              <w:spacing w:after="0"/>
-            </w:pPr>
-            <w:r>
-              <w:rPr>
-                <w:rFonts w:ascii="Consolas" w:hAnsi="Consolas"/>
-                <w:color w:val="6A1B9A"/>
-                <w:sz w:val="18"/>
-              </w:rPr>
-              <w:t>ListView</w:t>
-            </w:r>
-            <w:r>
-              <w:rPr>
-                <w:sz w:val="18"/>
-              </w:rPr>
-              <w:t xml:space="preserve">, </w:t>
-            </w:r>
-            <w:r>
-              <w:rPr>
-                <w:rFonts w:ascii="Consolas" w:hAnsi="Consolas"/>
-                <w:color w:val="6A1B9A"/>
-                <w:sz w:val="18"/>
-              </w:rPr>
-              <w:t>GridView</w:t>
-            </w:r>
-            <w:r>
-              <w:rPr>
-                <w:sz w:val="18"/>
-              </w:rPr>
-              <w:t xml:space="preserve">, </w:t>
-            </w:r>
-            <w:r>
-              <w:rPr>
-                <w:rFonts w:ascii="Consolas" w:hAnsi="Consolas"/>
-                <w:color w:val="6A1B9A"/>
-                <w:sz w:val="18"/>
-              </w:rPr>
-              <w:t>SingleChildScrollView</w:t>
-            </w:r>
-          </w:p>
-        </w:tc>
-        <w:tc>
-          <w:tcPr>
-            <w:tcW w:type="dxa" w:w="3175"/>
-            <w:shd w:val="clear" w:color="auto" w:fill="EEF2F8"/>
-          </w:tcPr>
-          <w:p>
-            <w:pPr>
-              <w:spacing w:after="0"/>
-            </w:pPr>
-            <w:r>
-              <w:rPr>
-                <w:sz w:val="18"/>
-              </w:rPr>
-              <w:t xml:space="preserve">Contenido desplazable; </w:t>
-            </w:r>
-            <w:r>
-              <w:rPr>
-                <w:rFonts w:ascii="Consolas" w:hAnsi="Consolas"/>
-                <w:color w:val="6A1B9A"/>
-                <w:sz w:val="18"/>
-              </w:rPr>
-              <w:t>.builder</w:t>
-            </w:r>
-            <w:r>
-              <w:rPr>
-                <w:sz w:val="18"/>
-              </w:rPr>
-              <w:t xml:space="preserve"> crea solo lo visible.</w:t>
-            </w:r>
-          </w:p>
-        </w:tc>
-        <w:tc>
-          <w:tcPr>
-            <w:tcW w:type="dxa" w:w="2098"/>
-            <w:shd w:val="clear" w:color="auto" w:fill="EEF2F8"/>
-          </w:tcPr>
-          <w:p>
-            <w:pPr>
-              <w:spacing w:after="0"/>
-            </w:pPr>
-            <w:r>
-              <w:rPr>
-                <w:sz w:val="18"/>
-              </w:rPr>
-              <w:t>Tareas, clases, chips de filtro.</w:t>
-            </w:r>
-          </w:p>
-        </w:tc>
-      </w:tr>
-      <w:tr>
-        <w:tc>
-          <w:tcPr>
-            <w:tcW w:type="dxa" w:w="1304"/>
-          </w:tcPr>
-          <w:p>
-            <w:pPr>
-              <w:spacing w:after="0"/>
-            </w:pPr>
-          </w:p>
-        </w:tc>
-        <w:tc>
-          <w:tcPr>
-            <w:tcW w:type="dxa" w:w="2494"/>
-          </w:tcPr>
-          <w:p>
-            <w:pPr>
-              <w:spacing w:after="0"/>
-            </w:pPr>
-            <w:r>
-              <w:rPr>
-                <w:rFonts w:ascii="Consolas" w:hAnsi="Consolas"/>
-                <w:color w:val="6A1B9A"/>
-                <w:sz w:val="18"/>
-              </w:rPr>
-              <w:t>CustomScrollView</w:t>
-            </w:r>
-            <w:r>
-              <w:rPr>
-                <w:sz w:val="18"/>
-              </w:rPr>
-              <w:t xml:space="preserve"> + slivers</w:t>
-            </w:r>
-          </w:p>
-        </w:tc>
-        <w:tc>
-          <w:tcPr>
-            <w:tcW w:type="dxa" w:w="3175"/>
-          </w:tcPr>
-          <w:p>
-            <w:pPr>
-              <w:spacing w:after="0"/>
-            </w:pPr>
-            <w:r>
-              <w:rPr>
-                <w:sz w:val="18"/>
-              </w:rPr>
-              <w:t>Combina cabecera, cuadrícula y lista en un solo desplazamiento.</w:t>
-            </w:r>
-          </w:p>
-        </w:tc>
-        <w:tc>
-          <w:tcPr>
-            <w:tcW w:type="dxa" w:w="2098"/>
-          </w:tcPr>
-          <w:p>
-            <w:pPr>
-              <w:spacing w:after="0"/>
-            </w:pPr>
-            <w:r>
-              <w:rPr>
-                <w:sz w:val="18"/>
-              </w:rPr>
-              <w:t>Inicio.</w:t>
-            </w:r>
-          </w:p>
-        </w:tc>
-      </w:tr>
-      <w:tr>
-        <w:tc>
-          <w:tcPr>
-            <w:tcW w:type="dxa" w:w="1304"/>
-            <w:shd w:val="clear" w:color="auto" w:fill="EEF2F8"/>
-          </w:tcPr>
-          <w:p>
-            <w:pPr>
-              <w:spacing w:after="0"/>
-            </w:pPr>
-            <w:r>
-              <w:rPr>
-                <w:sz w:val="18"/>
-              </w:rPr>
-              <w:t>Adaptable</w:t>
-            </w:r>
-          </w:p>
-        </w:tc>
-        <w:tc>
-          <w:tcPr>
-            <w:tcW w:type="dxa" w:w="2494"/>
-            <w:shd w:val="clear" w:color="auto" w:fill="EEF2F8"/>
-          </w:tcPr>
-          <w:p>
-            <w:pPr>
-              <w:spacing w:after="0"/>
-            </w:pPr>
-            <w:r>
-              <w:rPr>
-                <w:rFonts w:ascii="Consolas" w:hAnsi="Consolas"/>
-                <w:color w:val="6A1B9A"/>
-                <w:sz w:val="18"/>
-              </w:rPr>
-              <w:t>LayoutBuilder</w:t>
-            </w:r>
-            <w:r>
-              <w:rPr>
-                <w:sz w:val="18"/>
-              </w:rPr>
-              <w:t xml:space="preserve">, </w:t>
-            </w:r>
-            <w:r>
-              <w:rPr>
-                <w:rFonts w:ascii="Consolas" w:hAnsi="Consolas"/>
-                <w:color w:val="6A1B9A"/>
-                <w:sz w:val="18"/>
-              </w:rPr>
-              <w:t>MediaQuery</w:t>
-            </w:r>
-          </w:p>
-        </w:tc>
-        <w:tc>
-          <w:tcPr>
-            <w:tcW w:type="dxa" w:w="3175"/>
-            <w:shd w:val="clear" w:color="auto" w:fill="EEF2F8"/>
-          </w:tcPr>
-          <w:p>
-            <w:pPr>
-              <w:spacing w:after="0"/>
-            </w:pPr>
-            <w:r>
-              <w:rPr>
-                <w:sz w:val="18"/>
-              </w:rPr>
-              <w:t>Construyen según el espacio o el tamaño de pantalla.</w:t>
-            </w:r>
-          </w:p>
-        </w:tc>
-        <w:tc>
-          <w:tcPr>
-            <w:tcW w:type="dxa" w:w="2098"/>
-            <w:shd w:val="clear" w:color="auto" w:fill="EEF2F8"/>
-          </w:tcPr>
-          <w:p>
-            <w:pPr>
-              <w:spacing w:after="0"/>
-            </w:pPr>
-            <w:r>
-              <w:rPr>
-                <w:sz w:val="18"/>
-              </w:rPr>
-              <w:t>Navegación y horario.</w:t>
-            </w:r>
-          </w:p>
-        </w:tc>
-      </w:tr>
-      <w:tr>
-        <w:tc>
-          <w:tcPr>
-            <w:tcW w:type="dxa" w:w="1304"/>
-          </w:tcPr>
-          <w:p>
-            <w:pPr>
-              <w:spacing w:after="0"/>
-            </w:pPr>
-          </w:p>
-        </w:tc>
-        <w:tc>
-          <w:tcPr>
-            <w:tcW w:type="dxa" w:w="2494"/>
-          </w:tcPr>
-          <w:p>
-            <w:pPr>
-              <w:spacing w:after="0"/>
-            </w:pPr>
-            <w:r>
-              <w:rPr>
-                <w:rFonts w:ascii="Consolas" w:hAnsi="Consolas"/>
-                <w:color w:val="6A1B9A"/>
-                <w:sz w:val="18"/>
-              </w:rPr>
-              <w:t>SafeArea</w:t>
-            </w:r>
-          </w:p>
-        </w:tc>
-        <w:tc>
-          <w:tcPr>
-            <w:tcW w:type="dxa" w:w="3175"/>
-          </w:tcPr>
-          <w:p>
-            <w:pPr>
-              <w:spacing w:after="0"/>
-            </w:pPr>
-            <w:r>
-              <w:rPr>
-                <w:sz w:val="18"/>
-              </w:rPr>
-              <w:t>Evita la muesca y barras del sistema.</w:t>
-            </w:r>
-          </w:p>
-        </w:tc>
-        <w:tc>
-          <w:tcPr>
-            <w:tcW w:type="dxa" w:w="2098"/>
-          </w:tcPr>
-          <w:p>
-            <w:pPr>
-              <w:spacing w:after="0"/>
-            </w:pPr>
-            <w:r>
-              <w:rPr>
-                <w:sz w:val="18"/>
-              </w:rPr>
-              <w:t>Enfoque.</w:t>
+              <w:t>Navegación, horario.</w:t>
             </w:r>
           </w:p>
         </w:tc>
@@ -3871,1528 +5950,6 @@
       <w:pPr>
         <w:spacing w:after="40"/>
       </w:pPr>
-    </w:p>
-    <w:p>
-      <w:pPr>
-        <w:pStyle w:val="Heading3"/>
-      </w:pPr>
-      <w:r>
-        <w:t>5. Descripción del proceso de desarrollo</w:t>
-      </w:r>
-    </w:p>
-    <w:p>
-      <w:pPr>
-        <w:pStyle w:val="Heading4"/>
-      </w:pPr>
-      <w:r>
-        <w:t>5.1. Creación y estructura del proyecto</w:t>
-      </w:r>
-    </w:p>
-    <w:p>
-      <w:pPr>
-        <w:pStyle w:val="Cuerpo"/>
-      </w:pPr>
-      <w:r>
-        <w:t xml:space="preserve">Se creó el proyecto con </w:t>
-      </w:r>
-      <w:r>
-        <w:rPr>
-          <w:rFonts w:ascii="Consolas" w:hAnsi="Consolas"/>
-          <w:color w:val="6A1B9A"/>
-          <w:sz w:val="20"/>
-        </w:rPr>
-        <w:t>flutter create --org pe.edu.unsa --platforms android,ios,web,linux,windows,macos</w:t>
-      </w:r>
-      <w:r>
-        <w:t xml:space="preserve">. El código se organizó en </w:t>
-      </w:r>
-      <w:r>
-        <w:rPr>
-          <w:rFonts w:ascii="Consolas" w:hAnsi="Consolas"/>
-          <w:color w:val="6A1B9A"/>
-          <w:sz w:val="20"/>
-        </w:rPr>
-        <w:t>lib/data</w:t>
-      </w:r>
-      <w:r>
-        <w:t xml:space="preserve"> (modelos </w:t>
-      </w:r>
-      <w:r>
-        <w:rPr>
-          <w:rFonts w:ascii="Consolas" w:hAnsi="Consolas"/>
-          <w:color w:val="6A1B9A"/>
-          <w:sz w:val="20"/>
-        </w:rPr>
-        <w:t>Curso</w:t>
-      </w:r>
-      <w:r>
-        <w:t xml:space="preserve">, </w:t>
-      </w:r>
-      <w:r>
-        <w:rPr>
-          <w:rFonts w:ascii="Consolas" w:hAnsi="Consolas"/>
-          <w:color w:val="6A1B9A"/>
-          <w:sz w:val="20"/>
-        </w:rPr>
-        <w:t>Tarea</w:t>
-      </w:r>
-      <w:r>
-        <w:t xml:space="preserve">, </w:t>
-      </w:r>
-      <w:r>
-        <w:rPr>
-          <w:rFonts w:ascii="Consolas" w:hAnsi="Consolas"/>
-          <w:color w:val="6A1B9A"/>
-          <w:sz w:val="20"/>
-        </w:rPr>
-        <w:t>Clase</w:t>
-      </w:r>
-      <w:r>
-        <w:t xml:space="preserve">, </w:t>
-      </w:r>
-      <w:r>
-        <w:rPr>
-          <w:rFonts w:ascii="Consolas" w:hAnsi="Consolas"/>
-          <w:color w:val="6A1B9A"/>
-          <w:sz w:val="20"/>
-        </w:rPr>
-        <w:t>Evaluacion</w:t>
-      </w:r>
-      <w:r>
-        <w:t xml:space="preserve"> y el estado), </w:t>
-      </w:r>
-      <w:r>
-        <w:rPr>
-          <w:rFonts w:ascii="Consolas" w:hAnsi="Consolas"/>
-          <w:color w:val="6A1B9A"/>
-          <w:sz w:val="20"/>
-        </w:rPr>
-        <w:t>lib/screens</w:t>
-      </w:r>
-      <w:r>
-        <w:t xml:space="preserve"> (una clase por pantalla) y </w:t>
-      </w:r>
-      <w:r>
-        <w:rPr>
-          <w:rFonts w:ascii="Consolas" w:hAnsi="Consolas"/>
-          <w:color w:val="6A1B9A"/>
-          <w:sz w:val="20"/>
-        </w:rPr>
-        <w:t>lib/widgets</w:t>
-      </w:r>
-      <w:r>
-        <w:t xml:space="preserve"> (componentes reutilizables como </w:t>
-      </w:r>
-      <w:r>
-        <w:rPr>
-          <w:rFonts w:ascii="Consolas" w:hAnsi="Consolas"/>
-          <w:color w:val="6A1B9A"/>
-          <w:sz w:val="20"/>
-        </w:rPr>
-        <w:t>TareaTile</w:t>
-      </w:r>
-      <w:r>
-        <w:t xml:space="preserve"> y </w:t>
-      </w:r>
-      <w:r>
-        <w:rPr>
-          <w:rFonts w:ascii="Consolas" w:hAnsi="Consolas"/>
-          <w:color w:val="6A1B9A"/>
-          <w:sz w:val="20"/>
-        </w:rPr>
-        <w:t>TarjetaIndicador</w:t>
-      </w:r>
-      <w:r>
-        <w:t>).</w:t>
-      </w:r>
-    </w:p>
-    <w:p>
-      <w:pPr>
-        <w:pStyle w:val="Heading4"/>
-      </w:pPr>
-      <w:r>
-        <w:t>5.2. Estado compartido</w:t>
-      </w:r>
-    </w:p>
-    <w:p>
-      <w:pPr>
-        <w:pStyle w:val="Cuerpo"/>
-      </w:pPr>
-      <w:r>
-        <w:t xml:space="preserve">El estado vive en </w:t>
-      </w:r>
-      <w:r>
-        <w:rPr>
-          <w:rFonts w:ascii="Consolas" w:hAnsi="Consolas"/>
-          <w:color w:val="6A1B9A"/>
-          <w:sz w:val="20"/>
-        </w:rPr>
-        <w:t>EstadoApp</w:t>
-      </w:r>
-      <w:r>
-        <w:t xml:space="preserve">, que extiende </w:t>
-      </w:r>
-      <w:r>
-        <w:rPr>
-          <w:rFonts w:ascii="Consolas" w:hAnsi="Consolas"/>
-          <w:color w:val="6A1B9A"/>
-          <w:sz w:val="20"/>
-        </w:rPr>
-        <w:t>ChangeNotifier</w:t>
-      </w:r>
-      <w:r>
-        <w:t xml:space="preserve">, y se comparte con </w:t>
-      </w:r>
-      <w:r>
-        <w:rPr>
-          <w:rFonts w:ascii="Consolas" w:hAnsi="Consolas"/>
-          <w:color w:val="6A1B9A"/>
-          <w:sz w:val="20"/>
-        </w:rPr>
-        <w:t>AppScope</w:t>
-      </w:r>
-      <w:r>
-        <w:t xml:space="preserve">, un </w:t>
-      </w:r>
-      <w:r>
-        <w:rPr>
-          <w:rFonts w:ascii="Consolas" w:hAnsi="Consolas"/>
-          <w:color w:val="6A1B9A"/>
-          <w:sz w:val="20"/>
-        </w:rPr>
-        <w:t>InheritedNotifier</w:t>
-      </w:r>
-      <w:r>
-        <w:t xml:space="preserve">. Todo widget que llama a </w:t>
-      </w:r>
-      <w:r>
-        <w:rPr>
-          <w:rFonts w:ascii="Consolas" w:hAnsi="Consolas"/>
-          <w:color w:val="6A1B9A"/>
-          <w:sz w:val="20"/>
-        </w:rPr>
-        <w:t>AppScope.of(context)</w:t>
-      </w:r>
-      <w:r>
-        <w:t xml:space="preserve"> se reconstruye cuando el estado cambia (por ejemplo, al completar una tarea se actualizan el contador de la pestaña y el indicador de Inicio), sin paquetes externos.</w:t>
-      </w:r>
-    </w:p>
-    <w:p>
-      <w:pPr>
-        <w:pStyle w:val="Codigo"/>
-        <w:pBdr>
-          <w:top w:val="single" w:sz="4" w:space="4" w:color="BFBFBF"/>
-          <w:left w:val="single" w:sz="4" w:space="4" w:color="BFBFBF"/>
-          <w:bottom w:val="single" w:sz="4" w:space="4" w:color="BFBFBF"/>
-          <w:right w:val="single" w:sz="4" w:space="4" w:color="BFBFBF"/>
-        </w:pBdr>
-        <w:shd w:val="clear" w:color="auto" w:fill="F5F5F5"/>
-        <w:ind w:left="113" w:right="113"/>
-      </w:pPr>
-      <w:r>
-        <w:t>class AppScope extends InheritedNotifier&lt;EstadoApp&gt; {</w:t>
-      </w:r>
-    </w:p>
-    <w:p>
-      <w:pPr>
-        <w:pStyle w:val="Codigo"/>
-        <w:pBdr>
-          <w:top w:val="single" w:sz="4" w:space="4" w:color="BFBFBF"/>
-          <w:left w:val="single" w:sz="4" w:space="4" w:color="BFBFBF"/>
-          <w:bottom w:val="single" w:sz="4" w:space="4" w:color="BFBFBF"/>
-          <w:right w:val="single" w:sz="4" w:space="4" w:color="BFBFBF"/>
-        </w:pBdr>
-        <w:shd w:val="clear" w:color="auto" w:fill="F5F5F5"/>
-        <w:ind w:left="113" w:right="113"/>
-      </w:pPr>
-      <w:r>
-        <w:t xml:space="preserve">  const AppScope({super.key, required EstadoApp estado, required super.child})</w:t>
-      </w:r>
-    </w:p>
-    <w:p>
-      <w:pPr>
-        <w:pStyle w:val="Codigo"/>
-        <w:pBdr>
-          <w:top w:val="single" w:sz="4" w:space="4" w:color="BFBFBF"/>
-          <w:left w:val="single" w:sz="4" w:space="4" w:color="BFBFBF"/>
-          <w:bottom w:val="single" w:sz="4" w:space="4" w:color="BFBFBF"/>
-          <w:right w:val="single" w:sz="4" w:space="4" w:color="BFBFBF"/>
-        </w:pBdr>
-        <w:shd w:val="clear" w:color="auto" w:fill="F5F5F5"/>
-        <w:ind w:left="113" w:right="113"/>
-      </w:pPr>
-      <w:r>
-        <w:t xml:space="preserve">    : super(notifier: estado);</w:t>
-      </w:r>
-    </w:p>
-    <w:p>
-      <w:pPr>
-        <w:pStyle w:val="Codigo"/>
-        <w:pBdr>
-          <w:top w:val="single" w:sz="4" w:space="4" w:color="BFBFBF"/>
-          <w:left w:val="single" w:sz="4" w:space="4" w:color="BFBFBF"/>
-          <w:bottom w:val="single" w:sz="4" w:space="4" w:color="BFBFBF"/>
-          <w:right w:val="single" w:sz="4" w:space="4" w:color="BFBFBF"/>
-        </w:pBdr>
-        <w:shd w:val="clear" w:color="auto" w:fill="F5F5F5"/>
-        <w:ind w:left="113" w:right="113"/>
-      </w:pPr>
-      <w:r>
-        <w:t xml:space="preserve"> </w:t>
-      </w:r>
-    </w:p>
-    <w:p>
-      <w:pPr>
-        <w:pStyle w:val="Codigo"/>
-        <w:pBdr>
-          <w:top w:val="single" w:sz="4" w:space="4" w:color="BFBFBF"/>
-          <w:left w:val="single" w:sz="4" w:space="4" w:color="BFBFBF"/>
-          <w:bottom w:val="single" w:sz="4" w:space="4" w:color="BFBFBF"/>
-          <w:right w:val="single" w:sz="4" w:space="4" w:color="BFBFBF"/>
-        </w:pBdr>
-        <w:shd w:val="clear" w:color="auto" w:fill="F5F5F5"/>
-        <w:ind w:left="113" w:right="113"/>
-      </w:pPr>
-      <w:r>
-        <w:t xml:space="preserve">  static EstadoApp of(BuildContext context) =&gt;</w:t>
-      </w:r>
-    </w:p>
-    <w:p>
-      <w:pPr>
-        <w:pStyle w:val="Codigo"/>
-        <w:pBdr>
-          <w:top w:val="single" w:sz="4" w:space="4" w:color="BFBFBF"/>
-          <w:left w:val="single" w:sz="4" w:space="4" w:color="BFBFBF"/>
-          <w:bottom w:val="single" w:sz="4" w:space="4" w:color="BFBFBF"/>
-          <w:right w:val="single" w:sz="4" w:space="4" w:color="BFBFBF"/>
-        </w:pBdr>
-        <w:shd w:val="clear" w:color="auto" w:fill="F5F5F5"/>
-        <w:ind w:left="113" w:right="113"/>
-      </w:pPr>
-      <w:r>
-        <w:t xml:space="preserve">      context.dependOnInheritedWidgetOfExactType&lt;AppScope&gt;()!.notifier!;</w:t>
-      </w:r>
-    </w:p>
-    <w:p>
-      <w:pPr>
-        <w:pStyle w:val="Codigo"/>
-        <w:pBdr>
-          <w:top w:val="single" w:sz="4" w:space="4" w:color="BFBFBF"/>
-          <w:left w:val="single" w:sz="4" w:space="4" w:color="BFBFBF"/>
-          <w:bottom w:val="single" w:sz="4" w:space="4" w:color="BFBFBF"/>
-          <w:right w:val="single" w:sz="4" w:space="4" w:color="BFBFBF"/>
-        </w:pBdr>
-        <w:shd w:val="clear" w:color="auto" w:fill="F5F5F5"/>
-        <w:ind w:left="113" w:right="113"/>
-      </w:pPr>
-      <w:r>
-        <w:t>}</w:t>
-      </w:r>
-    </w:p>
-    <w:p>
-      <w:pPr>
-        <w:pStyle w:val="Caption"/>
-      </w:pPr>
-      <w:r>
-        <w:t xml:space="preserve">Figura </w:t>
-      </w:r>
-      <w:r>
-        <w:fldChar w:fldCharType="begin"/>
-      </w:r>
-      <w:r>
-        <w:instrText xml:space="preserve"> SEQ Figura \* ARABIC </w:instrText>
-      </w:r>
-      <w:r>
-        <w:fldChar w:fldCharType="separate"/>
-      </w:r>
-      <w:r>
-        <w:t>4</w:t>
-      </w:r>
-      <w:r>
-        <w:fldChar w:fldCharType="end"/>
-      </w:r>
-      <w:r>
-        <w:t>. AppScope: comparte el estado con todo el árbol de widgets.</w:t>
-      </w:r>
-    </w:p>
-    <w:p>
-      <w:pPr>
-        <w:pStyle w:val="Heading4"/>
-      </w:pPr>
-      <w:r>
-        <w:t>5.3. Navegación adaptable</w:t>
-      </w:r>
-    </w:p>
-    <w:p>
-      <w:pPr>
-        <w:pStyle w:val="Cuerpo"/>
-      </w:pPr>
-      <w:r>
-        <w:rPr>
-          <w:rFonts w:ascii="Consolas" w:hAnsi="Consolas"/>
-          <w:color w:val="6A1B9A"/>
-          <w:sz w:val="20"/>
-        </w:rPr>
-        <w:t>ShellPrincipal</w:t>
-      </w:r>
-      <w:r>
-        <w:t xml:space="preserve"> usa un </w:t>
-      </w:r>
-      <w:r>
-        <w:rPr>
-          <w:rFonts w:ascii="Consolas" w:hAnsi="Consolas"/>
-          <w:color w:val="6A1B9A"/>
-          <w:sz w:val="20"/>
-        </w:rPr>
-        <w:t>LayoutBuilder</w:t>
-      </w:r>
-      <w:r>
-        <w:t xml:space="preserve">: con menos de 640 px de ancho construye un </w:t>
-      </w:r>
-      <w:r>
-        <w:rPr>
-          <w:rFonts w:ascii="Consolas" w:hAnsi="Consolas"/>
-          <w:color w:val="6A1B9A"/>
-          <w:sz w:val="20"/>
-        </w:rPr>
-        <w:t>Scaffold</w:t>
-      </w:r>
-      <w:r>
-        <w:t xml:space="preserve"> con </w:t>
-      </w:r>
-      <w:r>
-        <w:rPr>
-          <w:rFonts w:ascii="Consolas" w:hAnsi="Consolas"/>
-          <w:color w:val="6A1B9A"/>
-          <w:sz w:val="20"/>
-        </w:rPr>
-        <w:t>NavigationBar</w:t>
-      </w:r>
-      <w:r>
-        <w:t xml:space="preserve"> inferior; con más, un </w:t>
-      </w:r>
-      <w:r>
-        <w:rPr>
-          <w:rFonts w:ascii="Consolas" w:hAnsi="Consolas"/>
-          <w:color w:val="6A1B9A"/>
-          <w:sz w:val="20"/>
-        </w:rPr>
-        <w:t>Row</w:t>
-      </w:r>
-      <w:r>
-        <w:t xml:space="preserve"> con </w:t>
-      </w:r>
-      <w:r>
-        <w:rPr>
-          <w:rFonts w:ascii="Consolas" w:hAnsi="Consolas"/>
-          <w:color w:val="6A1B9A"/>
-          <w:sz w:val="20"/>
-        </w:rPr>
-        <w:t>NavigationRail</w:t>
-      </w:r>
-      <w:r>
-        <w:t xml:space="preserve">, </w:t>
-      </w:r>
-      <w:r>
-        <w:rPr>
-          <w:rFonts w:ascii="Consolas" w:hAnsi="Consolas"/>
-          <w:color w:val="6A1B9A"/>
-          <w:sz w:val="20"/>
-        </w:rPr>
-        <w:t>VerticalDivider</w:t>
-      </w:r>
-      <w:r>
-        <w:t xml:space="preserve"> y el contenido en </w:t>
-      </w:r>
-      <w:r>
-        <w:rPr>
-          <w:rFonts w:ascii="Consolas" w:hAnsi="Consolas"/>
-          <w:color w:val="6A1B9A"/>
-          <w:sz w:val="20"/>
-        </w:rPr>
-        <w:t>Expanded</w:t>
-      </w:r>
-      <w:r>
-        <w:t xml:space="preserve">; desde 1000 px el riel se extiende con etiquetas. Las pantallas están en un </w:t>
-      </w:r>
-      <w:r>
-        <w:rPr>
-          <w:rFonts w:ascii="Consolas" w:hAnsi="Consolas"/>
-          <w:color w:val="6A1B9A"/>
-          <w:sz w:val="20"/>
-        </w:rPr>
-        <w:t>IndexedStack</w:t>
-      </w:r>
-      <w:r>
-        <w:t>, así el Pomodoro sigue corriendo al cambiar de pestaña (Figura 6).</w:t>
-      </w:r>
-    </w:p>
-    <w:p>
-      <w:pPr>
-        <w:pStyle w:val="Codigo"/>
-        <w:pBdr>
-          <w:top w:val="single" w:sz="4" w:space="4" w:color="BFBFBF"/>
-          <w:left w:val="single" w:sz="4" w:space="4" w:color="BFBFBF"/>
-          <w:bottom w:val="single" w:sz="4" w:space="4" w:color="BFBFBF"/>
-          <w:right w:val="single" w:sz="4" w:space="4" w:color="BFBFBF"/>
-        </w:pBdr>
-        <w:shd w:val="clear" w:color="auto" w:fill="F5F5F5"/>
-        <w:ind w:left="113" w:right="113"/>
-      </w:pPr>
-      <w:r>
-        <w:t>return LayoutBuilder(</w:t>
-      </w:r>
-    </w:p>
-    <w:p>
-      <w:pPr>
-        <w:pStyle w:val="Codigo"/>
-        <w:pBdr>
-          <w:top w:val="single" w:sz="4" w:space="4" w:color="BFBFBF"/>
-          <w:left w:val="single" w:sz="4" w:space="4" w:color="BFBFBF"/>
-          <w:bottom w:val="single" w:sz="4" w:space="4" w:color="BFBFBF"/>
-          <w:right w:val="single" w:sz="4" w:space="4" w:color="BFBFBF"/>
-        </w:pBdr>
-        <w:shd w:val="clear" w:color="auto" w:fill="F5F5F5"/>
-        <w:ind w:left="113" w:right="113"/>
-      </w:pPr>
-      <w:r>
-        <w:t xml:space="preserve">  builder: (context, restricciones) {</w:t>
-      </w:r>
-    </w:p>
-    <w:p>
-      <w:pPr>
-        <w:pStyle w:val="Codigo"/>
-        <w:pBdr>
-          <w:top w:val="single" w:sz="4" w:space="4" w:color="BFBFBF"/>
-          <w:left w:val="single" w:sz="4" w:space="4" w:color="BFBFBF"/>
-          <w:bottom w:val="single" w:sz="4" w:space="4" w:color="BFBFBF"/>
-          <w:right w:val="single" w:sz="4" w:space="4" w:color="BFBFBF"/>
-        </w:pBdr>
-        <w:shd w:val="clear" w:color="auto" w:fill="F5F5F5"/>
-        <w:ind w:left="113" w:right="113"/>
-      </w:pPr>
-      <w:r>
-        <w:t xml:space="preserve">    if (restricciones.maxWidth &lt; anchoTablet) {</w:t>
-      </w:r>
-    </w:p>
-    <w:p>
-      <w:pPr>
-        <w:pStyle w:val="Codigo"/>
-        <w:pBdr>
-          <w:top w:val="single" w:sz="4" w:space="4" w:color="BFBFBF"/>
-          <w:left w:val="single" w:sz="4" w:space="4" w:color="BFBFBF"/>
-          <w:bottom w:val="single" w:sz="4" w:space="4" w:color="BFBFBF"/>
-          <w:right w:val="single" w:sz="4" w:space="4" w:color="BFBFBF"/>
-        </w:pBdr>
-        <w:shd w:val="clear" w:color="auto" w:fill="F5F5F5"/>
-        <w:ind w:left="113" w:right="113"/>
-      </w:pPr>
-      <w:r>
-        <w:t xml:space="preserve">      return Scaffold(</w:t>
-      </w:r>
-    </w:p>
-    <w:p>
-      <w:pPr>
-        <w:pStyle w:val="Codigo"/>
-        <w:pBdr>
-          <w:top w:val="single" w:sz="4" w:space="4" w:color="BFBFBF"/>
-          <w:left w:val="single" w:sz="4" w:space="4" w:color="BFBFBF"/>
-          <w:bottom w:val="single" w:sz="4" w:space="4" w:color="BFBFBF"/>
-          <w:right w:val="single" w:sz="4" w:space="4" w:color="BFBFBF"/>
-        </w:pBdr>
-        <w:shd w:val="clear" w:color="auto" w:fill="F5F5F5"/>
-        <w:ind w:left="113" w:right="113"/>
-      </w:pPr>
-      <w:r>
-        <w:t xml:space="preserve">        body: paginas,</w:t>
-      </w:r>
-    </w:p>
-    <w:p>
-      <w:pPr>
-        <w:pStyle w:val="Codigo"/>
-        <w:pBdr>
-          <w:top w:val="single" w:sz="4" w:space="4" w:color="BFBFBF"/>
-          <w:left w:val="single" w:sz="4" w:space="4" w:color="BFBFBF"/>
-          <w:bottom w:val="single" w:sz="4" w:space="4" w:color="BFBFBF"/>
-          <w:right w:val="single" w:sz="4" w:space="4" w:color="BFBFBF"/>
-        </w:pBdr>
-        <w:shd w:val="clear" w:color="auto" w:fill="F5F5F5"/>
-        <w:ind w:left="113" w:right="113"/>
-      </w:pPr>
-      <w:r>
-        <w:t xml:space="preserve">          // ... NavigationBar</w:t>
-      </w:r>
-    </w:p>
-    <w:p>
-      <w:pPr>
-        <w:pStyle w:val="Codigo"/>
-        <w:pBdr>
-          <w:top w:val="single" w:sz="4" w:space="4" w:color="BFBFBF"/>
-          <w:left w:val="single" w:sz="4" w:space="4" w:color="BFBFBF"/>
-          <w:bottom w:val="single" w:sz="4" w:space="4" w:color="BFBFBF"/>
-          <w:right w:val="single" w:sz="4" w:space="4" w:color="BFBFBF"/>
-        </w:pBdr>
-        <w:shd w:val="clear" w:color="auto" w:fill="F5F5F5"/>
-        <w:ind w:left="113" w:right="113"/>
-      </w:pPr>
-      <w:r>
-        <w:t xml:space="preserve">        }</w:t>
-      </w:r>
-    </w:p>
-    <w:p>
-      <w:pPr>
-        <w:pStyle w:val="Codigo"/>
-        <w:pBdr>
-          <w:top w:val="single" w:sz="4" w:space="4" w:color="BFBFBF"/>
-          <w:left w:val="single" w:sz="4" w:space="4" w:color="BFBFBF"/>
-          <w:bottom w:val="single" w:sz="4" w:space="4" w:color="BFBFBF"/>
-          <w:right w:val="single" w:sz="4" w:space="4" w:color="BFBFBF"/>
-        </w:pBdr>
-        <w:shd w:val="clear" w:color="auto" w:fill="F5F5F5"/>
-        <w:ind w:left="113" w:right="113"/>
-      </w:pPr>
-      <w:r>
-        <w:t xml:space="preserve">        final extendido = restricciones.maxWidth &gt;= 1000;</w:t>
-      </w:r>
-    </w:p>
-    <w:p>
-      <w:pPr>
-        <w:pStyle w:val="Codigo"/>
-        <w:pBdr>
-          <w:top w:val="single" w:sz="4" w:space="4" w:color="BFBFBF"/>
-          <w:left w:val="single" w:sz="4" w:space="4" w:color="BFBFBF"/>
-          <w:bottom w:val="single" w:sz="4" w:space="4" w:color="BFBFBF"/>
-          <w:right w:val="single" w:sz="4" w:space="4" w:color="BFBFBF"/>
-        </w:pBdr>
-        <w:shd w:val="clear" w:color="auto" w:fill="F5F5F5"/>
-        <w:ind w:left="113" w:right="113"/>
-      </w:pPr>
-      <w:r>
-        <w:t xml:space="preserve">        return Scaffold(</w:t>
-      </w:r>
-    </w:p>
-    <w:p>
-      <w:pPr>
-        <w:pStyle w:val="Codigo"/>
-        <w:pBdr>
-          <w:top w:val="single" w:sz="4" w:space="4" w:color="BFBFBF"/>
-          <w:left w:val="single" w:sz="4" w:space="4" w:color="BFBFBF"/>
-          <w:bottom w:val="single" w:sz="4" w:space="4" w:color="BFBFBF"/>
-          <w:right w:val="single" w:sz="4" w:space="4" w:color="BFBFBF"/>
-        </w:pBdr>
-        <w:shd w:val="clear" w:color="auto" w:fill="F5F5F5"/>
-        <w:ind w:left="113" w:right="113"/>
-      </w:pPr>
-      <w:r>
-        <w:t xml:space="preserve">          body: Row(</w:t>
-      </w:r>
-    </w:p>
-    <w:p>
-      <w:pPr>
-        <w:pStyle w:val="Codigo"/>
-        <w:pBdr>
-          <w:top w:val="single" w:sz="4" w:space="4" w:color="BFBFBF"/>
-          <w:left w:val="single" w:sz="4" w:space="4" w:color="BFBFBF"/>
-          <w:bottom w:val="single" w:sz="4" w:space="4" w:color="BFBFBF"/>
-          <w:right w:val="single" w:sz="4" w:space="4" w:color="BFBFBF"/>
-        </w:pBdr>
-        <w:shd w:val="clear" w:color="auto" w:fill="F5F5F5"/>
-        <w:ind w:left="113" w:right="113"/>
-      </w:pPr>
-      <w:r>
-        <w:t xml:space="preserve">            children: [</w:t>
-      </w:r>
-    </w:p>
-    <w:p>
-      <w:pPr>
-        <w:pStyle w:val="Codigo"/>
-        <w:pBdr>
-          <w:top w:val="single" w:sz="4" w:space="4" w:color="BFBFBF"/>
-          <w:left w:val="single" w:sz="4" w:space="4" w:color="BFBFBF"/>
-          <w:bottom w:val="single" w:sz="4" w:space="4" w:color="BFBFBF"/>
-          <w:right w:val="single" w:sz="4" w:space="4" w:color="BFBFBF"/>
-        </w:pBdr>
-        <w:shd w:val="clear" w:color="auto" w:fill="F5F5F5"/>
-        <w:ind w:left="113" w:right="113"/>
-      </w:pPr>
-      <w:r>
-        <w:t xml:space="preserve">              NavigationRail(extended: extendido, /* ... */),</w:t>
-      </w:r>
-    </w:p>
-    <w:p>
-      <w:pPr>
-        <w:pStyle w:val="Codigo"/>
-        <w:pBdr>
-          <w:top w:val="single" w:sz="4" w:space="4" w:color="BFBFBF"/>
-          <w:left w:val="single" w:sz="4" w:space="4" w:color="BFBFBF"/>
-          <w:bottom w:val="single" w:sz="4" w:space="4" w:color="BFBFBF"/>
-          <w:right w:val="single" w:sz="4" w:space="4" w:color="BFBFBF"/>
-        </w:pBdr>
-        <w:shd w:val="clear" w:color="auto" w:fill="F5F5F5"/>
-        <w:ind w:left="113" w:right="113"/>
-      </w:pPr>
-      <w:r>
-        <w:t xml:space="preserve">              const VerticalDivider(width: 1),</w:t>
-      </w:r>
-    </w:p>
-    <w:p>
-      <w:pPr>
-        <w:pStyle w:val="Codigo"/>
-        <w:pBdr>
-          <w:top w:val="single" w:sz="4" w:space="4" w:color="BFBFBF"/>
-          <w:left w:val="single" w:sz="4" w:space="4" w:color="BFBFBF"/>
-          <w:bottom w:val="single" w:sz="4" w:space="4" w:color="BFBFBF"/>
-          <w:right w:val="single" w:sz="4" w:space="4" w:color="BFBFBF"/>
-        </w:pBdr>
-        <w:shd w:val="clear" w:color="auto" w:fill="F5F5F5"/>
-        <w:ind w:left="113" w:right="113"/>
-      </w:pPr>
-      <w:r>
-        <w:t xml:space="preserve">              Expanded(child: paginas),</w:t>
-      </w:r>
-    </w:p>
-    <w:p>
-      <w:pPr>
-        <w:pStyle w:val="Codigo"/>
-        <w:pBdr>
-          <w:top w:val="single" w:sz="4" w:space="4" w:color="BFBFBF"/>
-          <w:left w:val="single" w:sz="4" w:space="4" w:color="BFBFBF"/>
-          <w:bottom w:val="single" w:sz="4" w:space="4" w:color="BFBFBF"/>
-          <w:right w:val="single" w:sz="4" w:space="4" w:color="BFBFBF"/>
-        </w:pBdr>
-        <w:shd w:val="clear" w:color="auto" w:fill="F5F5F5"/>
-        <w:ind w:left="113" w:right="113"/>
-      </w:pPr>
-      <w:r>
-        <w:t xml:space="preserve">            ],</w:t>
-      </w:r>
-    </w:p>
-    <w:p>
-      <w:pPr>
-        <w:pStyle w:val="Codigo"/>
-        <w:pBdr>
-          <w:top w:val="single" w:sz="4" w:space="4" w:color="BFBFBF"/>
-          <w:left w:val="single" w:sz="4" w:space="4" w:color="BFBFBF"/>
-          <w:bottom w:val="single" w:sz="4" w:space="4" w:color="BFBFBF"/>
-          <w:right w:val="single" w:sz="4" w:space="4" w:color="BFBFBF"/>
-        </w:pBdr>
-        <w:shd w:val="clear" w:color="auto" w:fill="F5F5F5"/>
-        <w:ind w:left="113" w:right="113"/>
-      </w:pPr>
-      <w:r>
-        <w:t xml:space="preserve">          ),</w:t>
-      </w:r>
-    </w:p>
-    <w:p>
-      <w:pPr>
-        <w:pStyle w:val="Codigo"/>
-        <w:pBdr>
-          <w:top w:val="single" w:sz="4" w:space="4" w:color="BFBFBF"/>
-          <w:left w:val="single" w:sz="4" w:space="4" w:color="BFBFBF"/>
-          <w:bottom w:val="single" w:sz="4" w:space="4" w:color="BFBFBF"/>
-          <w:right w:val="single" w:sz="4" w:space="4" w:color="BFBFBF"/>
-        </w:pBdr>
-        <w:shd w:val="clear" w:color="auto" w:fill="F5F5F5"/>
-        <w:ind w:left="113" w:right="113"/>
-      </w:pPr>
-      <w:r>
-        <w:t xml:space="preserve">        );</w:t>
-      </w:r>
-    </w:p>
-    <w:p>
-      <w:pPr>
-        <w:pStyle w:val="Caption"/>
-      </w:pPr>
-      <w:r>
-        <w:t xml:space="preserve">Figura </w:t>
-      </w:r>
-      <w:r>
-        <w:fldChar w:fldCharType="begin"/>
-      </w:r>
-      <w:r>
-        <w:instrText xml:space="preserve"> SEQ Figura \* ARABIC </w:instrText>
-      </w:r>
-      <w:r>
-        <w:fldChar w:fldCharType="separate"/>
-      </w:r>
-      <w:r>
-        <w:t>5</w:t>
-      </w:r>
-      <w:r>
-        <w:fldChar w:fldCharType="end"/>
-      </w:r>
-      <w:r>
-        <w:t>. Cambio de navegación según el ancho disponible.</w:t>
-      </w:r>
-    </w:p>
-    <w:p>
-      <w:pPr>
-        <w:keepNext/>
-        <w:jc w:val="center"/>
-      </w:pPr>
-      <w:r>
-        <w:drawing>
-          <wp:inline>
-            <wp:extent cx="5040000" cy="3150000"/>
-            <wp:docPr id="4" name="Picture 4"/>
-            <wp:cNvGraphicFramePr>
-              <a:graphicFrameLocks noChangeAspect="1"/>
-            </wp:cNvGraphicFramePr>
-            <a:graphic>
-              <a:graphicData uri="http://schemas.openxmlformats.org/drawingml/2006/picture">
-                <pic:pic>
-                  <pic:nvPicPr>
-                    <pic:cNvPr id="0" name="09_escritorio_horario.png"/>
-                    <pic:cNvPicPr/>
-                  </pic:nvPicPr>
-                  <pic:blipFill>
-                    <a:blip r:embed="rId10"/>
-                    <a:stretch>
-                      <a:fillRect/>
-                    </a:stretch>
-                  </pic:blipFill>
-                  <pic:spPr>
-                    <a:xfrm>
-                      <a:off x="0" y="0"/>
-                      <a:ext cx="5040000" cy="3150000"/>
-                    </a:xfrm>
-                    <a:prstGeom prst="rect"/>
-                  </pic:spPr>
-                </pic:pic>
-              </a:graphicData>
-            </a:graphic>
-          </wp:inline>
-        </w:drawing>
-      </w:r>
-    </w:p>
-    <w:p>
-      <w:pPr>
-        <w:pStyle w:val="Caption"/>
-      </w:pPr>
-      <w:r>
-        <w:t xml:space="preserve">Figura </w:t>
-      </w:r>
-      <w:r>
-        <w:fldChar w:fldCharType="begin"/>
-      </w:r>
-      <w:r>
-        <w:instrText xml:space="preserve"> SEQ Figura \* ARABIC </w:instrText>
-      </w:r>
-      <w:r>
-        <w:fldChar w:fldCharType="separate"/>
-      </w:r>
-      <w:r>
-        <w:t>6</w:t>
-      </w:r>
-      <w:r>
-        <w:fldChar w:fldCharType="end"/>
-      </w:r>
-      <w:r>
-        <w:t>. Escritorio: NavigationRail extendido y horario semanal con Table.</w:t>
-      </w:r>
-    </w:p>
-    <w:p>
-      <w:pPr>
-        <w:pStyle w:val="Heading4"/>
-      </w:pPr>
-      <w:r>
-        <w:t>5.4. Pantallas</w:t>
-      </w:r>
-    </w:p>
-    <w:p>
-      <w:pPr>
-        <w:pStyle w:val="Cuerpo"/>
-      </w:pPr>
-      <w:r>
-        <w:rPr>
-          <w:b/>
-        </w:rPr>
-        <w:t>Inicio.</w:t>
-      </w:r>
-      <w:r>
-        <w:t xml:space="preserve"> </w:t>
-      </w:r>
-      <w:r>
-        <w:rPr>
-          <w:rFonts w:ascii="Consolas" w:hAnsi="Consolas"/>
-          <w:color w:val="6A1B9A"/>
-          <w:sz w:val="20"/>
-        </w:rPr>
-        <w:t>CustomScrollView</w:t>
-      </w:r>
-      <w:r>
-        <w:t xml:space="preserve"> con un </w:t>
-      </w:r>
-      <w:r>
-        <w:rPr>
-          <w:rFonts w:ascii="Consolas" w:hAnsi="Consolas"/>
-          <w:color w:val="6A1B9A"/>
-          <w:sz w:val="20"/>
-        </w:rPr>
-        <w:t>SliverAppBar</w:t>
-      </w:r>
-      <w:r>
-        <w:t xml:space="preserve"> expandible cuyo fondo es un </w:t>
-      </w:r>
-      <w:r>
-        <w:rPr>
-          <w:rFonts w:ascii="Consolas" w:hAnsi="Consolas"/>
-          <w:color w:val="6A1B9A"/>
-          <w:sz w:val="20"/>
-        </w:rPr>
-        <w:t>Stack</w:t>
-      </w:r>
-      <w:r>
-        <w:t xml:space="preserve"> (degradado, ícono decorativo con </w:t>
-      </w:r>
-      <w:r>
-        <w:rPr>
-          <w:rFonts w:ascii="Consolas" w:hAnsi="Consolas"/>
-          <w:color w:val="6A1B9A"/>
-          <w:sz w:val="20"/>
-        </w:rPr>
-        <w:t>Positioned</w:t>
-      </w:r>
-      <w:r>
-        <w:t xml:space="preserve"> y saludo). Los indicadores usan </w:t>
-      </w:r>
-      <w:r>
-        <w:rPr>
-          <w:rFonts w:ascii="Consolas" w:hAnsi="Consolas"/>
-          <w:color w:val="6A1B9A"/>
-          <w:sz w:val="20"/>
-        </w:rPr>
-        <w:t>SliverGrid.extent(maxCrossAxisExtent: 220)</w:t>
-      </w:r>
-      <w:r>
-        <w:t xml:space="preserve">, que calcula las columnas según el ancho (2 en teléfono, 4 en escritorio). Las clases se muestran en un </w:t>
-      </w:r>
-      <w:r>
-        <w:rPr>
-          <w:rFonts w:ascii="Consolas" w:hAnsi="Consolas"/>
-          <w:color w:val="6A1B9A"/>
-          <w:sz w:val="20"/>
-        </w:rPr>
-        <w:t>ListView</w:t>
-      </w:r>
-      <w:r>
-        <w:t xml:space="preserve"> horizontal dentro de un </w:t>
-      </w:r>
-      <w:r>
-        <w:rPr>
-          <w:rFonts w:ascii="Consolas" w:hAnsi="Consolas"/>
-          <w:color w:val="6A1B9A"/>
-          <w:sz w:val="20"/>
-        </w:rPr>
-        <w:t>SizedBox</w:t>
-      </w:r>
-      <w:r>
-        <w:t xml:space="preserve"> de alto fijo, ya que una lista horizontal necesita altura acotada.</w:t>
-      </w:r>
-    </w:p>
-    <w:p>
-      <w:pPr>
-        <w:pStyle w:val="Cuerpo"/>
-      </w:pPr>
-      <w:r>
-        <w:rPr>
-          <w:b/>
-        </w:rPr>
-        <w:t>Tareas y Nueva tarea.</w:t>
-      </w:r>
-      <w:r>
-        <w:t xml:space="preserve"> Un </w:t>
-      </w:r>
-      <w:r>
-        <w:rPr>
-          <w:rFonts w:ascii="Consolas" w:hAnsi="Consolas"/>
-          <w:color w:val="6A1B9A"/>
-          <w:sz w:val="20"/>
-        </w:rPr>
-        <w:t>Column</w:t>
-      </w:r>
-      <w:r>
-        <w:t xml:space="preserve"> con una fila de </w:t>
-      </w:r>
-      <w:r>
-        <w:rPr>
-          <w:rFonts w:ascii="Consolas" w:hAnsi="Consolas"/>
-          <w:color w:val="6A1B9A"/>
-          <w:sz w:val="20"/>
-        </w:rPr>
-        <w:t>ChoiceChip</w:t>
-      </w:r>
-      <w:r>
-        <w:t xml:space="preserve"> desplazable y un </w:t>
-      </w:r>
-      <w:r>
-        <w:rPr>
-          <w:rFonts w:ascii="Consolas" w:hAnsi="Consolas"/>
-          <w:color w:val="6A1B9A"/>
-          <w:sz w:val="20"/>
-        </w:rPr>
-        <w:t>Expanded</w:t>
-      </w:r>
-      <w:r>
-        <w:t xml:space="preserve"> con el </w:t>
-      </w:r>
-      <w:r>
-        <w:rPr>
-          <w:rFonts w:ascii="Consolas" w:hAnsi="Consolas"/>
-          <w:color w:val="6A1B9A"/>
-          <w:sz w:val="20"/>
-        </w:rPr>
-        <w:t>TabBarView</w:t>
-      </w:r>
-      <w:r>
-        <w:t xml:space="preserve">; sin el </w:t>
-      </w:r>
-      <w:r>
-        <w:rPr>
-          <w:rFonts w:ascii="Consolas" w:hAnsi="Consolas"/>
-          <w:color w:val="6A1B9A"/>
-          <w:sz w:val="20"/>
-        </w:rPr>
-        <w:t>Expanded</w:t>
-      </w:r>
-      <w:r>
-        <w:t xml:space="preserve">, el </w:t>
-      </w:r>
-      <w:r>
-        <w:rPr>
-          <w:rFonts w:ascii="Consolas" w:hAnsi="Consolas"/>
-          <w:color w:val="6A1B9A"/>
-          <w:sz w:val="20"/>
-        </w:rPr>
-        <w:t>TabBarView</w:t>
-      </w:r>
-      <w:r>
-        <w:t xml:space="preserve"> recibiría altura infinita y fallaría. Cada tarea es un </w:t>
-      </w:r>
-      <w:r>
-        <w:rPr>
-          <w:rFonts w:ascii="Consolas" w:hAnsi="Consolas"/>
-          <w:color w:val="6A1B9A"/>
-          <w:sz w:val="20"/>
-        </w:rPr>
-        <w:t>Dismissible</w:t>
-      </w:r>
-      <w:r>
-        <w:t xml:space="preserve"> (deslizar elimina y un </w:t>
-      </w:r>
-      <w:r>
-        <w:rPr>
-          <w:rFonts w:ascii="Consolas" w:hAnsi="Consolas"/>
-          <w:color w:val="6A1B9A"/>
-          <w:sz w:val="20"/>
-        </w:rPr>
-        <w:t>SnackBar</w:t>
-      </w:r>
-      <w:r>
-        <w:t xml:space="preserve"> permite deshacer) con una </w:t>
-      </w:r>
-      <w:r>
-        <w:rPr>
-          <w:rFonts w:ascii="Consolas" w:hAnsi="Consolas"/>
-          <w:color w:val="6A1B9A"/>
-          <w:sz w:val="20"/>
-        </w:rPr>
-        <w:t>Card</w:t>
-      </w:r>
-      <w:r>
-        <w:t xml:space="preserve"> que contiene un </w:t>
-      </w:r>
-      <w:r>
-        <w:rPr>
-          <w:rFonts w:ascii="Consolas" w:hAnsi="Consolas"/>
-          <w:color w:val="6A1B9A"/>
-          <w:sz w:val="20"/>
-        </w:rPr>
-        <w:t>ListTile</w:t>
-      </w:r>
-      <w:r>
-        <w:t xml:space="preserve"> con </w:t>
-      </w:r>
-      <w:r>
-        <w:rPr>
-          <w:rFonts w:ascii="Consolas" w:hAnsi="Consolas"/>
-          <w:color w:val="6A1B9A"/>
-          <w:sz w:val="20"/>
-        </w:rPr>
-        <w:t>Checkbox</w:t>
-      </w:r>
-      <w:r>
-        <w:t xml:space="preserve">. El formulario usa </w:t>
-      </w:r>
-      <w:r>
-        <w:rPr>
-          <w:rFonts w:ascii="Consolas" w:hAnsi="Consolas"/>
-          <w:color w:val="6A1B9A"/>
-          <w:sz w:val="20"/>
-        </w:rPr>
-        <w:t>Form</w:t>
-      </w:r>
-      <w:r>
-        <w:t xml:space="preserve"> con validación, </w:t>
-      </w:r>
-      <w:r>
-        <w:rPr>
-          <w:rFonts w:ascii="Consolas" w:hAnsi="Consolas"/>
-          <w:color w:val="6A1B9A"/>
-          <w:sz w:val="20"/>
-        </w:rPr>
-        <w:t>DropdownButtonFormField</w:t>
-      </w:r>
-      <w:r>
-        <w:t xml:space="preserve">, </w:t>
-      </w:r>
-      <w:r>
-        <w:rPr>
-          <w:rFonts w:ascii="Consolas" w:hAnsi="Consolas"/>
-          <w:color w:val="6A1B9A"/>
-          <w:sz w:val="20"/>
-        </w:rPr>
-        <w:t>showDatePicker</w:t>
-      </w:r>
-      <w:r>
-        <w:t xml:space="preserve"> y </w:t>
-      </w:r>
-      <w:r>
-        <w:rPr>
-          <w:rFonts w:ascii="Consolas" w:hAnsi="Consolas"/>
-          <w:color w:val="6A1B9A"/>
-          <w:sz w:val="20"/>
-        </w:rPr>
-        <w:t>SegmentedButton</w:t>
-      </w:r>
-      <w:r>
-        <w:t xml:space="preserve">, limitado a 560 px con </w:t>
-      </w:r>
-      <w:r>
-        <w:rPr>
-          <w:rFonts w:ascii="Consolas" w:hAnsi="Consolas"/>
-          <w:color w:val="6A1B9A"/>
-          <w:sz w:val="20"/>
-        </w:rPr>
-        <w:t>ConstrainedBox</w:t>
-      </w:r>
-      <w:r>
-        <w:t xml:space="preserve"> (Figura 7).</w:t>
-      </w:r>
-    </w:p>
-    <w:p>
-      <w:pPr>
-        <w:pStyle w:val="Cuerpo"/>
-      </w:pPr>
-      <w:r>
-        <w:rPr>
-          <w:b/>
-        </w:rPr>
-        <w:t>Horario.</w:t>
-      </w:r>
-      <w:r>
-        <w:t xml:space="preserve"> Un </w:t>
-      </w:r>
-      <w:r>
-        <w:rPr>
-          <w:rFonts w:ascii="Consolas" w:hAnsi="Consolas"/>
-          <w:color w:val="6A1B9A"/>
-          <w:sz w:val="20"/>
-        </w:rPr>
-        <w:t>LayoutBuilder</w:t>
-      </w:r>
-      <w:r>
-        <w:t xml:space="preserve"> elige entre pestañas por día con una línea de tiempo (</w:t>
-      </w:r>
-      <w:r>
-        <w:rPr>
-          <w:rFonts w:ascii="Consolas" w:hAnsi="Consolas"/>
-          <w:color w:val="6A1B9A"/>
-          <w:sz w:val="20"/>
-        </w:rPr>
-        <w:t>IntrinsicHeight</w:t>
-      </w:r>
-      <w:r>
-        <w:t xml:space="preserve"> + </w:t>
-      </w:r>
-      <w:r>
-        <w:rPr>
-          <w:rFonts w:ascii="Consolas" w:hAnsi="Consolas"/>
-          <w:color w:val="6A1B9A"/>
-          <w:sz w:val="20"/>
-        </w:rPr>
-        <w:t>Row</w:t>
-      </w:r>
-      <w:r>
-        <w:t xml:space="preserve">) en teléfono, o una </w:t>
-      </w:r>
-      <w:r>
-        <w:rPr>
-          <w:rFonts w:ascii="Consolas" w:hAnsi="Consolas"/>
-          <w:color w:val="6A1B9A"/>
-          <w:sz w:val="20"/>
-        </w:rPr>
-        <w:t>Table</w:t>
-      </w:r>
-      <w:r>
-        <w:t xml:space="preserve"> semanal con la primera columna fija en pantallas anchas (Figura 6).</w:t>
-      </w:r>
-    </w:p>
-    <w:p>
-      <w:pPr>
-        <w:pStyle w:val="Cuerpo"/>
-      </w:pPr>
-      <w:r>
-        <w:rPr>
-          <w:b/>
-        </w:rPr>
-        <w:t>Notas.</w:t>
-      </w:r>
-      <w:r>
-        <w:t xml:space="preserve"> El promedio general se muestra con un </w:t>
-      </w:r>
-      <w:r>
-        <w:rPr>
-          <w:rFonts w:ascii="Consolas" w:hAnsi="Consolas"/>
-          <w:color w:val="6A1B9A"/>
-          <w:sz w:val="20"/>
-        </w:rPr>
-        <w:t>Stack</w:t>
-      </w:r>
-      <w:r>
-        <w:t xml:space="preserve"> que superpone el texto a un </w:t>
-      </w:r>
-      <w:r>
-        <w:rPr>
-          <w:rFonts w:ascii="Consolas" w:hAnsi="Consolas"/>
-          <w:color w:val="6A1B9A"/>
-          <w:sz w:val="20"/>
-        </w:rPr>
-        <w:t>CircularProgressIndicator</w:t>
-      </w:r>
-      <w:r>
-        <w:t xml:space="preserve">. Cada curso es un </w:t>
-      </w:r>
-      <w:r>
-        <w:rPr>
-          <w:rFonts w:ascii="Consolas" w:hAnsi="Consolas"/>
-          <w:color w:val="6A1B9A"/>
-          <w:sz w:val="20"/>
-        </w:rPr>
-        <w:t>ExpansionTile</w:t>
-      </w:r>
-      <w:r>
-        <w:t xml:space="preserve"> con una </w:t>
-      </w:r>
-      <w:r>
-        <w:rPr>
-          <w:rFonts w:ascii="Consolas" w:hAnsi="Consolas"/>
-          <w:color w:val="6A1B9A"/>
-          <w:sz w:val="20"/>
-        </w:rPr>
-        <w:t>DataTable</w:t>
-      </w:r>
-      <w:r>
-        <w:t xml:space="preserve"> en un </w:t>
-      </w:r>
-      <w:r>
-        <w:rPr>
-          <w:rFonts w:ascii="Consolas" w:hAnsi="Consolas"/>
-          <w:color w:val="6A1B9A"/>
-          <w:sz w:val="20"/>
-        </w:rPr>
-        <w:t>SingleChildScrollView</w:t>
-      </w:r>
-      <w:r>
-        <w:t xml:space="preserve"> horizontal; tocar una nota abre un </w:t>
-      </w:r>
-      <w:r>
-        <w:rPr>
-          <w:rFonts w:ascii="Consolas" w:hAnsi="Consolas"/>
-          <w:color w:val="6A1B9A"/>
-          <w:sz w:val="20"/>
-        </w:rPr>
-        <w:t>AlertDialog</w:t>
-      </w:r>
-      <w:r>
-        <w:t xml:space="preserve"> y el promedio se recalcula.</w:t>
-      </w:r>
-    </w:p>
-    <w:p>
-      <w:pPr>
-        <w:pStyle w:val="Cuerpo"/>
-      </w:pPr>
-      <w:r>
-        <w:rPr>
-          <w:b/>
-        </w:rPr>
-        <w:t>Enfoque.</w:t>
-      </w:r>
-      <w:r>
-        <w:t xml:space="preserve"> </w:t>
-      </w:r>
-      <w:r>
-        <w:rPr>
-          <w:rFonts w:ascii="Consolas" w:hAnsi="Consolas"/>
-          <w:color w:val="6A1B9A"/>
-          <w:sz w:val="20"/>
-        </w:rPr>
-        <w:t>Timer.periodic</w:t>
-      </w:r>
-      <w:r>
-        <w:t xml:space="preserve"> descuenta cada segundo y se cancela en </w:t>
-      </w:r>
-      <w:r>
-        <w:rPr>
-          <w:rFonts w:ascii="Consolas" w:hAnsi="Consolas"/>
-          <w:color w:val="6A1B9A"/>
-          <w:sz w:val="20"/>
-        </w:rPr>
-        <w:t>dispose()</w:t>
-      </w:r>
-      <w:r>
-        <w:t xml:space="preserve">. El reloj es un </w:t>
-      </w:r>
-      <w:r>
-        <w:rPr>
-          <w:rFonts w:ascii="Consolas" w:hAnsi="Consolas"/>
-          <w:color w:val="6A1B9A"/>
-          <w:sz w:val="20"/>
-        </w:rPr>
-        <w:t>Stack</w:t>
-      </w:r>
-      <w:r>
-        <w:t xml:space="preserve"> dentro de un </w:t>
-      </w:r>
-      <w:r>
-        <w:rPr>
-          <w:rFonts w:ascii="Consolas" w:hAnsi="Consolas"/>
-          <w:color w:val="6A1B9A"/>
-          <w:sz w:val="20"/>
-        </w:rPr>
-        <w:t>SizedBox.square(240)</w:t>
-      </w:r>
-      <w:r>
-        <w:t xml:space="preserve"> y los controles un </w:t>
-      </w:r>
-      <w:r>
-        <w:rPr>
-          <w:rFonts w:ascii="Consolas" w:hAnsi="Consolas"/>
-          <w:color w:val="6A1B9A"/>
-          <w:sz w:val="20"/>
-        </w:rPr>
-        <w:t>Row</w:t>
-      </w:r>
-      <w:r>
-        <w:t xml:space="preserve"> centrado con </w:t>
-      </w:r>
-      <w:r>
-        <w:rPr>
-          <w:rFonts w:ascii="Consolas" w:hAnsi="Consolas"/>
-          <w:color w:val="6A1B9A"/>
-          <w:sz w:val="20"/>
-        </w:rPr>
-        <w:t>IconButton.filledTonal</w:t>
-      </w:r>
-      <w:r>
-        <w:t xml:space="preserve"> y </w:t>
-      </w:r>
-      <w:r>
-        <w:rPr>
-          <w:rFonts w:ascii="Consolas" w:hAnsi="Consolas"/>
-          <w:color w:val="6A1B9A"/>
-          <w:sz w:val="20"/>
-        </w:rPr>
-        <w:t>FloatingActionButton.large</w:t>
-      </w:r>
-      <w:r>
-        <w:t>.</w:t>
-      </w:r>
-    </w:p>
-    <w:tbl>
-      <w:tblPr>
-        <w:tblW w:type="auto" w:w="0"/>
-        <w:jc w:val="center"/>
-        <w:tblLook w:firstColumn="1" w:firstRow="1" w:lastColumn="0" w:lastRow="0" w:noHBand="0" w:noVBand="1" w:val="04A0"/>
-      </w:tblPr>
-      <w:tblGrid>
-        <w:gridCol w:w="4873"/>
-        <w:gridCol w:w="4873"/>
-      </w:tblGrid>
-      <w:tr>
-        <w:tc>
-          <w:tcPr>
-            <w:tcW w:type="dxa" w:w="4873"/>
-          </w:tcPr>
-          <w:p>
-            <w:pPr>
-              <w:jc w:val="center"/>
-            </w:pPr>
-            <w:r>
-              <w:drawing>
-                <wp:inline>
-                  <wp:extent cx="1872000" cy="4051200"/>
-                  <wp:docPr id="5" name="Picture 5"/>
-                  <wp:cNvGraphicFramePr>
-                    <a:graphicFrameLocks noChangeAspect="1"/>
-                  </wp:cNvGraphicFramePr>
-                  <a:graphic>
-                    <a:graphicData uri="http://schemas.openxmlformats.org/drawingml/2006/picture">
-                      <pic:pic>
-                        <pic:nvPicPr>
-                          <pic:cNvPr id="0" name="04_nueva_tarea.png"/>
-                          <pic:cNvPicPr/>
-                        </pic:nvPicPr>
-                        <pic:blipFill>
-                          <a:blip r:embed="rId11"/>
-                          <a:stretch>
-                            <a:fillRect/>
-                          </a:stretch>
-                        </pic:blipFill>
-                        <pic:spPr>
-                          <a:xfrm>
-                            <a:off x="0" y="0"/>
-                            <a:ext cx="1872000" cy="4051200"/>
-                          </a:xfrm>
-                          <a:prstGeom prst="rect"/>
-                        </pic:spPr>
-                      </pic:pic>
-                    </a:graphicData>
-                  </a:graphic>
-                </wp:inline>
-              </w:drawing>
-            </w:r>
-          </w:p>
-        </w:tc>
-        <w:tc>
-          <w:tcPr>
-            <w:tcW w:type="dxa" w:w="4873"/>
-          </w:tcPr>
-          <w:p>
-            <w:pPr>
-              <w:jc w:val="center"/>
-            </w:pPr>
-            <w:r>
-              <w:drawing>
-                <wp:inline>
-                  <wp:extent cx="1872000" cy="4051200"/>
-                  <wp:docPr id="6" name="Picture 6"/>
-                  <wp:cNvGraphicFramePr>
-                    <a:graphicFrameLocks noChangeAspect="1"/>
-                  </wp:cNvGraphicFramePr>
-                  <a:graphic>
-                    <a:graphicData uri="http://schemas.openxmlformats.org/drawingml/2006/picture">
-                      <pic:pic>
-                        <pic:nvPicPr>
-                          <pic:cNvPr id="0" name="06_notas.png"/>
-                          <pic:cNvPicPr/>
-                        </pic:nvPicPr>
-                        <pic:blipFill>
-                          <a:blip r:embed="rId12"/>
-                          <a:stretch>
-                            <a:fillRect/>
-                          </a:stretch>
-                        </pic:blipFill>
-                        <pic:spPr>
-                          <a:xfrm>
-                            <a:off x="0" y="0"/>
-                            <a:ext cx="1872000" cy="4051200"/>
-                          </a:xfrm>
-                          <a:prstGeom prst="rect"/>
-                        </pic:spPr>
-                      </pic:pic>
-                    </a:graphicData>
-                  </a:graphic>
-                </wp:inline>
-              </w:drawing>
-            </w:r>
-          </w:p>
-        </w:tc>
-      </w:tr>
-    </w:tbl>
-    <w:p>
-      <w:pPr>
-        <w:pStyle w:val="Caption"/>
-      </w:pPr>
-      <w:r>
-        <w:t xml:space="preserve">Figura </w:t>
-      </w:r>
-      <w:r>
-        <w:fldChar w:fldCharType="begin"/>
-      </w:r>
-      <w:r>
-        <w:instrText xml:space="preserve"> SEQ Figura \* ARABIC </w:instrText>
-      </w:r>
-      <w:r>
-        <w:fldChar w:fldCharType="separate"/>
-      </w:r>
-      <w:r>
-        <w:t>7</w:t>
-      </w:r>
-      <w:r>
-        <w:fldChar w:fldCharType="end"/>
-      </w:r>
-      <w:r>
-        <w:t>. Formulario de nueva tarea (izq.) y pantalla de Notas (der.).</w:t>
-      </w:r>
-    </w:p>
-    <w:p>
-      <w:pPr>
-        <w:pStyle w:val="Heading4"/>
-      </w:pPr>
-      <w:r>
-        <w:t>5.5. Pruebas</w:t>
-      </w:r>
-    </w:p>
-    <w:p>
-      <w:pPr>
-        <w:pStyle w:val="Cuerpo"/>
-      </w:pPr>
-      <w:r>
-        <w:t xml:space="preserve">Se escribieron 4 pruebas: la navegación cambia según el tamaño de pantalla, al marcar una tarea baja el contador de pendientes y el promedio ponderado es correcto. </w:t>
-      </w:r>
-      <w:r>
-        <w:rPr>
-          <w:rFonts w:ascii="Consolas" w:hAnsi="Consolas"/>
-          <w:color w:val="6A1B9A"/>
-          <w:sz w:val="20"/>
-        </w:rPr>
-        <w:t>flutter analyze</w:t>
-      </w:r>
-      <w:r>
-        <w:t xml:space="preserve"> no reportó observaciones y </w:t>
-      </w:r>
-      <w:r>
-        <w:rPr>
-          <w:rFonts w:ascii="Consolas" w:hAnsi="Consolas"/>
-          <w:color w:val="6A1B9A"/>
-          <w:sz w:val="20"/>
-        </w:rPr>
-        <w:t>flutter test</w:t>
-      </w:r>
-      <w:r>
-        <w:t xml:space="preserve"> terminó con </w:t>
-      </w:r>
-      <w:r>
-        <w:rPr>
-          <w:b/>
-        </w:rPr>
-        <w:t>All tests passed!</w:t>
-      </w:r>
-      <w:r>
-        <w:t xml:space="preserve">. Las pruebas detectaron dos desbordamientos en pantallas estrechas, que se corrigieron con </w:t>
-      </w:r>
-      <w:r>
-        <w:rPr>
-          <w:rFonts w:ascii="Consolas" w:hAnsi="Consolas"/>
-          <w:color w:val="6A1B9A"/>
-          <w:sz w:val="20"/>
-        </w:rPr>
-        <w:t>Flexible</w:t>
-      </w:r>
-      <w:r>
-        <w:t>.</w:t>
-      </w:r>
     </w:p>
     <w:p/>
     <w:tbl>
@@ -5466,116 +6023,52 @@
     </w:p>
     <w:p>
       <w:pPr>
-        <w:pStyle w:val="Heading4"/>
-      </w:pPr>
-      <w:r>
-        <w:t>Características favorables</w:t>
-      </w:r>
-    </w:p>
-    <w:p>
-      <w:pPr>
         <w:pStyle w:val="Cuerpo"/>
-        <w:spacing w:after="60"/>
-        <w:ind w:left="454" w:hanging="283"/>
-      </w:pPr>
-      <w:r>
-        <w:t xml:space="preserve">1. </w:t>
-      </w:r>
+      </w:pPr>
       <w:r>
         <w:rPr>
           <w:b/>
         </w:rPr>
-        <w:t>Un solo código, interfaz idéntica en todas las plataformas y alta productividad.</w:t>
-      </w:r>
-      <w:r>
-        <w:t xml:space="preserve"> Con el mismo código Dart se generó la aplicación para Android, iOS, Web y escritorio. Como Flutter dibuja sus propios widgets con su motor gráfico (Impeller/Skia), la interfaz se ve igual en todos los dispositivos. Además, el *hot reload* permite ver los cambios de diseño en menos de un segundo sin perder el estado, lo que agiliza mucho el ajuste fino del layout.</w:t>
+        <w:t>A favor:</w:t>
+      </w:r>
+      <w:r>
+        <w:t xml:space="preserve"> (1) un solo código produce la app para Android, iOS, Web y escritorio con la misma apariencia, y el *hot reload* muestra los cambios de diseño al instante; (2) Material 3 y Cupertino vienen incluidos, y </w:t>
+      </w:r>
+      <w:r>
+        <w:rPr>
+          <w:rFonts w:ascii="Consolas" w:hAnsi="Consolas"/>
+          <w:color w:val="1565C0"/>
+          <w:sz w:val="20"/>
+        </w:rPr>
+        <w:t>LayoutBuilder</w:t>
+      </w:r>
+      <w:r>
+        <w:t xml:space="preserve">, </w:t>
+      </w:r>
+      <w:r>
+        <w:rPr>
+          <w:rFonts w:ascii="Consolas" w:hAnsi="Consolas"/>
+          <w:color w:val="1565C0"/>
+          <w:sz w:val="20"/>
+        </w:rPr>
+        <w:t>NavigationRail</w:t>
+      </w:r>
+      <w:r>
+        <w:t xml:space="preserve"> y los slivers facilitan adaptar la interfaz a cualquier pantalla.</w:t>
       </w:r>
     </w:p>
     <w:p>
       <w:pPr>
         <w:pStyle w:val="Cuerpo"/>
-        <w:spacing w:after="60"/>
-        <w:ind w:left="454" w:hanging="283"/>
-      </w:pPr>
-      <w:r>
-        <w:t xml:space="preserve">2. </w:t>
-      </w:r>
+      </w:pPr>
       <w:r>
         <w:rPr>
           <w:b/>
         </w:rPr>
-        <w:t>Catálogo de widgets amplio y un sistema de layout coherente.</w:t>
-      </w:r>
-      <w:r>
-        <w:t xml:space="preserve"> Material 3 y Cupertino vienen incluidos en el SDK, por lo que toda la aplicación se construyó sin dependencias externas. Al seguir una única regla (restricciones abajo, tamaños arriba) y contar con </w:t>
-      </w:r>
-      <w:r>
-        <w:rPr>
-          <w:rFonts w:ascii="Consolas" w:hAnsi="Consolas"/>
-          <w:color w:val="6A1B9A"/>
-          <w:sz w:val="20"/>
-        </w:rPr>
-        <w:t>LayoutBuilder</w:t>
-      </w:r>
-      <w:r>
-        <w:t xml:space="preserve">, </w:t>
-      </w:r>
-      <w:r>
-        <w:rPr>
-          <w:rFonts w:ascii="Consolas" w:hAnsi="Consolas"/>
-          <w:color w:val="6A1B9A"/>
-          <w:sz w:val="20"/>
-        </w:rPr>
-        <w:t>NavigationRail</w:t>
-      </w:r>
-      <w:r>
-        <w:t>, slivers, etc., adaptar la interfaz a teléfono, tablet y escritorio resultó sencillo.</w:t>
-      </w:r>
-    </w:p>
-    <w:p>
-      <w:pPr>
-        <w:pStyle w:val="Heading4"/>
-      </w:pPr>
-      <w:r>
-        <w:t>Características desfavorables</w:t>
-      </w:r>
-    </w:p>
-    <w:p>
-      <w:pPr>
-        <w:pStyle w:val="Cuerpo"/>
-        <w:spacing w:after="60"/>
-        <w:ind w:left="454" w:hanging="283"/>
-      </w:pPr>
-      <w:r>
-        <w:t xml:space="preserve">1. </w:t>
-      </w:r>
-      <w:r>
-        <w:rPr>
-          <w:b/>
-        </w:rPr>
-        <w:t>Anidamiento excesivo y curva de aprendizaje.</w:t>
-      </w:r>
-      <w:r>
-        <w:t xml:space="preserve"> Como todo es un widget, incluso el relleno o el centrado, el código tiende a formar árboles muy profundos (*"wrapper hell"*) que son difíciles de leer si no se extraen widgets pequeños. Además se debe aprender Dart y comprender el modelo de restricciones; errores como "RenderFlex overflowed" o "unbounded height" son frecuentes al inicio.</w:t>
-      </w:r>
-    </w:p>
-    <w:p>
-      <w:pPr>
-        <w:pStyle w:val="Cuerpo"/>
-        <w:spacing w:after="60"/>
-        <w:ind w:left="454" w:hanging="283"/>
-      </w:pPr>
-      <w:r>
-        <w:t xml:space="preserve">2. </w:t>
-      </w:r>
-      <w:r>
-        <w:rPr>
-          <w:b/>
-        </w:rPr>
-        <w:t>Tamaño de los binarios y limitaciones en la Web.</w:t>
-      </w:r>
-      <w:r>
-        <w:t xml:space="preserve"> La versión web compilada ocupa unos 41 MB (37 MB corresponden al motor CanvasKit) y su primera carga es más lenta que la de una página tradicional; al dibujar sobre un canvas, el contenido no es indexable por buscadores. Asimismo, los componentes "nativos" son imitaciones: si la plataforma actualiza su diseño, hay que esperar a que Flutter lo replique.</w:t>
+        <w:t>En contra:</w:t>
+      </w:r>
+      <w:r>
+        <w:t xml:space="preserve"> (1) el anidamiento de widgets hace el código largo y difícil de leer, y hay que aprender Dart y el modelo de restricciones; (2) los binarios pesan bastante (la versión web ocupa unos 41 MB) y los componentes "nativos" son imitaciones que dibuja el propio Flutter.</w:t>
       </w:r>
     </w:p>
     <w:p/>
@@ -5649,7 +6142,7 @@
         <w:t xml:space="preserve">1. </w:t>
       </w:r>
       <w:r>
-        <w:t xml:space="preserve">Se desarrolló la aplicación multiplataforma </w:t>
+        <w:t xml:space="preserve">Se desarrolló </w:t>
       </w:r>
       <w:r>
         <w:rPr>
@@ -5658,7 +6151,7 @@
         <w:t>AgendaU</w:t>
       </w:r>
       <w:r>
-        <w:t xml:space="preserve"> con Flutter, cuyo diseño de interfaces se derivó directamente del árbol de problemas: cada una de las cinco causas identificadas se atiende con una pantalla específica (Tareas, Horario, Notas, Enfoque e Inicio).</w:t>
+        <w:t xml:space="preserve"> en Flutter con cinco pantallas que responden a las cinco causas del árbol de problemas.</w:t>
       </w:r>
     </w:p>
     <w:p>
@@ -5671,7 +6164,7 @@
         <w:t xml:space="preserve">2. </w:t>
       </w:r>
       <w:r>
-        <w:t>Toda la interfaz se construyó con componentes propios del framework (Material 3 y widgets adaptativos), sin librerías de terceros, demostrando que el SDK por sí solo es suficiente para crear aplicaciones completas y consistentes.</w:t>
+        <w:t>Toda la interfaz se construyó con componentes propios del framework, sin librerías externas.</w:t>
       </w:r>
     </w:p>
     <w:p>
@@ -5684,12 +6177,36 @@
         <w:t xml:space="preserve">3. </w:t>
       </w:r>
       <w:r>
-        <w:t xml:space="preserve">La investigación de los widgets de layout permitió clasificarlos en estructura, un solo hijo, varios hijos, desplazamiento (slivers) y diseño adaptable. Comprender la regla "las restricciones bajan, los tamaños suben y el padre define la posición" fue clave para usar correctamente </w:t>
+        <w:t xml:space="preserve">Con </w:t>
       </w:r>
       <w:r>
         <w:rPr>
           <w:rFonts w:ascii="Consolas" w:hAnsi="Consolas"/>
-          <w:color w:val="6A1B9A"/>
+          <w:color w:val="1565C0"/>
+          <w:sz w:val="20"/>
+        </w:rPr>
+        <w:t>LayoutBuilder</w:t>
+      </w:r>
+      <w:r>
+        <w:t xml:space="preserve"> la misma app cambia su navegación y su horario según el ancho, y funciona en teléfono, tablet y escritorio.</w:t>
+      </w:r>
+    </w:p>
+    <w:p>
+      <w:pPr>
+        <w:pStyle w:val="Cuerpo"/>
+        <w:spacing w:after="60"/>
+        <w:ind w:left="454" w:hanging="283"/>
+      </w:pPr>
+      <w:r>
+        <w:t xml:space="preserve">4. </w:t>
+      </w:r>
+      <w:r>
+        <w:t xml:space="preserve">Entender la regla de restricciones fue clave para usar bien </w:t>
+      </w:r>
+      <w:r>
+        <w:rPr>
+          <w:rFonts w:ascii="Consolas" w:hAnsi="Consolas"/>
+          <w:color w:val="1565C0"/>
           <w:sz w:val="20"/>
         </w:rPr>
         <w:t>Expanded</w:t>
@@ -5700,61 +6217,13 @@
       <w:r>
         <w:rPr>
           <w:rFonts w:ascii="Consolas" w:hAnsi="Consolas"/>
-          <w:color w:val="6A1B9A"/>
-          <w:sz w:val="20"/>
-        </w:rPr>
-        <w:t>Flexible</w:t>
-      </w:r>
-      <w:r>
-        <w:t xml:space="preserve">, </w:t>
-      </w:r>
-      <w:r>
-        <w:rPr>
-          <w:rFonts w:ascii="Consolas" w:hAnsi="Consolas"/>
-          <w:color w:val="6A1B9A"/>
+          <w:color w:val="1565C0"/>
           <w:sz w:val="20"/>
         </w:rPr>
         <w:t>Stack</w:t>
       </w:r>
       <w:r>
-        <w:t xml:space="preserve"> y los widgets desplazables.</w:t>
-      </w:r>
-    </w:p>
-    <w:p>
-      <w:pPr>
-        <w:pStyle w:val="Cuerpo"/>
-        <w:spacing w:after="60"/>
-        <w:ind w:left="454" w:hanging="283"/>
-      </w:pPr>
-      <w:r>
-        <w:t xml:space="preserve">4. </w:t>
-      </w:r>
-      <w:r>
-        <w:t xml:space="preserve">Con </w:t>
-      </w:r>
-      <w:r>
-        <w:rPr>
-          <w:rFonts w:ascii="Consolas" w:hAnsi="Consolas"/>
-          <w:color w:val="6A1B9A"/>
-          <w:sz w:val="20"/>
-        </w:rPr>
-        <w:t>LayoutBuilder</w:t>
-      </w:r>
-      <w:r>
-        <w:t xml:space="preserve"> y puntos de corte se logró una misma aplicación que cambia su navegación (barra inferior o riel lateral) y su presentación (horario por día o semanal) según el ancho, ofreciendo una buena experiencia en teléfono, tablet y escritorio.</w:t>
-      </w:r>
-    </w:p>
-    <w:p>
-      <w:pPr>
-        <w:pStyle w:val="Cuerpo"/>
-        <w:spacing w:after="60"/>
-        <w:ind w:left="454" w:hanging="283"/>
-      </w:pPr>
-      <w:r>
-        <w:t xml:space="preserve">5. </w:t>
-      </w:r>
-      <w:r>
-        <w:t>Las pruebas de widgets y el analizador estático ayudaron a detectar desbordamientos de layout antes de la entrega, lo que evidencia la importancia de probar la interfaz en varios tamaños de pantalla.</w:t>
+        <w:t xml:space="preserve"> y las listas, y las pruebas ayudaron a detectar desbordamientos.</w:t>
       </w:r>
     </w:p>
     <w:p/>
@@ -6457,7 +6926,7 @@
         <w:ind w:left="113" w:right="113"/>
       </w:pPr>
       <w:r>
-        <w:t xml:space="preserve">    const semilla = Color(0xFF6A1B9A);</w:t>
+        <w:t xml:space="preserve">    const semilla = Color(0xFF1565C0);</w:t>
       </w:r>
     </w:p>
     <w:p>
@@ -13533,7 +14002,7 @@
         <w:ind w:left="113" w:right="113"/>
       </w:pPr>
       <w:r>
-        <w:t xml:space="preserve">              colors: [esquema.primaryContainer, esquema.tertiaryContainer],</w:t>
+        <w:t xml:space="preserve">              colors: [esquema.primaryContainer, esquema.secondaryContainer],</w:t>
       </w:r>
     </w:p>
     <w:p>
